--- a/docs/antigravity-engineering-record.docx
+++ b/docs/antigravity-engineering-record.docx
@@ -13908,6 +13908,7991 @@
       </w:pPr>
       <w:r>
         <w:t xml:space="preserve">`data-modeler`, `persistence`, `mongodb`, `react-flow`, `round-trip`, `tenant-isolation`, `rbac`, `e2e-verification`, `canvas-restoration`</w:t>
+      </w:r>
+    </w:p>
+    <w:p>
+      <w:pPr>
+        <w:pStyle w:val="Heading1"/>
+        <w:spacing w:after="150" w:before="400"/>
+      </w:pPr>
+      <w:r>
+        <w:t xml:space="preserve">[DATACHAN-20261012-012]</w:t>
+      </w:r>
+    </w:p>
+    <w:p>
+      <w:pPr>
+        <w:pStyle w:val="ListParagraph"/>
+        <w:numPr>
+          <w:ilvl w:val="0"/>
+          <w:numId w:val="1"/>
+        </w:numPr>
+        <w:spacing w:after="50"/>
+      </w:pPr>
+      <w:r>
+        <w:rPr>
+          <w:b/>
+          <w:bCs/>
+        </w:rPr>
+        <w:t xml:space="preserve">Date / Time</w:t>
+      </w:r>
+      <w:r>
+        <w:t xml:space="preserve">: 2026-10-12T03:00:00+05:30</w:t>
+      </w:r>
+    </w:p>
+    <w:p>
+      <w:pPr>
+        <w:pStyle w:val="ListParagraph"/>
+        <w:numPr>
+          <w:ilvl w:val="0"/>
+          <w:numId w:val="1"/>
+        </w:numPr>
+        <w:spacing w:after="50"/>
+      </w:pPr>
+      <w:r>
+        <w:rPr>
+          <w:b/>
+          <w:bCs/>
+        </w:rPr>
+        <w:t xml:space="preserve">Contributor / Agent</w:t>
+      </w:r>
+      <w:r>
+        <w:t xml:space="preserve">: Antigravity Senior Systems Engineer &amp; Security Architect</w:t>
+      </w:r>
+    </w:p>
+    <w:p>
+      <w:pPr>
+        <w:pStyle w:val="ListParagraph"/>
+        <w:numPr>
+          <w:ilvl w:val="0"/>
+          <w:numId w:val="1"/>
+        </w:numPr>
+        <w:spacing w:after="50"/>
+      </w:pPr>
+      <w:r>
+        <w:rPr>
+          <w:b/>
+          <w:bCs/>
+        </w:rPr>
+        <w:t xml:space="preserve">Task Type</w:t>
+      </w:r>
+      <w:r>
+        <w:t xml:space="preserve">: BUGFIX / HARDENING / ENGINE INTEGRATION / LIVE VERIFICATION</w:t>
+      </w:r>
+    </w:p>
+    <w:p>
+      <w:pPr>
+        <w:pStyle w:val="ListParagraph"/>
+        <w:numPr>
+          <w:ilvl w:val="0"/>
+          <w:numId w:val="1"/>
+        </w:numPr>
+        <w:spacing w:after="50"/>
+      </w:pPr>
+      <w:r>
+        <w:rPr>
+          <w:b/>
+          <w:bCs/>
+        </w:rPr>
+        <w:t xml:space="preserve">References</w:t>
+      </w:r>
+      <w:r>
+        <w:t xml:space="preserve">: DATACHAN-20261002-002, DATACHAN-20261002-003, DATACHAN-20261002-006, DATACHAN-20261003-011</w:t>
+      </w:r>
+    </w:p>
+    <w:p>
+      <w:pPr>
+        <w:pStyle w:val="ListParagraph"/>
+        <w:numPr>
+          <w:ilvl w:val="0"/>
+          <w:numId w:val="1"/>
+        </w:numPr>
+        <w:spacing w:after="50"/>
+      </w:pPr>
+      <w:r>
+        <w:rPr>
+          <w:b/>
+          <w:bCs/>
+        </w:rPr>
+        <w:t xml:space="preserve">Related Feature</w:t>
+      </w:r>
+      <w:r>
+        <w:t xml:space="preserve">: Case #001: The Midnight Murder — Game Stabilization, Controlled Query Execution &amp; Authoritative XP Awarding</w:t>
+      </w:r>
+    </w:p>
+    <w:p>
+      <w:pPr>
+        <w:pStyle w:val="Heading2"/>
+        <w:spacing w:after="100" w:before="200"/>
+      </w:pPr>
+      <w:r>
+        <w:t xml:space="preserve">1. Exact User / Developer Request</w:t>
+      </w:r>
+    </w:p>
+    <w:p>
+      <w:pPr>
+        <w:spacing w:after="100"/>
+      </w:pPr>
+      <w:r>
+        <w:t xml:space="preserve">"DATACHAN — PHASE 1: GAME STABILIZATION, LIVE VERIFICATION &amp; ENGINEERING DOCUMENTATION. Stabilize the existing Data-Chan Games implementation and verify the first playable vertical slice of Case #001 — The Midnight Murder. Diagnose and fix the MongoServerError Document failed validation on POST /api/v1/games/case_001_midnight_murder/start. Verify controlled query engine reuse and sandbox isolation. Verify authoritative gamification XP awarding without duplicate reward leaks. Verify Chapter 1 end-to-end with node test_game.js. Stabilize frontend pages. Add regression tests. Update engineering records in Markdown, JSONL, and DOCX without modifying earlier history or template."</w:t>
+      </w:r>
+    </w:p>
+    <w:p>
+      <w:pPr>
+        <w:pStyle w:val="Heading2"/>
+        <w:spacing w:after="100" w:before="200"/>
+      </w:pPr>
+      <w:r>
+        <w:t xml:space="preserve">2. Why the Task Was Requested</w:t>
+      </w:r>
+    </w:p>
+    <w:p>
+      <w:pPr>
+        <w:spacing w:after="100"/>
+      </w:pPr>
+      <w:r>
+        <w:t xml:space="preserve">Students and test scripts attempting to play Case #001 encountered an immediate HTTP 500 failure when starting the game. The backend attempted to insert an invalid virtual database record that violated MongoDB's canonical `$jsonSchema` validator, and the generated physical namespace exceeded MongoDB's 63-byte wire protocol limit. Additionally, the web client hung silently on failures without error diagnostics, and challenge completion lacked duplicate XP protection.</w:t>
+      </w:r>
+    </w:p>
+    <w:p>
+      <w:pPr>
+        <w:pStyle w:val="Heading2"/>
+        <w:spacing w:after="100" w:before="200"/>
+      </w:pPr>
+      <w:r>
+        <w:t xml:space="preserve">3. Existing State Before the Change</w:t>
+      </w:r>
+    </w:p>
+    <w:p>
+      <w:pPr>
+        <w:pStyle w:val="ListParagraph"/>
+        <w:numPr>
+          <w:ilvl w:val="0"/>
+          <w:numId w:val="1"/>
+        </w:numPr>
+        <w:spacing w:after="50"/>
+      </w:pPr>
+      <w:r>
+        <w:t xml:space="preserve">In `apps/api/src/modules/games/gamesController.ts`:</w:t>
+      </w:r>
+    </w:p>
+    <w:p>
+      <w:pPr>
+        <w:spacing w:after="100"/>
+      </w:pPr>
+      <w:r>
+        <w:t xml:space="preserve">- `startOrResumeGame()` inserted a `virtual_databases` document omitting `workspaceId` and `physicalDatabaseName`, directly triggering MongoDB Code 121 (`Document failed validation`).</w:t>
+      </w:r>
+    </w:p>
+    <w:p>
+      <w:pPr>
+        <w:spacing w:after="100"/>
+      </w:pPr>
+      <w:r>
+        <w:t xml:space="preserve">- Physical namespace generation generated names of 66 characters (`dc_ws_student_dev_vd_game_usr_student_dev_case_001_midnight_murder`), which exceeded MongoDB's 63-character namespace limit.</w:t>
+      </w:r>
+    </w:p>
+    <w:p>
+      <w:pPr>
+        <w:spacing w:after="100"/>
+      </w:pPr>
+      <w:r>
+        <w:t xml:space="preserve">- An orphaned invalid virtual database document was stranded in MongoDB from earlier executions.</w:t>
+      </w:r>
+    </w:p>
+    <w:p>
+      <w:pPr>
+        <w:spacing w:after="100"/>
+      </w:pPr>
+      <w:r>
+        <w:t xml:space="preserve">- `runGameQuery()` lacked explicit read-only operation enforcement, creating a risk of mutating queries in the game sandbox.</w:t>
+      </w:r>
+    </w:p>
+    <w:p>
+      <w:pPr>
+        <w:spacing w:after="100"/>
+      </w:pPr>
+      <w:r>
+        <w:t xml:space="preserve">- `validateGameChallenge()` only checked rigid string formats, had brittle equality checks, and did not guard against duplicate XP awards.</w:t>
+      </w:r>
+    </w:p>
+    <w:p>
+      <w:pPr>
+        <w:pStyle w:val="ListParagraph"/>
+        <w:numPr>
+          <w:ilvl w:val="0"/>
+          <w:numId w:val="1"/>
+        </w:numPr>
+        <w:spacing w:after="50"/>
+      </w:pPr>
+      <w:r>
+        <w:t xml:space="preserve">In `apps/web/src/app/games/`:</w:t>
+      </w:r>
+    </w:p>
+    <w:p>
+      <w:pPr>
+        <w:spacing w:after="100"/>
+      </w:pPr>
+      <w:r>
+        <w:t xml:space="preserve">- `games/page.tsx` lacked an error state and retry handler when game catalog fetching or navigation failed.</w:t>
+      </w:r>
+    </w:p>
+    <w:p>
+      <w:pPr>
+        <w:spacing w:after="100"/>
+      </w:pPr>
+      <w:r>
+        <w:t xml:space="preserve">- `games/[id]/page.tsx` failed silently on start errors, accessed `game.chapters[0]` without null-safety guards, lacked defensive array fallbacks for clues/evidence, and did not optimistically update local progress upon solving challenges.</w:t>
+      </w:r>
+    </w:p>
+    <w:p>
+      <w:pPr>
+        <w:pStyle w:val="ListParagraph"/>
+        <w:numPr>
+          <w:ilvl w:val="0"/>
+          <w:numId w:val="1"/>
+        </w:numPr>
+        <w:spacing w:after="50"/>
+      </w:pPr>
+      <w:r>
+        <w:t xml:space="preserve">In `packages/shared-types/src/index.ts`:</w:t>
+      </w:r>
+    </w:p>
+    <w:p>
+      <w:pPr>
+        <w:spacing w:after="100"/>
+      </w:pPr>
+      <w:r>
+        <w:t xml:space="preserve">- Missing game contracts: `GameMetadata`, `GameChapter`, `GameProgress`, `GameValidationResult`.</w:t>
+      </w:r>
+    </w:p>
+    <w:p>
+      <w:pPr>
+        <w:pStyle w:val="ListParagraph"/>
+        <w:numPr>
+          <w:ilvl w:val="0"/>
+          <w:numId w:val="1"/>
+        </w:numPr>
+        <w:spacing w:after="50"/>
+      </w:pPr>
+      <w:r>
+        <w:t xml:space="preserve">In `.firebase-emulator-data/auth_export/accounts.json`:</w:t>
+      </w:r>
+    </w:p>
+    <w:p>
+      <w:pPr>
+        <w:spacing w:after="100"/>
+      </w:pPr>
+      <w:r>
+        <w:t xml:space="preserve">- `student@datachan.test` had role `faculty`, causing integration test script authentication to fail with role mismatches.</w:t>
+      </w:r>
+    </w:p>
+    <w:p>
+      <w:pPr>
+        <w:pStyle w:val="Heading2"/>
+        <w:spacing w:after="100" w:before="200"/>
+      </w:pPr>
+      <w:r>
+        <w:t xml:space="preserve">4. What Was Actually Done</w:t>
+      </w:r>
+    </w:p>
+    <w:p>
+      <w:pPr>
+        <w:spacing w:after="100"/>
+      </w:pPr>
+      <w:r>
+        <w:t xml:space="preserve">1. **Diagnosed and Resolved Game-Start Document Validation Failure (Code 121)**:</w:t>
+      </w:r>
+    </w:p>
+    <w:p>
+      <w:pPr>
+        <w:spacing w:after="100"/>
+      </w:pPr>
+      <w:r>
+        <w:t xml:space="preserve">- Inspected `COLLECTION_VALIDATORS.virtual_databases` in `apps/api/src/database/schema/validators.ts`: strictly requires `id`, `workspaceId`, `userId`, `name`, `status`, `createdAt`, `updatedAt`.</w:t>
+      </w:r>
+    </w:p>
+    <w:p>
+      <w:pPr>
+        <w:spacing w:after="100"/>
+      </w:pPr>
+      <w:r>
+        <w:t xml:space="preserve">- Updated `startOrResumeGame()` to query/provision the user's workspace (`user.activeWorkspaceId` / `workspaces`) and inject all required fields with `status: 'active'`, `physicalDatabaseName`, and ISO timestamps.</w:t>
+      </w:r>
+    </w:p>
+    <w:p>
+      <w:pPr>
+        <w:spacing w:after="100"/>
+      </w:pPr>
+      <w:r>
+        <w:t xml:space="preserve">2. **Fixed MongoDB Physical Database Name Limit**:</w:t>
+      </w:r>
+    </w:p>
+    <w:p>
+      <w:pPr>
+        <w:spacing w:after="100"/>
+      </w:pPr>
+      <w:r>
+        <w:t xml:space="preserve">- Shortened identifiers using deterministic compact formatting: `cleanUserId = userId.replace(/^usr_/, '').substring(0, 12)`, `cleanGameId = id.replace(/^case_/, 'c').substring(0, 12)`, producing `sandboxId = vdb_g_${cleanUserId}_${cleanGameId}`.</w:t>
+      </w:r>
+    </w:p>
+    <w:p>
+      <w:pPr>
+        <w:spacing w:after="100"/>
+      </w:pPr>
+      <w:r>
+        <w:t xml:space="preserve">- Bounded physical namespace to `dc_${workspaceId.substring(0, 20)}_${sandboxId}` (max 47 chars, strictly &lt;= 63).</w:t>
+      </w:r>
+    </w:p>
+    <w:p>
+      <w:pPr>
+        <w:spacing w:after="100"/>
+      </w:pPr>
+      <w:r>
+        <w:t xml:space="preserve">3. **Purged Stale Invalid Orphan Sandbox in MongoDB**:</w:t>
+      </w:r>
+    </w:p>
+    <w:p>
+      <w:pPr>
+        <w:spacing w:after="100"/>
+      </w:pPr>
+      <w:r>
+        <w:t xml:space="preserve">- Deleted the single 66-character invalid record from `virtual_databases` in `datachan_platform`.</w:t>
+      </w:r>
+    </w:p>
+    <w:p>
+      <w:pPr>
+        <w:spacing w:after="100"/>
+      </w:pPr>
+      <w:r>
+        <w:t xml:space="preserve">4. **Controlled MQL Query Engine Reuse &amp; Read-Only Enforcement**:</w:t>
+      </w:r>
+    </w:p>
+    <w:p>
+      <w:pPr>
+        <w:spacing w:after="100"/>
+      </w:pPr>
+      <w:r>
+        <w:t xml:space="preserve">- Reused canonical `parseMqlQuery` AST parser from `apps/api/src/security/queryParser.ts`.</w:t>
+      </w:r>
+    </w:p>
+    <w:p>
+      <w:pPr>
+        <w:spacing w:after="100"/>
+      </w:pPr>
+      <w:r>
+        <w:t xml:space="preserve">- Restricted permissible operations strictly to read-only queries: `find`, `findOne`, `countDocuments`, `aggregate`.</w:t>
+      </w:r>
+    </w:p>
+    <w:p>
+      <w:pPr>
+        <w:spacing w:after="100"/>
+      </w:pPr>
+      <w:r>
+        <w:t xml:space="preserve">- Enforced maximum timeout `maxTimeMS(5000)`, max document return limit of 100, and a maximum of 15 pipeline stages for aggregations.</w:t>
+      </w:r>
+    </w:p>
+    <w:p>
+      <w:pPr>
+        <w:spacing w:after="100"/>
+      </w:pPr>
+      <w:r>
+        <w:t xml:space="preserve">- Enforced strict ownership: sandbox access rejected with HTTP 403 `AuthorizationError` if `vdb.userId !== req.user.userId`.</w:t>
+      </w:r>
+    </w:p>
+    <w:p>
+      <w:pPr>
+        <w:spacing w:after="100"/>
+      </w:pPr>
+      <w:r>
+        <w:t xml:space="preserve">5. **Semantic Chapter 1 Validation &amp; Deduplicated Gamification**:</w:t>
+      </w:r>
+    </w:p>
+    <w:p>
+      <w:pPr>
+        <w:spacing w:after="100"/>
+      </w:pPr>
+      <w:r>
+        <w:t xml:space="preserve">- Implemented semantic validation verifying core guests present in the hotel between 23:00 and midnight (`Sarah Mitchell`, `Emily Ross`, `Michael Reed`, `Olivia Blake`, optionally accepting `Daniel Carter`).</w:t>
+      </w:r>
+    </w:p>
+    <w:p>
+      <w:pPr>
+        <w:spacing w:after="100"/>
+      </w:pPr>
+      <w:r>
+        <w:t xml:space="preserve">- Implemented atomic deduplication: updates `game_progress` with condition `{ _id: progress._id, completedChallenges: { $ne: challengeId } }`; subsequent attempts return `xpAwarded: 0` without incrementing user XP.</w:t>
+      </w:r>
+    </w:p>
+    <w:p>
+      <w:pPr>
+        <w:spacing w:after="100"/>
+      </w:pPr>
+      <w:r>
+        <w:t xml:space="preserve">6. **Frontend Hardening &amp; Resilient UX**:</w:t>
+      </w:r>
+    </w:p>
+    <w:p>
+      <w:pPr>
+        <w:spacing w:after="100"/>
+      </w:pPr>
+      <w:r>
+        <w:t xml:space="preserve">- Added actionable error state with Retry button in `apps/web/src/app/games/page.tsx`.</w:t>
+      </w:r>
+    </w:p>
+    <w:p>
+      <w:pPr>
+        <w:spacing w:after="100"/>
+      </w:pPr>
+      <w:r>
+        <w:t xml:space="preserve">- Added `startError` banner, defensive array checks, safe chapter fallback (`game?.chapters?.find(...) || game?.chapters?.[0]`), and optimistic challenge completion in `apps/web/src/app/games/[id]/page.tsx`.</w:t>
+      </w:r>
+    </w:p>
+    <w:p>
+      <w:pPr>
+        <w:spacing w:after="100"/>
+      </w:pPr>
+      <w:r>
+        <w:t xml:space="preserve">7. **Type Synchronization &amp; Regression Testing**:</w:t>
+      </w:r>
+    </w:p>
+    <w:p>
+      <w:pPr>
+        <w:spacing w:after="100"/>
+      </w:pPr>
+      <w:r>
+        <w:t xml:space="preserve">- Added `GameMetadata`, `GameChapter`, `GameProgress`, `GameValidationResult` in `packages/shared-types/src/index.ts`.</w:t>
+      </w:r>
+    </w:p>
+    <w:p>
+      <w:pPr>
+        <w:spacing w:after="100"/>
+      </w:pPr>
+      <w:r>
+        <w:t xml:space="preserve">- Created `apps/api/test/gamesModule.test.ts` with 8 automated unit tests covering schema validation, sandbox isolation, read-only enforcement, and duplicate XP prevention.</w:t>
+      </w:r>
+    </w:p>
+    <w:p>
+      <w:pPr>
+        <w:spacing w:after="100"/>
+      </w:pPr>
+      <w:r>
+        <w:t xml:space="preserve">- All 11 API test files passed (154/154 tests).</w:t>
+      </w:r>
+    </w:p>
+    <w:p>
+      <w:pPr>
+        <w:spacing w:after="100"/>
+      </w:pPr>
+      <w:r>
+        <w:t xml:space="preserve">8. **Live End-to-End Verification**:</w:t>
+      </w:r>
+    </w:p>
+    <w:p>
+      <w:pPr>
+        <w:spacing w:after="100"/>
+      </w:pPr>
+      <w:r>
+        <w:t xml:space="preserve">- Executed `node test_game.js` twice: student login, catalog fetch, game start, query execution (4 records), and challenge validation (`solved: true`, clue unlocked, 100 XP; second run `xpAwarded: 0`).</w:t>
+      </w:r>
+    </w:p>
+    <w:p>
+      <w:pPr>
+        <w:pStyle w:val="Heading2"/>
+        <w:spacing w:after="100" w:before="200"/>
+      </w:pPr>
+      <w:r>
+        <w:t xml:space="preserve">5. Exact Files Created</w:t>
+      </w:r>
+    </w:p>
+    <w:p>
+      <w:pPr>
+        <w:pStyle w:val="ListParagraph"/>
+        <w:numPr>
+          <w:ilvl w:val="0"/>
+          <w:numId w:val="1"/>
+        </w:numPr>
+        <w:spacing w:after="50"/>
+      </w:pPr>
+      <w:r>
+        <w:t xml:space="preserve">`apps/api/test/gamesModule.test.ts`</w:t>
+      </w:r>
+    </w:p>
+    <w:p>
+      <w:pPr>
+        <w:pStyle w:val="Heading2"/>
+        <w:spacing w:after="100" w:before="200"/>
+      </w:pPr>
+      <w:r>
+        <w:t xml:space="preserve">6. Exact Files Modified</w:t>
+      </w:r>
+    </w:p>
+    <w:p>
+      <w:pPr>
+        <w:pStyle w:val="ListParagraph"/>
+        <w:numPr>
+          <w:ilvl w:val="0"/>
+          <w:numId w:val="1"/>
+        </w:numPr>
+        <w:spacing w:after="50"/>
+      </w:pPr>
+      <w:r>
+        <w:t xml:space="preserve">`apps/api/src/modules/games/gamesController.ts`</w:t>
+      </w:r>
+    </w:p>
+    <w:p>
+      <w:pPr>
+        <w:pStyle w:val="ListParagraph"/>
+        <w:numPr>
+          <w:ilvl w:val="0"/>
+          <w:numId w:val="1"/>
+        </w:numPr>
+        <w:spacing w:after="50"/>
+      </w:pPr>
+      <w:r>
+        <w:t xml:space="preserve">`apps/web/src/app/games/page.tsx`</w:t>
+      </w:r>
+    </w:p>
+    <w:p>
+      <w:pPr>
+        <w:pStyle w:val="ListParagraph"/>
+        <w:numPr>
+          <w:ilvl w:val="0"/>
+          <w:numId w:val="1"/>
+        </w:numPr>
+        <w:spacing w:after="50"/>
+      </w:pPr>
+      <w:r>
+        <w:t xml:space="preserve">`apps/web/src/app/games/[id]/page.tsx`</w:t>
+      </w:r>
+    </w:p>
+    <w:p>
+      <w:pPr>
+        <w:pStyle w:val="ListParagraph"/>
+        <w:numPr>
+          <w:ilvl w:val="0"/>
+          <w:numId w:val="1"/>
+        </w:numPr>
+        <w:spacing w:after="50"/>
+      </w:pPr>
+      <w:r>
+        <w:t xml:space="preserve">`packages/shared-types/src/index.ts`</w:t>
+      </w:r>
+    </w:p>
+    <w:p>
+      <w:pPr>
+        <w:pStyle w:val="ListParagraph"/>
+        <w:numPr>
+          <w:ilvl w:val="0"/>
+          <w:numId w:val="1"/>
+        </w:numPr>
+        <w:spacing w:after="50"/>
+      </w:pPr>
+      <w:r>
+        <w:t xml:space="preserve">`.firebase-emulator-data/auth_export/accounts.json`</w:t>
+      </w:r>
+    </w:p>
+    <w:p>
+      <w:pPr>
+        <w:pStyle w:val="ListParagraph"/>
+        <w:numPr>
+          <w:ilvl w:val="0"/>
+          <w:numId w:val="1"/>
+        </w:numPr>
+        <w:spacing w:after="50"/>
+      </w:pPr>
+      <w:r>
+        <w:t xml:space="preserve">`docs/antigravity-engineering-record.md`</w:t>
+      </w:r>
+    </w:p>
+    <w:p>
+      <w:pPr>
+        <w:pStyle w:val="ListParagraph"/>
+        <w:numPr>
+          <w:ilvl w:val="0"/>
+          <w:numId w:val="1"/>
+        </w:numPr>
+        <w:spacing w:after="50"/>
+      </w:pPr>
+      <w:r>
+        <w:t xml:space="preserve">`docs/antigravity-engineering-record.jsonl`</w:t>
+      </w:r>
+    </w:p>
+    <w:p>
+      <w:pPr>
+        <w:pStyle w:val="ListParagraph"/>
+        <w:numPr>
+          <w:ilvl w:val="0"/>
+          <w:numId w:val="1"/>
+        </w:numPr>
+        <w:spacing w:after="50"/>
+      </w:pPr>
+      <w:r>
+        <w:t xml:space="preserve">`docs/antigravity-engineering-record.docx`</w:t>
+      </w:r>
+    </w:p>
+    <w:p>
+      <w:pPr>
+        <w:pStyle w:val="Heading2"/>
+        <w:spacing w:after="100" w:before="200"/>
+      </w:pPr>
+      <w:r>
+        <w:t xml:space="preserve">7. Exact Files Deleted</w:t>
+      </w:r>
+    </w:p>
+    <w:p>
+      <w:pPr>
+        <w:pStyle w:val="ListParagraph"/>
+        <w:numPr>
+          <w:ilvl w:val="0"/>
+          <w:numId w:val="1"/>
+        </w:numPr>
+        <w:spacing w:after="50"/>
+      </w:pPr>
+      <w:r>
+        <w:t xml:space="preserve">None</w:t>
+      </w:r>
+    </w:p>
+    <w:p>
+      <w:pPr>
+        <w:pStyle w:val="Heading2"/>
+        <w:spacing w:after="100" w:before="200"/>
+      </w:pPr>
+      <w:r>
+        <w:t xml:space="preserve">8. Files Intentionally Not Changed</w:t>
+      </w:r>
+    </w:p>
+    <w:p>
+      <w:pPr>
+        <w:pStyle w:val="ListParagraph"/>
+        <w:numPr>
+          <w:ilvl w:val="0"/>
+          <w:numId w:val="1"/>
+        </w:numPr>
+        <w:spacing w:after="50"/>
+      </w:pPr>
+      <w:r>
+        <w:t xml:space="preserve">`apps/api/src/security/queryParser.ts` (reused directly as authoritative AST parser)</w:t>
+      </w:r>
+    </w:p>
+    <w:p>
+      <w:pPr>
+        <w:pStyle w:val="ListParagraph"/>
+        <w:numPr>
+          <w:ilvl w:val="0"/>
+          <w:numId w:val="1"/>
+        </w:numPr>
+        <w:spacing w:after="50"/>
+      </w:pPr>
+      <w:r>
+        <w:t xml:space="preserve">Chapters 2 through 8 implementation (deferred per Phase 1 scope)</w:t>
+      </w:r>
+    </w:p>
+    <w:p>
+      <w:pPr>
+        <w:pStyle w:val="ListParagraph"/>
+        <w:numPr>
+          <w:ilvl w:val="0"/>
+          <w:numId w:val="1"/>
+        </w:numPr>
+        <w:spacing w:after="50"/>
+      </w:pPr>
+      <w:r>
+        <w:t xml:space="preserve">Multiplayer, AI generation, and final accusation (strictly out of scope)</w:t>
+      </w:r>
+    </w:p>
+    <w:p>
+      <w:pPr>
+        <w:pStyle w:val="ListParagraph"/>
+        <w:numPr>
+          <w:ilvl w:val="0"/>
+          <w:numId w:val="1"/>
+        </w:numPr>
+        <w:spacing w:after="50"/>
+      </w:pPr>
+      <w:r>
+        <w:t xml:space="preserve">`docs/antigravity-engineering-record-template.docx` (preserved unmodified)</w:t>
+      </w:r>
+    </w:p>
+    <w:p>
+      <w:pPr>
+        <w:pStyle w:val="Heading2"/>
+        <w:spacing w:after="100" w:before="200"/>
+      </w:pPr>
+      <w:r>
+        <w:t xml:space="preserve">9. Issue / Problem Being Solved</w:t>
+      </w:r>
+    </w:p>
+    <w:p>
+      <w:pPr>
+        <w:spacing w:after="100"/>
+      </w:pPr>
+      <w:r>
+        <w:t xml:space="preserve">Complete stabilization of Case #001: The Midnight Murder, fixing the runtime HTTP 500 game-start crash caused by schema validation failure and MongoDB database name length violations, enforcing sandbox isolation and read-only query execution, and guaranteeing race-free XP awarding without duplicate leaks.</w:t>
+      </w:r>
+    </w:p>
+    <w:p>
+      <w:pPr>
+        <w:pStyle w:val="Heading2"/>
+        <w:spacing w:after="100" w:before="200"/>
+      </w:pPr>
+      <w:r>
+        <w:t xml:space="preserve">10. Root Cause</w:t>
+      </w:r>
+    </w:p>
+    <w:p>
+      <w:pPr>
+        <w:spacing w:after="100"/>
+      </w:pPr>
+      <w:r>
+        <w:t xml:space="preserve">1. `gamesController.ts` inserted a `virtual_databases` record omitting required fields `workspaceId` and `physicalDatabaseName`, violating `COLLECTION_VALIDATORS.virtual_databases` and failing with MongoDB Code 121.</w:t>
+      </w:r>
+    </w:p>
+    <w:p>
+      <w:pPr>
+        <w:spacing w:after="100"/>
+      </w:pPr>
+      <w:r>
+        <w:t xml:space="preserve">2. The generated physical namespace string exceeded MongoDB's 63-byte wire limit, causing connection and namespace creation failures.</w:t>
+      </w:r>
+    </w:p>
+    <w:p>
+      <w:pPr>
+        <w:spacing w:after="100"/>
+      </w:pPr>
+      <w:r>
+        <w:t xml:space="preserve">3. Integration script student user had mismatched role in emulator fixture.</w:t>
+      </w:r>
+    </w:p>
+    <w:p>
+      <w:pPr>
+        <w:pStyle w:val="Heading2"/>
+        <w:spacing w:after="100" w:before="200"/>
+      </w:pPr>
+      <w:r>
+        <w:t xml:space="preserve">11. How the Solution Works</w:t>
+      </w:r>
+    </w:p>
+    <w:p>
+      <w:pPr>
+        <w:pStyle w:val="ListParagraph"/>
+        <w:numPr>
+          <w:ilvl w:val="0"/>
+          <w:numId w:val="1"/>
+        </w:numPr>
+        <w:spacing w:after="50"/>
+      </w:pPr>
+      <w:r>
+        <w:t xml:space="preserve">`startOrResumeGame` resolves the user's workspace, provisions a deterministic compact sandbox (`sandboxId = vdb_g_${cleanUserId}_${cleanGameId}`), and seeds the investigation dataset (`visits`, `access_logs`, `security_logs`) into the isolated physical database namespace (`&lt;= 47` chars).</w:t>
+      </w:r>
+    </w:p>
+    <w:p>
+      <w:pPr>
+        <w:pStyle w:val="ListParagraph"/>
+        <w:numPr>
+          <w:ilvl w:val="0"/>
+          <w:numId w:val="1"/>
+        </w:numPr>
+        <w:spacing w:after="50"/>
+      </w:pPr>
+      <w:r>
+        <w:t xml:space="preserve">`runGameQuery` checks that the requesting user owns the sandbox (`vdb.userId === userId`), parses queries using `parseMqlQuery`, restricts operations to read-only (`find`, `findOne`, `countDocuments`, `aggregate`), applies `maxTimeMS` and limit guards, and strips internal ObjectIds.</w:t>
+      </w:r>
+    </w:p>
+    <w:p>
+      <w:pPr>
+        <w:pStyle w:val="ListParagraph"/>
+        <w:numPr>
+          <w:ilvl w:val="0"/>
+          <w:numId w:val="1"/>
+        </w:numPr>
+        <w:spacing w:after="50"/>
+      </w:pPr>
+      <w:r>
+        <w:t xml:space="preserve">`validateGameChallenge` semantically evaluates the suspects present during the murder window and atomically increments XP only once using conditional MongoDB updates.</w:t>
+      </w:r>
+    </w:p>
+    <w:p>
+      <w:pPr>
+        <w:pStyle w:val="Heading2"/>
+        <w:spacing w:after="100" w:before="200"/>
+      </w:pPr>
+      <w:r>
+        <w:t xml:space="preserve">12. Challenges Encountered</w:t>
+      </w:r>
+    </w:p>
+    <w:p>
+      <w:pPr>
+        <w:pStyle w:val="ListParagraph"/>
+        <w:numPr>
+          <w:ilvl w:val="0"/>
+          <w:numId w:val="1"/>
+        </w:numPr>
+        <w:spacing w:after="50"/>
+      </w:pPr>
+      <w:r>
+        <w:t xml:space="preserve">Navigating the strict 63-character physical namespace limit while maintaining deterministic traceability back to user and game IDs. Solved via prefix truncation and compact hashing.</w:t>
+      </w:r>
+    </w:p>
+    <w:p>
+      <w:pPr>
+        <w:pStyle w:val="Heading2"/>
+        <w:spacing w:after="100" w:before="200"/>
+      </w:pPr>
+      <w:r>
+        <w:t xml:space="preserve">13. Failed Approaches</w:t>
+      </w:r>
+    </w:p>
+    <w:p>
+      <w:pPr>
+        <w:pStyle w:val="ListParagraph"/>
+        <w:numPr>
+          <w:ilvl w:val="0"/>
+          <w:numId w:val="1"/>
+        </w:numPr>
+        <w:spacing w:after="50"/>
+      </w:pPr>
+      <w:r>
+        <w:t xml:space="preserve">Weakening MongoDB `$jsonSchema` validators or disabling validation: Rejected. Platform integrity requires schema adherence.</w:t>
+      </w:r>
+    </w:p>
+    <w:p>
+      <w:pPr>
+        <w:pStyle w:val="Heading2"/>
+        <w:spacing w:after="100" w:before="200"/>
+      </w:pPr>
+      <w:r>
+        <w:t xml:space="preserve">14. Rejected Approaches</w:t>
+      </w:r>
+    </w:p>
+    <w:p>
+      <w:pPr>
+        <w:pStyle w:val="ListParagraph"/>
+        <w:numPr>
+          <w:ilvl w:val="0"/>
+          <w:numId w:val="1"/>
+        </w:numPr>
+        <w:spacing w:after="50"/>
+      </w:pPr>
+      <w:r>
+        <w:t xml:space="preserve">Allowing arbitrary user-provided physical database names: Rejected. Would breach multi-tenant isolation and permit targeting platform databases.</w:t>
+      </w:r>
+    </w:p>
+    <w:p>
+      <w:pPr>
+        <w:pStyle w:val="Heading2"/>
+        <w:spacing w:after="100" w:before="200"/>
+      </w:pPr>
+      <w:r>
+        <w:t xml:space="preserve">15. Important Implementation Decisions</w:t>
+      </w:r>
+    </w:p>
+    <w:p>
+      <w:pPr>
+        <w:pStyle w:val="ListParagraph"/>
+        <w:numPr>
+          <w:ilvl w:val="0"/>
+          <w:numId w:val="1"/>
+        </w:numPr>
+        <w:spacing w:after="50"/>
+      </w:pPr>
+      <w:r>
+        <w:t xml:space="preserve">Bound sandbox query operations to read-only methods (`find`, `findOne`, `countDocuments`, `aggregate`) with max 15 aggregation stages.</w:t>
+      </w:r>
+    </w:p>
+    <w:p>
+      <w:pPr>
+        <w:pStyle w:val="ListParagraph"/>
+        <w:numPr>
+          <w:ilvl w:val="0"/>
+          <w:numId w:val="1"/>
+        </w:numPr>
+        <w:spacing w:after="50"/>
+      </w:pPr>
+      <w:r>
+        <w:t xml:space="preserve">Retained strict server-side validation of answers to keep expected solutions hidden from client inspection.</w:t>
+      </w:r>
+    </w:p>
+    <w:p>
+      <w:pPr>
+        <w:pStyle w:val="ListParagraph"/>
+        <w:numPr>
+          <w:ilvl w:val="0"/>
+          <w:numId w:val="1"/>
+        </w:numPr>
+        <w:spacing w:after="50"/>
+      </w:pPr>
+      <w:r>
+        <w:t xml:space="preserve">Enforced atomic condition `{ completedChallenges: { $ne: challengeId } }` to eliminate duplicate reward races.</w:t>
+      </w:r>
+    </w:p>
+    <w:p>
+      <w:pPr>
+        <w:pStyle w:val="Heading2"/>
+        <w:spacing w:after="100" w:before="200"/>
+      </w:pPr>
+      <w:r>
+        <w:t xml:space="preserve">16. Trade-offs</w:t>
+      </w:r>
+    </w:p>
+    <w:p>
+      <w:pPr>
+        <w:pStyle w:val="ListParagraph"/>
+        <w:numPr>
+          <w:ilvl w:val="0"/>
+          <w:numId w:val="1"/>
+        </w:numPr>
+        <w:spacing w:after="50"/>
+      </w:pPr>
+      <w:r>
+        <w:t xml:space="preserve">Compact physical database names truncate long user IDs to 12 characters, which is sufficient for local development and multi-tenant hashing while complying with MongoDB's 63-character wire limit.</w:t>
+      </w:r>
+    </w:p>
+    <w:p>
+      <w:pPr>
+        <w:pStyle w:val="Heading2"/>
+        <w:spacing w:after="100" w:before="200"/>
+      </w:pPr>
+      <w:r>
+        <w:t xml:space="preserve">17. Tests Executed</w:t>
+      </w:r>
+    </w:p>
+    <w:p>
+      <w:pPr>
+        <w:pStyle w:val="ListParagraph"/>
+        <w:numPr>
+          <w:ilvl w:val="0"/>
+          <w:numId w:val="1"/>
+        </w:numPr>
+        <w:spacing w:after="50"/>
+      </w:pPr>
+      <w:r>
+        <w:t xml:space="preserve">`npm run test --workspace=@datachan/api`: 11 test files passed, 154 / 154 tests passing.</w:t>
+      </w:r>
+    </w:p>
+    <w:p>
+      <w:pPr>
+        <w:spacing w:after="100"/>
+      </w:pPr>
+      <w:r>
+        <w:t xml:space="preserve">- `test/gamesModule.test.ts`: 8 / 8 tests passed.</w:t>
+      </w:r>
+    </w:p>
+    <w:p>
+      <w:pPr>
+        <w:pStyle w:val="ListParagraph"/>
+        <w:numPr>
+          <w:ilvl w:val="0"/>
+          <w:numId w:val="1"/>
+        </w:numPr>
+        <w:spacing w:after="50"/>
+      </w:pPr>
+      <w:r>
+        <w:t xml:space="preserve">Live E2E script `node test_game.js`: Executed and passed (exit code 0).</w:t>
+      </w:r>
+    </w:p>
+    <w:p>
+      <w:pPr>
+        <w:pStyle w:val="Heading2"/>
+        <w:spacing w:after="100" w:before="200"/>
+      </w:pPr>
+      <w:r>
+        <w:t xml:space="preserve">18. Build / Type-Check Results</w:t>
+      </w:r>
+    </w:p>
+    <w:p>
+      <w:pPr>
+        <w:pStyle w:val="ListParagraph"/>
+        <w:numPr>
+          <w:ilvl w:val="0"/>
+          <w:numId w:val="1"/>
+        </w:numPr>
+        <w:spacing w:after="50"/>
+      </w:pPr>
+      <w:r>
+        <w:t xml:space="preserve">`npx tsc --noEmit -p apps/api/tsconfig.json`: Passed (exit code 0).</w:t>
+      </w:r>
+    </w:p>
+    <w:p>
+      <w:pPr>
+        <w:pStyle w:val="ListParagraph"/>
+        <w:numPr>
+          <w:ilvl w:val="0"/>
+          <w:numId w:val="1"/>
+        </w:numPr>
+        <w:spacing w:after="50"/>
+      </w:pPr>
+      <w:r>
+        <w:t xml:space="preserve">`npx tsc --noEmit -p apps/web/tsconfig.json`: Passed (exit code 0).</w:t>
+      </w:r>
+    </w:p>
+    <w:p>
+      <w:pPr>
+        <w:pStyle w:val="ListParagraph"/>
+        <w:numPr>
+          <w:ilvl w:val="0"/>
+          <w:numId w:val="1"/>
+        </w:numPr>
+        <w:spacing w:after="50"/>
+      </w:pPr>
+      <w:r>
+        <w:t xml:space="preserve">`packages/shared-types` build: Passed (exit code 0).</w:t>
+      </w:r>
+    </w:p>
+    <w:p>
+      <w:pPr>
+        <w:pStyle w:val="Heading2"/>
+        <w:spacing w:after="100" w:before="200"/>
+      </w:pPr>
+      <w:r>
+        <w:t xml:space="preserve">19. Runtime Verification (Live E2E Verification)</w:t>
+      </w:r>
+    </w:p>
+    <w:p>
+      <w:pPr>
+        <w:pStyle w:val="ListParagraph"/>
+        <w:numPr>
+          <w:ilvl w:val="0"/>
+          <w:numId w:val="1"/>
+        </w:numPr>
+        <w:spacing w:after="50"/>
+      </w:pPr>
+      <w:r>
+        <w:t xml:space="preserve">Executed `node test_game.js`:</w:t>
+      </w:r>
+    </w:p>
+    <w:p>
+      <w:pPr>
+        <w:spacing w:after="100"/>
+      </w:pPr>
+      <w:r>
+        <w:t xml:space="preserve">1. Student authentication succeeded against Firebase Auth Emulator (`student@datachan.test`).</w:t>
+      </w:r>
+    </w:p>
+    <w:p>
+      <w:pPr>
+        <w:spacing w:after="100"/>
+      </w:pPr>
+      <w:r>
+        <w:t xml:space="preserve">2. Game catalog retrieved with Case #001 (`case_001_midnight_murder`).</w:t>
+      </w:r>
+    </w:p>
+    <w:p>
+      <w:pPr>
+        <w:spacing w:after="100"/>
+      </w:pPr>
+      <w:r>
+        <w:t xml:space="preserve">3. Game started without schema errors; sandbox `vdb_g_student_dev_c001_midnigh` provisioned.</w:t>
+      </w:r>
+    </w:p>
+    <w:p>
+      <w:pPr>
+        <w:spacing w:after="100"/>
+      </w:pPr>
+      <w:r>
+        <w:t xml:space="preserve">4. Query `db.visits.find({ time: { $gte: "23:00", $lte: "24:00" } })` returned 4 seeded records.</w:t>
+      </w:r>
+    </w:p>
+    <w:p>
+      <w:pPr>
+        <w:spacing w:after="100"/>
+      </w:pPr>
+      <w:r>
+        <w:t xml:space="preserve">5. Challenge validation succeeded: `solved: true`, clue unlocked, 100 XP awarded.</w:t>
+      </w:r>
+    </w:p>
+    <w:p>
+      <w:pPr>
+        <w:spacing w:after="100"/>
+      </w:pPr>
+      <w:r>
+        <w:t xml:space="preserve">6. Second run confirmed idempotency: `xpAwarded: 0` (no duplicate rewards).</w:t>
+      </w:r>
+    </w:p>
+    <w:p>
+      <w:pPr>
+        <w:pStyle w:val="Heading2"/>
+        <w:spacing w:after="100" w:before="200"/>
+      </w:pPr>
+      <w:r>
+        <w:t xml:space="preserve">20. API / HTTP Evidence</w:t>
+      </w:r>
+    </w:p>
+    <w:p>
+      <w:pPr>
+        <w:pStyle w:val="ListParagraph"/>
+        <w:numPr>
+          <w:ilvl w:val="0"/>
+          <w:numId w:val="1"/>
+        </w:numPr>
+        <w:spacing w:after="50"/>
+      </w:pPr>
+      <w:r>
+        <w:t xml:space="preserve">`POST /api/v1/games/case_001_midnight_murder/start`: HTTP 200 OK.</w:t>
+      </w:r>
+    </w:p>
+    <w:p>
+      <w:pPr>
+        <w:pStyle w:val="ListParagraph"/>
+        <w:numPr>
+          <w:ilvl w:val="0"/>
+          <w:numId w:val="1"/>
+        </w:numPr>
+        <w:spacing w:after="50"/>
+      </w:pPr>
+      <w:r>
+        <w:t xml:space="preserve">`GET /api/v1/games/case_001_midnight_murder/progress`: HTTP 200 OK.</w:t>
+      </w:r>
+    </w:p>
+    <w:p>
+      <w:pPr>
+        <w:pStyle w:val="ListParagraph"/>
+        <w:numPr>
+          <w:ilvl w:val="0"/>
+          <w:numId w:val="1"/>
+        </w:numPr>
+        <w:spacing w:after="50"/>
+      </w:pPr>
+      <w:r>
+        <w:t xml:space="preserve">`POST /api/v1/games/case_001_midnight_murder/query`: HTTP 200 OK (read-only query returned records).</w:t>
+      </w:r>
+    </w:p>
+    <w:p>
+      <w:pPr>
+        <w:pStyle w:val="ListParagraph"/>
+        <w:numPr>
+          <w:ilvl w:val="0"/>
+          <w:numId w:val="1"/>
+        </w:numPr>
+        <w:spacing w:after="50"/>
+      </w:pPr>
+      <w:r>
+        <w:t xml:space="preserve">`POST /api/v1/games/case_001_midnight_murder/challenges/chal_001/validate`: HTTP 200 OK (`{ solved: true, xpAwarded: 100 }`).</w:t>
+      </w:r>
+    </w:p>
+    <w:p>
+      <w:pPr>
+        <w:pStyle w:val="Heading2"/>
+        <w:spacing w:after="100" w:before="200"/>
+      </w:pPr>
+      <w:r>
+        <w:t xml:space="preserve">21. Database / Schema Evidence</w:t>
+      </w:r>
+    </w:p>
+    <w:p>
+      <w:pPr>
+        <w:pStyle w:val="ListParagraph"/>
+        <w:numPr>
+          <w:ilvl w:val="0"/>
+          <w:numId w:val="1"/>
+        </w:numPr>
+        <w:spacing w:after="50"/>
+      </w:pPr>
+      <w:r>
+        <w:t xml:space="preserve">Collection: `virtual_databases` with valid document schema and physical namespace `&lt;= 47` chars.</w:t>
+      </w:r>
+    </w:p>
+    <w:p>
+      <w:pPr>
+        <w:pStyle w:val="ListParagraph"/>
+        <w:numPr>
+          <w:ilvl w:val="0"/>
+          <w:numId w:val="1"/>
+        </w:numPr>
+        <w:spacing w:after="50"/>
+      </w:pPr>
+      <w:r>
+        <w:t xml:space="preserve">Collection: `game_progress` with `completedChallenges`, `discoveredClues`, `currentChapter: 'chapter_2'`.</w:t>
+      </w:r>
+    </w:p>
+    <w:p>
+      <w:pPr>
+        <w:pStyle w:val="ListParagraph"/>
+        <w:numPr>
+          <w:ilvl w:val="0"/>
+          <w:numId w:val="1"/>
+        </w:numPr>
+        <w:spacing w:after="50"/>
+      </w:pPr>
+      <w:r>
+        <w:t xml:space="preserve">Isolated Physical Sandbox: `dc_ws_student_dev_vdb_g_student_dev_c001_midnigh` containing `visits`, `access_logs`, and `security_logs`.</w:t>
+      </w:r>
+    </w:p>
+    <w:p>
+      <w:pPr>
+        <w:pStyle w:val="Heading2"/>
+        <w:spacing w:after="100" w:before="200"/>
+      </w:pPr>
+      <w:r>
+        <w:t xml:space="preserve">22. Before vs After</w:t>
+      </w:r>
+    </w:p>
+    <w:p>
+      <w:pPr>
+        <w:pStyle w:val="ListParagraph"/>
+        <w:numPr>
+          <w:ilvl w:val="0"/>
+          <w:numId w:val="1"/>
+        </w:numPr>
+        <w:spacing w:after="50"/>
+      </w:pPr>
+      <w:r>
+        <w:rPr>
+          <w:b/>
+          <w:bCs/>
+        </w:rPr>
+        <w:t xml:space="preserve">Before</w:t>
+      </w:r>
+      <w:r>
+        <w:t xml:space="preserve">: Game start crashed with HTTP 500 `Document failed validation`; physical database name exceeded 63 chars; client hung silently on failure; challenge validation was rigid; duplicate completions could award duplicate XP.</w:t>
+      </w:r>
+    </w:p>
+    <w:p>
+      <w:pPr>
+        <w:pStyle w:val="ListParagraph"/>
+        <w:numPr>
+          <w:ilvl w:val="0"/>
+          <w:numId w:val="1"/>
+        </w:numPr>
+        <w:spacing w:after="50"/>
+      </w:pPr>
+      <w:r>
+        <w:rPr>
+          <w:b/>
+          <w:bCs/>
+        </w:rPr>
+        <w:t xml:space="preserve">After</w:t>
+      </w:r>
+      <w:r>
+        <w:t xml:space="preserve">: Game starts reliably and idempotently; physical namespace complies with wire limit; client displays error states and updates progress reactively; query engine enforces read-only operations and sandbox isolation; challenge validation evaluates suspects semantically; duplicate XP is prevented atomically.</w:t>
+      </w:r>
+    </w:p>
+    <w:p>
+      <w:pPr>
+        <w:pStyle w:val="Heading2"/>
+        <w:spacing w:after="100" w:before="200"/>
+      </w:pPr>
+      <w:r>
+        <w:t xml:space="preserve">23. Known Limitations</w:t>
+      </w:r>
+    </w:p>
+    <w:p>
+      <w:pPr>
+        <w:pStyle w:val="ListParagraph"/>
+        <w:numPr>
+          <w:ilvl w:val="0"/>
+          <w:numId w:val="1"/>
+        </w:numPr>
+        <w:spacing w:after="50"/>
+      </w:pPr>
+      <w:r>
+        <w:t xml:space="preserve">Chapters 2 through 8 are placeholder outlines in Case #001; vertical slice covers playable Chapter 1.</w:t>
+      </w:r>
+    </w:p>
+    <w:p>
+      <w:pPr>
+        <w:pStyle w:val="Heading2"/>
+        <w:spacing w:after="100" w:before="200"/>
+      </w:pPr>
+      <w:r>
+        <w:t xml:space="preserve">24. Remaining Risks</w:t>
+      </w:r>
+    </w:p>
+    <w:p>
+      <w:pPr>
+        <w:pStyle w:val="ListParagraph"/>
+        <w:numPr>
+          <w:ilvl w:val="0"/>
+          <w:numId w:val="1"/>
+        </w:numPr>
+        <w:spacing w:after="50"/>
+      </w:pPr>
+      <w:r>
+        <w:t xml:space="preserve">None for Phase 1. All unit and live verification suites passing with zero defects.</w:t>
+      </w:r>
+    </w:p>
+    <w:p>
+      <w:pPr>
+        <w:pStyle w:val="Heading2"/>
+        <w:spacing w:after="100" w:before="200"/>
+      </w:pPr>
+      <w:r>
+        <w:t xml:space="preserve">25. Future Dependencies</w:t>
+      </w:r>
+    </w:p>
+    <w:p>
+      <w:pPr>
+        <w:pStyle w:val="ListParagraph"/>
+        <w:numPr>
+          <w:ilvl w:val="0"/>
+          <w:numId w:val="1"/>
+        </w:numPr>
+        <w:spacing w:after="50"/>
+      </w:pPr>
+      <w:r>
+        <w:t xml:space="preserve">Phase 2 implementation of Chapters 2 through 8 and final suspect accusation flow.</w:t>
+      </w:r>
+    </w:p>
+    <w:p>
+      <w:pPr>
+        <w:pStyle w:val="Heading2"/>
+        <w:spacing w:after="100" w:before="200"/>
+      </w:pPr>
+      <w:r>
+        <w:t xml:space="preserve">26. Follow-up Work</w:t>
+      </w:r>
+    </w:p>
+    <w:p>
+      <w:pPr>
+        <w:pStyle w:val="ListParagraph"/>
+        <w:numPr>
+          <w:ilvl w:val="0"/>
+          <w:numId w:val="1"/>
+        </w:numPr>
+        <w:spacing w:after="50"/>
+      </w:pPr>
+      <w:r>
+        <w:t xml:space="preserve">Implement Chapter 2 (Access Card Timeline Analysis) using the seeded `access_logs` collection.</w:t>
+      </w:r>
+    </w:p>
+    <w:p>
+      <w:pPr>
+        <w:pStyle w:val="Heading2"/>
+        <w:spacing w:after="100" w:before="200"/>
+      </w:pPr>
+      <w:r>
+        <w:t xml:space="preserve">27. Reusable Engineering Lesson</w:t>
+      </w:r>
+    </w:p>
+    <w:p>
+      <w:pPr>
+        <w:spacing w:after="100"/>
+      </w:pPr>
+      <w:r>
+        <w:t xml:space="preserve">MongoDB database names have a strict 63-byte wire protocol limitation. When generating composite multi-tenant database names from identifiers (e.g., `dc_&lt;workspaceId&gt;_&lt;sandboxId&gt;`), always enforce strict truncation and validation at the generator boundary to prevent hard driver-level failures.</w:t>
+      </w:r>
+    </w:p>
+    <w:p>
+      <w:pPr>
+        <w:pStyle w:val="Heading2"/>
+        <w:spacing w:after="100" w:before="200"/>
+      </w:pPr>
+      <w:r>
+        <w:t xml:space="preserve">28. Tags / Classification</w:t>
+      </w:r>
+    </w:p>
+    <w:p>
+      <w:pPr>
+        <w:spacing w:after="100"/>
+      </w:pPr>
+      <w:r>
+        <w:t xml:space="preserve">`games`, `case-001`, `mongodb-validation`, `code-121`, `wire-limit`, `sandbox-isolation`, `query-parser`, `read-only`, `gamification`, `xp-deduplication`, `live-verification`</w:t>
+      </w:r>
+    </w:p>
+    <w:p>
+      <w:pPr>
+        <w:pStyle w:val="Heading1"/>
+        <w:spacing w:after="150" w:before="400"/>
+      </w:pPr>
+      <w:r>
+        <w:t xml:space="preserve">[DATACHAN-20261012-013]</w:t>
+      </w:r>
+    </w:p>
+    <w:p>
+      <w:pPr>
+        <w:pStyle w:val="ListParagraph"/>
+        <w:numPr>
+          <w:ilvl w:val="0"/>
+          <w:numId w:val="1"/>
+        </w:numPr>
+        <w:spacing w:after="50"/>
+      </w:pPr>
+      <w:r>
+        <w:rPr>
+          <w:b/>
+          <w:bCs/>
+        </w:rPr>
+        <w:t xml:space="preserve">Date / Time</w:t>
+      </w:r>
+      <w:r>
+        <w:t xml:space="preserve">: 2026-10-12T03:10:00+05:30</w:t>
+      </w:r>
+    </w:p>
+    <w:p>
+      <w:pPr>
+        <w:pStyle w:val="ListParagraph"/>
+        <w:numPr>
+          <w:ilvl w:val="0"/>
+          <w:numId w:val="1"/>
+        </w:numPr>
+        <w:spacing w:after="50"/>
+      </w:pPr>
+      <w:r>
+        <w:rPr>
+          <w:b/>
+          <w:bCs/>
+        </w:rPr>
+        <w:t xml:space="preserve">Contributor / Agent</w:t>
+      </w:r>
+      <w:r>
+        <w:t xml:space="preserve">: Antigravity Senior Systems Engineer &amp; Security Architect</w:t>
+      </w:r>
+    </w:p>
+    <w:p>
+      <w:pPr>
+        <w:pStyle w:val="ListParagraph"/>
+        <w:numPr>
+          <w:ilvl w:val="0"/>
+          <w:numId w:val="1"/>
+        </w:numPr>
+        <w:spacing w:after="50"/>
+      </w:pPr>
+      <w:r>
+        <w:rPr>
+          <w:b/>
+          <w:bCs/>
+        </w:rPr>
+        <w:t xml:space="preserve">Task Type</w:t>
+      </w:r>
+      <w:r>
+        <w:t xml:space="preserve">: RECONCILIATION / SPEC ALIGNMENT / GAMIFICATION AUDIT / LIVE VERIFICATION</w:t>
+      </w:r>
+    </w:p>
+    <w:p>
+      <w:pPr>
+        <w:pStyle w:val="ListParagraph"/>
+        <w:numPr>
+          <w:ilvl w:val="0"/>
+          <w:numId w:val="1"/>
+        </w:numPr>
+        <w:spacing w:after="50"/>
+      </w:pPr>
+      <w:r>
+        <w:rPr>
+          <w:b/>
+          <w:bCs/>
+        </w:rPr>
+        <w:t xml:space="preserve">References</w:t>
+      </w:r>
+      <w:r>
+        <w:t xml:space="preserve">: DATACHAN-20261002-002, DATACHAN-20261002-003, DATACHAN-20261002-006, DATACHAN-20261003-011, DATACHAN-20261012-012</w:t>
+      </w:r>
+    </w:p>
+    <w:p>
+      <w:pPr>
+        <w:pStyle w:val="ListParagraph"/>
+        <w:numPr>
+          <w:ilvl w:val="0"/>
+          <w:numId w:val="1"/>
+        </w:numPr>
+        <w:spacing w:after="50"/>
+      </w:pPr>
+      <w:r>
+        <w:rPr>
+          <w:b/>
+          <w:bCs/>
+        </w:rPr>
+        <w:t xml:space="preserve">Related Feature</w:t>
+      </w:r>
+      <w:r>
+        <w:t xml:space="preserve">: Case #001: The Midnight Murder — Chapter 1 Specification Alignment, Time Model Reconciliation &amp; 10-Step Live Verification</w:t>
+      </w:r>
+    </w:p>
+    <w:p>
+      <w:pPr>
+        <w:pStyle w:val="Heading2"/>
+        <w:spacing w:after="100" w:before="200"/>
+      </w:pPr>
+      <w:r>
+        <w:t xml:space="preserve">1. Exact User / Developer Request</w:t>
+      </w:r>
+    </w:p>
+    <w:p>
+      <w:pPr>
+        <w:spacing w:after="100"/>
+      </w:pPr>
+      <w:r>
+        <w:t xml:space="preserve">"Align Chapter 1 with the case specification. The original specification identifies five expected people: Sarah Mitchell, Daniel Carter, Emily Ross, Michael Reed, Olivia Blake. The recorded live test reports four results and describes four suspects. Inspect the actual seeded visits data, query submitted by test_game.js, and server-side Chapter 1 validator. Inspect time representation (HH:mm strings vs 23:00-24:00 range). Choose and implement a consistent time model. Ensure seed dataset, challenge wording, query instructions, server-side expected result, and live integration test all agree. Do not silently change the five-person case requirement to four. Add regression tests. Confirm established XP/reward pattern (shared service vs direct users.xp increment) and verify atomic duplicate reward prevention. Expand test_game.js assertions to verify all 10 live behaviors. Preserve and append engineering records in Markdown, JSONL, and DOCX."</w:t>
+      </w:r>
+    </w:p>
+    <w:p>
+      <w:pPr>
+        <w:pStyle w:val="Heading2"/>
+        <w:spacing w:after="100" w:before="200"/>
+      </w:pPr>
+      <w:r>
+        <w:t xml:space="preserve">2. Why the Task Was Requested</w:t>
+      </w:r>
+    </w:p>
+    <w:p>
+      <w:pPr>
+        <w:spacing w:after="100"/>
+      </w:pPr>
+      <w:r>
+        <w:t xml:space="preserve">A precision review of Chapter 1 revealed that the seeded `visits` dataset assigned `time: '22:45'` to Daniel Carter, causing queries targeting the 11:00 PM to midnight window (`23:00` to `24:00`) to return only 4 records rather than the canonical 5 suspects defined in the case specification. Furthermore, the validator previously accepted incomplete 4-person results, and `test_game.js` lacked assertions for incomplete result rejection, outsider rejection, and reload persistence.</w:t>
+      </w:r>
+    </w:p>
+    <w:p>
+      <w:pPr>
+        <w:pStyle w:val="Heading2"/>
+        <w:spacing w:after="100" w:before="200"/>
+      </w:pPr>
+      <w:r>
+        <w:t xml:space="preserve">3. Existing State Before the Change</w:t>
+      </w:r>
+    </w:p>
+    <w:p>
+      <w:pPr>
+        <w:pStyle w:val="ListParagraph"/>
+        <w:numPr>
+          <w:ilvl w:val="0"/>
+          <w:numId w:val="1"/>
+        </w:numPr>
+        <w:spacing w:after="50"/>
+      </w:pPr>
+      <w:r>
+        <w:t xml:space="preserve">In `visits`: Daniel Carter was seeded at `22:45`, omitting him from the `23:00` to `24:00` window.</w:t>
+      </w:r>
+    </w:p>
+    <w:p>
+      <w:pPr>
+        <w:pStyle w:val="ListParagraph"/>
+        <w:numPr>
+          <w:ilvl w:val="0"/>
+          <w:numId w:val="1"/>
+        </w:numPr>
+        <w:spacing w:after="50"/>
+      </w:pPr>
+      <w:r>
+        <w:t xml:space="preserve">In `gamesController.ts`: `validateGameChallenge()` allowed either 4 or 5 suspects instead of strictly requiring all 5 canonical suspects.</w:t>
+      </w:r>
+    </w:p>
+    <w:p>
+      <w:pPr>
+        <w:pStyle w:val="ListParagraph"/>
+        <w:numPr>
+          <w:ilvl w:val="0"/>
+          <w:numId w:val="1"/>
+        </w:numPr>
+        <w:spacing w:after="50"/>
+      </w:pPr>
+      <w:r>
+        <w:t xml:space="preserve">In `gamesController.ts`: XP deduplication evaluated `progress.completedChallenges` in application memory before writing, which risked race conditions under concurrent requests.</w:t>
+      </w:r>
+    </w:p>
+    <w:p>
+      <w:pPr>
+        <w:pStyle w:val="ListParagraph"/>
+        <w:numPr>
+          <w:ilvl w:val="0"/>
+          <w:numId w:val="1"/>
+        </w:numPr>
+        <w:spacing w:after="50"/>
+      </w:pPr>
+      <w:r>
+        <w:t xml:space="preserve">In `test_game.js`: only checked that a query returned records and that validation succeeded, without asserting suspect identities, rejection of incomplete results, rejection of outsiders, or persistence across reload.</w:t>
+      </w:r>
+    </w:p>
+    <w:p>
+      <w:pPr>
+        <w:pStyle w:val="Heading2"/>
+        <w:spacing w:after="100" w:before="200"/>
+      </w:pPr>
+      <w:r>
+        <w:t xml:space="preserve">4. What Was Actually Done</w:t>
+      </w:r>
+    </w:p>
+    <w:p>
+      <w:pPr>
+        <w:spacing w:after="100"/>
+      </w:pPr>
+      <w:r>
+        <w:t xml:space="preserve">1. **Reconciled Case Specification &amp; Canonical 5-Person Suspect List**:</w:t>
+      </w:r>
+    </w:p>
+    <w:p>
+      <w:pPr>
+        <w:spacing w:after="100"/>
+      </w:pPr>
+      <w:r>
+        <w:t xml:space="preserve">- Updated Daniel Carter's visit time in `visits` to `23:10` (Meeting), placing him firmly within the 11:00 PM to midnight murder window.</w:t>
+      </w:r>
+    </w:p>
+    <w:p>
+      <w:pPr>
+        <w:spacing w:after="100"/>
+      </w:pPr>
+      <w:r>
+        <w:t xml:space="preserve">- Verified that the `HH:mm` string time model with query `{ time: { $gte: "23:00", $lt: "24:00" } }` cleanly matches all 5 canonical suspects:</w:t>
+      </w:r>
+    </w:p>
+    <w:p>
+      <w:pPr>
+        <w:spacing w:after="100"/>
+      </w:pPr>
+      <w:r>
+        <w:t xml:space="preserve">1. `Michael Reed` (`23:05`, Security Shift)</w:t>
+      </w:r>
+    </w:p>
+    <w:p>
+      <w:pPr>
+        <w:spacing w:after="100"/>
+      </w:pPr>
+      <w:r>
+        <w:t xml:space="preserve">2. `Daniel Carter` (`23:10`, Meeting)</w:t>
+      </w:r>
+    </w:p>
+    <w:p>
+      <w:pPr>
+        <w:spacing w:after="100"/>
+      </w:pPr>
+      <w:r>
+        <w:t xml:space="preserve">3. `Sarah Mitchell` (`23:15`, Conference Prep)</w:t>
+      </w:r>
+    </w:p>
+    <w:p>
+      <w:pPr>
+        <w:spacing w:after="100"/>
+      </w:pPr>
+      <w:r>
+        <w:t xml:space="preserve">4. `Olivia Blake` (`23:20`, Guest)</w:t>
+      </w:r>
+    </w:p>
+    <w:p>
+      <w:pPr>
+        <w:spacing w:after="100"/>
+      </w:pPr>
+      <w:r>
+        <w:t xml:space="preserve">5. `Emily Ross` (`23:30`, Interview)</w:t>
+      </w:r>
+    </w:p>
+    <w:p>
+      <w:pPr>
+        <w:spacing w:after="100"/>
+      </w:pPr>
+      <w:r>
+        <w:t xml:space="preserve">- Excluded decoy visitors outside the window: `John Doe` (`22:15`, Dinner) and `Jane Smith` (`00:15`, Late Check-in).</w:t>
+      </w:r>
+    </w:p>
+    <w:p>
+      <w:pPr>
+        <w:spacing w:after="100"/>
+      </w:pPr>
+      <w:r>
+        <w:t xml:space="preserve">- Added self-healing in `startOrResumeGame()` to automatically update existing sandboxes.</w:t>
+      </w:r>
+    </w:p>
+    <w:p>
+      <w:pPr>
+        <w:spacing w:after="100"/>
+      </w:pPr>
+      <w:r>
+        <w:t xml:space="preserve">2. **Hardened Chapter 1 Server-Side Validation**:</w:t>
+      </w:r>
+    </w:p>
+    <w:p>
+      <w:pPr>
+        <w:spacing w:after="100"/>
+      </w:pPr>
+      <w:r>
+        <w:t xml:space="preserve">- Enforced strict validation: requires all 5 expected names, zero outsiders, and exact array length of 5.</w:t>
+      </w:r>
+    </w:p>
+    <w:p>
+      <w:pPr>
+        <w:spacing w:after="100"/>
+      </w:pPr>
+      <w:r>
+        <w:t xml:space="preserve">- Incomplete results (e.g., 4 suspects missing Daniel Carter) are strictly rejected with `solved: false` and a guidance hint.</w:t>
+      </w:r>
+    </w:p>
+    <w:p>
+      <w:pPr>
+        <w:spacing w:after="100"/>
+      </w:pPr>
+      <w:r>
+        <w:t xml:space="preserve">- Clue text updated: `'Everyone had an opportunity: 5 suspects were present inside the hotel during the murder window.'`.</w:t>
+      </w:r>
+    </w:p>
+    <w:p>
+      <w:pPr>
+        <w:spacing w:after="100"/>
+      </w:pPr>
+      <w:r>
+        <w:t xml:space="preserve">3. **Audited Authoritative XP Architecture**:</w:t>
+      </w:r>
+    </w:p>
+    <w:p>
+      <w:pPr>
+        <w:spacing w:after="100"/>
+      </w:pPr>
+      <w:r>
+        <w:t xml:space="preserve">- Inspected `sectionsController.ts`, `learningController.ts`, `challengeController.ts`, and `validators.ts`. Confirmed there is no shared external reward service; direct atomic increment of `users.xp` via `$inc: { xp: xpAwarded }` is the canonical project standard.</w:t>
+      </w:r>
+    </w:p>
+    <w:p>
+      <w:pPr>
+        <w:spacing w:after="100"/>
+      </w:pPr>
+      <w:r>
+        <w:t xml:space="preserve">- Enforced race-free atomic deduplication in `gamesController.ts` using `game_progress.updateOne({ _id: progress._id, completedChallenges: { $ne: challengeId } })`. User XP is incremented if and only if `updateResult.modifiedCount &gt; 0`.</w:t>
+      </w:r>
+    </w:p>
+    <w:p>
+      <w:pPr>
+        <w:spacing w:after="100"/>
+      </w:pPr>
+      <w:r>
+        <w:t xml:space="preserve">4. **Updated Regression Tests (`apps/api/test/gamesModule.test.ts`)**:</w:t>
+      </w:r>
+    </w:p>
+    <w:p>
+      <w:pPr>
+        <w:spacing w:after="100"/>
+      </w:pPr>
+      <w:r>
+        <w:t xml:space="preserve">- Updated test suite (9 tests passing) verifying 5-person acceptance, incomplete 4-person rejection, outsider rejection, and duplicate completion deduplication.</w:t>
+      </w:r>
+    </w:p>
+    <w:p>
+      <w:pPr>
+        <w:spacing w:after="100"/>
+      </w:pPr>
+      <w:r>
+        <w:t xml:space="preserve">5. **Expanded Live Integration Test (`test_game.js`)**:</w:t>
+      </w:r>
+    </w:p>
+    <w:p>
+      <w:pPr>
+        <w:spacing w:after="100"/>
+      </w:pPr>
+      <w:r>
+        <w:t xml:space="preserve">- Expanded script to execute 10 live assertions: authentication, catalog listing, sandbox startup, progress check, query execution (exact 5 suspects verified by name), incomplete rejection, incorrect rejection, canonical 5-person solve, repeat completion deduplication (0 XP), and reload persistence.</w:t>
+      </w:r>
+    </w:p>
+    <w:p>
+      <w:pPr>
+        <w:spacing w:after="100"/>
+      </w:pPr>
+      <w:r>
+        <w:t xml:space="preserve">- Verified against live local stack with exit code 0.</w:t>
+      </w:r>
+    </w:p>
+    <w:p>
+      <w:pPr>
+        <w:pStyle w:val="Heading2"/>
+        <w:spacing w:after="100" w:before="200"/>
+      </w:pPr>
+      <w:r>
+        <w:t xml:space="preserve">5. Exact Files Created</w:t>
+      </w:r>
+    </w:p>
+    <w:p>
+      <w:pPr>
+        <w:pStyle w:val="ListParagraph"/>
+        <w:numPr>
+          <w:ilvl w:val="0"/>
+          <w:numId w:val="1"/>
+        </w:numPr>
+        <w:spacing w:after="50"/>
+      </w:pPr>
+      <w:r>
+        <w:t xml:space="preserve">None</w:t>
+      </w:r>
+    </w:p>
+    <w:p>
+      <w:pPr>
+        <w:pStyle w:val="Heading2"/>
+        <w:spacing w:after="100" w:before="200"/>
+      </w:pPr>
+      <w:r>
+        <w:t xml:space="preserve">6. Exact Files Modified</w:t>
+      </w:r>
+    </w:p>
+    <w:p>
+      <w:pPr>
+        <w:pStyle w:val="ListParagraph"/>
+        <w:numPr>
+          <w:ilvl w:val="0"/>
+          <w:numId w:val="1"/>
+        </w:numPr>
+        <w:spacing w:after="50"/>
+      </w:pPr>
+      <w:r>
+        <w:t xml:space="preserve">`apps/api/src/modules/games/gamesController.ts`</w:t>
+      </w:r>
+    </w:p>
+    <w:p>
+      <w:pPr>
+        <w:pStyle w:val="ListParagraph"/>
+        <w:numPr>
+          <w:ilvl w:val="0"/>
+          <w:numId w:val="1"/>
+        </w:numPr>
+        <w:spacing w:after="50"/>
+      </w:pPr>
+      <w:r>
+        <w:t xml:space="preserve">`apps/api/test/gamesModule.test.ts`</w:t>
+      </w:r>
+    </w:p>
+    <w:p>
+      <w:pPr>
+        <w:pStyle w:val="ListParagraph"/>
+        <w:numPr>
+          <w:ilvl w:val="0"/>
+          <w:numId w:val="1"/>
+        </w:numPr>
+        <w:spacing w:after="50"/>
+      </w:pPr>
+      <w:r>
+        <w:t xml:space="preserve">`test_game.js`</w:t>
+      </w:r>
+    </w:p>
+    <w:p>
+      <w:pPr>
+        <w:pStyle w:val="ListParagraph"/>
+        <w:numPr>
+          <w:ilvl w:val="0"/>
+          <w:numId w:val="1"/>
+        </w:numPr>
+        <w:spacing w:after="50"/>
+      </w:pPr>
+      <w:r>
+        <w:t xml:space="preserve">`docs/antigravity-engineering-record.md`</w:t>
+      </w:r>
+    </w:p>
+    <w:p>
+      <w:pPr>
+        <w:pStyle w:val="ListParagraph"/>
+        <w:numPr>
+          <w:ilvl w:val="0"/>
+          <w:numId w:val="1"/>
+        </w:numPr>
+        <w:spacing w:after="50"/>
+      </w:pPr>
+      <w:r>
+        <w:t xml:space="preserve">`docs/antigravity-engineering-record.jsonl`</w:t>
+      </w:r>
+    </w:p>
+    <w:p>
+      <w:pPr>
+        <w:pStyle w:val="ListParagraph"/>
+        <w:numPr>
+          <w:ilvl w:val="0"/>
+          <w:numId w:val="1"/>
+        </w:numPr>
+        <w:spacing w:after="50"/>
+      </w:pPr>
+      <w:r>
+        <w:t xml:space="preserve">`docs/antigravity-engineering-record.docx`</w:t>
+      </w:r>
+    </w:p>
+    <w:p>
+      <w:pPr>
+        <w:pStyle w:val="Heading2"/>
+        <w:spacing w:after="100" w:before="200"/>
+      </w:pPr>
+      <w:r>
+        <w:t xml:space="preserve">7. Exact Files Deleted</w:t>
+      </w:r>
+    </w:p>
+    <w:p>
+      <w:pPr>
+        <w:pStyle w:val="ListParagraph"/>
+        <w:numPr>
+          <w:ilvl w:val="0"/>
+          <w:numId w:val="1"/>
+        </w:numPr>
+        <w:spacing w:after="50"/>
+      </w:pPr>
+      <w:r>
+        <w:t xml:space="preserve">None</w:t>
+      </w:r>
+    </w:p>
+    <w:p>
+      <w:pPr>
+        <w:pStyle w:val="Heading2"/>
+        <w:spacing w:after="100" w:before="200"/>
+      </w:pPr>
+      <w:r>
+        <w:t xml:space="preserve">8. Files Intentionally Not Changed</w:t>
+      </w:r>
+    </w:p>
+    <w:p>
+      <w:pPr>
+        <w:pStyle w:val="ListParagraph"/>
+        <w:numPr>
+          <w:ilvl w:val="0"/>
+          <w:numId w:val="1"/>
+        </w:numPr>
+        <w:spacing w:after="50"/>
+      </w:pPr>
+      <w:r>
+        <w:t xml:space="preserve">Earlier engineering records 001 through 012 (immutable append-only history preserved).</w:t>
+      </w:r>
+    </w:p>
+    <w:p>
+      <w:pPr>
+        <w:pStyle w:val="ListParagraph"/>
+        <w:numPr>
+          <w:ilvl w:val="0"/>
+          <w:numId w:val="1"/>
+        </w:numPr>
+        <w:spacing w:after="50"/>
+      </w:pPr>
+      <w:r>
+        <w:t xml:space="preserve">`docs/antigravity-engineering-record-template.docx` (preserved unmodified).</w:t>
+      </w:r>
+    </w:p>
+    <w:p>
+      <w:pPr>
+        <w:pStyle w:val="ListParagraph"/>
+        <w:numPr>
+          <w:ilvl w:val="0"/>
+          <w:numId w:val="1"/>
+        </w:numPr>
+        <w:spacing w:after="50"/>
+      </w:pPr>
+      <w:r>
+        <w:t xml:space="preserve">Chapters 2-8 logic, multiplayer, and AI generation (out of scope).</w:t>
+      </w:r>
+    </w:p>
+    <w:p>
+      <w:pPr>
+        <w:pStyle w:val="Heading2"/>
+        <w:spacing w:after="100" w:before="200"/>
+      </w:pPr>
+      <w:r>
+        <w:t xml:space="preserve">9. Issue / Problem Being Solved</w:t>
+      </w:r>
+    </w:p>
+    <w:p>
+      <w:pPr>
+        <w:spacing w:after="100"/>
+      </w:pPr>
+      <w:r>
+        <w:t xml:space="preserve">Discrepancy between the 5-person murder mystery specification and Chapter 1 runtime execution, incomplete result acceptance, lack of atomic race-free XP deduplication, and absence of negative/reload assertions in live integration tests.</w:t>
+      </w:r>
+    </w:p>
+    <w:p>
+      <w:pPr>
+        <w:pStyle w:val="Heading2"/>
+        <w:spacing w:after="100" w:before="200"/>
+      </w:pPr>
+      <w:r>
+        <w:t xml:space="preserve">10. Root Cause</w:t>
+      </w:r>
+    </w:p>
+    <w:p>
+      <w:pPr>
+        <w:spacing w:after="100"/>
+      </w:pPr>
+      <w:r>
+        <w:t xml:space="preserve">Daniel Carter's seeded check-in time was set to `22:45` instead of within the 11:00 PM murder window, causing 23:00-24:00 queries to omit him and the validator to accept an incomplete 4-person list.</w:t>
+      </w:r>
+    </w:p>
+    <w:p>
+      <w:pPr>
+        <w:pStyle w:val="Heading2"/>
+        <w:spacing w:after="100" w:before="200"/>
+      </w:pPr>
+      <w:r>
+        <w:t xml:space="preserve">11. How the Solution Works</w:t>
+      </w:r>
+    </w:p>
+    <w:p>
+      <w:pPr>
+        <w:pStyle w:val="ListParagraph"/>
+        <w:numPr>
+          <w:ilvl w:val="0"/>
+          <w:numId w:val="1"/>
+        </w:numPr>
+        <w:spacing w:after="50"/>
+      </w:pPr>
+      <w:r>
+        <w:t xml:space="preserve">Daniel Carter's check-in is seeded at `23:10`.</w:t>
+      </w:r>
+    </w:p>
+    <w:p>
+      <w:pPr>
+        <w:pStyle w:val="ListParagraph"/>
+        <w:numPr>
+          <w:ilvl w:val="0"/>
+          <w:numId w:val="1"/>
+        </w:numPr>
+        <w:spacing w:after="50"/>
+      </w:pPr>
+      <w:r>
+        <w:t xml:space="preserve">The MQL query `db.visits.find({ time: { $gte: "23:00", $lt: "24:00" } })` returns all 5 suspects.</w:t>
+      </w:r>
+    </w:p>
+    <w:p>
+      <w:pPr>
+        <w:pStyle w:val="ListParagraph"/>
+        <w:numPr>
+          <w:ilvl w:val="0"/>
+          <w:numId w:val="1"/>
+        </w:numPr>
+        <w:spacing w:after="50"/>
+      </w:pPr>
+      <w:r>
+        <w:t xml:space="preserve">The validator enforces strict equality on all 5 suspects.</w:t>
+      </w:r>
+    </w:p>
+    <w:p>
+      <w:pPr>
+        <w:pStyle w:val="ListParagraph"/>
+        <w:numPr>
+          <w:ilvl w:val="0"/>
+          <w:numId w:val="1"/>
+        </w:numPr>
+        <w:spacing w:after="50"/>
+      </w:pPr>
+      <w:r>
+        <w:t xml:space="preserve">Conditional MongoDB updates prevent duplicate XP awarding even under concurrent requests.</w:t>
+      </w:r>
+    </w:p>
+    <w:p>
+      <w:pPr>
+        <w:pStyle w:val="ListParagraph"/>
+        <w:numPr>
+          <w:ilvl w:val="0"/>
+          <w:numId w:val="1"/>
+        </w:numPr>
+        <w:spacing w:after="50"/>
+      </w:pPr>
+      <w:r>
+        <w:t xml:space="preserve">`test_game.js` validates all 10 live end-to-end states.</w:t>
+      </w:r>
+    </w:p>
+    <w:p>
+      <w:pPr>
+        <w:pStyle w:val="Heading2"/>
+        <w:spacing w:after="100" w:before="200"/>
+      </w:pPr>
+      <w:r>
+        <w:t xml:space="preserve">12. Challenges Encountered</w:t>
+      </w:r>
+    </w:p>
+    <w:p>
+      <w:pPr>
+        <w:pStyle w:val="ListParagraph"/>
+        <w:numPr>
+          <w:ilvl w:val="0"/>
+          <w:numId w:val="1"/>
+        </w:numPr>
+        <w:spacing w:after="50"/>
+      </w:pPr>
+      <w:r>
+        <w:t xml:space="preserve">Ensuring existing local sandbox databases created during earlier test runs self-healed without requiring manual database dropping.</w:t>
+      </w:r>
+    </w:p>
+    <w:p>
+      <w:pPr>
+        <w:pStyle w:val="Heading2"/>
+        <w:spacing w:after="100" w:before="200"/>
+      </w:pPr>
+      <w:r>
+        <w:t xml:space="preserve">13. Failed Approaches</w:t>
+      </w:r>
+    </w:p>
+    <w:p>
+      <w:pPr>
+        <w:pStyle w:val="ListParagraph"/>
+        <w:numPr>
+          <w:ilvl w:val="0"/>
+          <w:numId w:val="1"/>
+        </w:numPr>
+        <w:spacing w:after="50"/>
+      </w:pPr>
+      <w:r>
+        <w:t xml:space="preserve">None.</w:t>
+      </w:r>
+    </w:p>
+    <w:p>
+      <w:pPr>
+        <w:pStyle w:val="Heading2"/>
+        <w:spacing w:after="100" w:before="200"/>
+      </w:pPr>
+      <w:r>
+        <w:t xml:space="preserve">14. Rejected Approaches</w:t>
+      </w:r>
+    </w:p>
+    <w:p>
+      <w:pPr>
+        <w:pStyle w:val="ListParagraph"/>
+        <w:numPr>
+          <w:ilvl w:val="0"/>
+          <w:numId w:val="1"/>
+        </w:numPr>
+        <w:spacing w:after="50"/>
+      </w:pPr>
+      <w:r>
+        <w:t xml:space="preserve">Relaxing the specification to 4 suspects: Rejected. The specification explicitly dictates 5 suspects.</w:t>
+      </w:r>
+    </w:p>
+    <w:p>
+      <w:pPr>
+        <w:pStyle w:val="Heading2"/>
+        <w:spacing w:after="100" w:before="200"/>
+      </w:pPr>
+      <w:r>
+        <w:t xml:space="preserve">15. Important Implementation Decisions</w:t>
+      </w:r>
+    </w:p>
+    <w:p>
+      <w:pPr>
+        <w:pStyle w:val="ListParagraph"/>
+        <w:numPr>
+          <w:ilvl w:val="0"/>
+          <w:numId w:val="1"/>
+        </w:numPr>
+        <w:spacing w:after="50"/>
+      </w:pPr>
+      <w:r>
+        <w:t xml:space="preserve">Strict 5-person evaluation prevents guessing or partial query credit.</w:t>
+      </w:r>
+    </w:p>
+    <w:p>
+      <w:pPr>
+        <w:pStyle w:val="ListParagraph"/>
+        <w:numPr>
+          <w:ilvl w:val="0"/>
+          <w:numId w:val="1"/>
+        </w:numPr>
+        <w:spacing w:after="50"/>
+      </w:pPr>
+      <w:r>
+        <w:t xml:space="preserve">Direct increment of `users.xp` aligns with project-wide convention in `sectionsController.ts` and `challengeController.ts`.</w:t>
+      </w:r>
+    </w:p>
+    <w:p>
+      <w:pPr>
+        <w:pStyle w:val="Heading2"/>
+        <w:spacing w:after="100" w:before="200"/>
+      </w:pPr>
+      <w:r>
+        <w:t xml:space="preserve">16. Trade-offs</w:t>
+      </w:r>
+    </w:p>
+    <w:p>
+      <w:pPr>
+        <w:pStyle w:val="ListParagraph"/>
+        <w:numPr>
+          <w:ilvl w:val="0"/>
+          <w:numId w:val="1"/>
+        </w:numPr>
+        <w:spacing w:after="50"/>
+      </w:pPr>
+      <w:r>
+        <w:t xml:space="preserve">None.</w:t>
+      </w:r>
+    </w:p>
+    <w:p>
+      <w:pPr>
+        <w:pStyle w:val="Heading2"/>
+        <w:spacing w:after="100" w:before="200"/>
+      </w:pPr>
+      <w:r>
+        <w:t xml:space="preserve">17. Tests Executed</w:t>
+      </w:r>
+    </w:p>
+    <w:p>
+      <w:pPr>
+        <w:pStyle w:val="ListParagraph"/>
+        <w:numPr>
+          <w:ilvl w:val="0"/>
+          <w:numId w:val="1"/>
+        </w:numPr>
+        <w:spacing w:after="50"/>
+      </w:pPr>
+      <w:r>
+        <w:t xml:space="preserve">`npm run test --workspace=@datachan/api`: 11 test files passed, 155 / 155 tests passing.</w:t>
+      </w:r>
+    </w:p>
+    <w:p>
+      <w:pPr>
+        <w:pStyle w:val="ListParagraph"/>
+        <w:numPr>
+          <w:ilvl w:val="0"/>
+          <w:numId w:val="1"/>
+        </w:numPr>
+        <w:spacing w:after="50"/>
+      </w:pPr>
+      <w:r>
+        <w:t xml:space="preserve">`test_game.js`: 10 / 10 live integration steps verified against local emulator, API, and MongoDB (exit code 0).</w:t>
+      </w:r>
+    </w:p>
+    <w:p>
+      <w:pPr>
+        <w:pStyle w:val="Heading2"/>
+        <w:spacing w:after="100" w:before="200"/>
+      </w:pPr>
+      <w:r>
+        <w:t xml:space="preserve">18. Build / Type-Check Results</w:t>
+      </w:r>
+    </w:p>
+    <w:p>
+      <w:pPr>
+        <w:pStyle w:val="ListParagraph"/>
+        <w:numPr>
+          <w:ilvl w:val="0"/>
+          <w:numId w:val="1"/>
+        </w:numPr>
+        <w:spacing w:after="50"/>
+      </w:pPr>
+      <w:r>
+        <w:t xml:space="preserve">`npx tsc --noEmit -p apps/api/tsconfig.json`: Exit code 0.</w:t>
+      </w:r>
+    </w:p>
+    <w:p>
+      <w:pPr>
+        <w:pStyle w:val="ListParagraph"/>
+        <w:numPr>
+          <w:ilvl w:val="0"/>
+          <w:numId w:val="1"/>
+        </w:numPr>
+        <w:spacing w:after="50"/>
+      </w:pPr>
+      <w:r>
+        <w:t xml:space="preserve">`npx tsc --noEmit -p apps/web/tsconfig.json`: Exit code 0.</w:t>
+      </w:r>
+    </w:p>
+    <w:p>
+      <w:pPr>
+        <w:pStyle w:val="ListParagraph"/>
+        <w:numPr>
+          <w:ilvl w:val="0"/>
+          <w:numId w:val="1"/>
+        </w:numPr>
+        <w:spacing w:after="50"/>
+      </w:pPr>
+      <w:r>
+        <w:t xml:space="preserve">`generateEngineeringRecordDocx.ts`: 12 / 12 records synchronized, exit code 0.</w:t>
+      </w:r>
+    </w:p>
+    <w:p>
+      <w:pPr>
+        <w:pStyle w:val="Heading2"/>
+        <w:spacing w:after="100" w:before="200"/>
+      </w:pPr>
+      <w:r>
+        <w:t xml:space="preserve">19. Runtime Verification (Live E2E Verification)</w:t>
+      </w:r>
+    </w:p>
+    <w:p>
+      <w:pPr>
+        <w:pStyle w:val="ListParagraph"/>
+        <w:numPr>
+          <w:ilvl w:val="0"/>
+          <w:numId w:val="1"/>
+        </w:numPr>
+        <w:spacing w:after="50"/>
+      </w:pPr>
+      <w:r>
+        <w:t xml:space="preserve">Executed `node test_game.js` against live stack:</w:t>
+      </w:r>
+    </w:p>
+    <w:p>
+      <w:pPr>
+        <w:spacing w:after="100"/>
+      </w:pPr>
+      <w:r>
+        <w:t xml:space="preserve">1. Student authenticated and session established.</w:t>
+      </w:r>
+    </w:p>
+    <w:p>
+      <w:pPr>
+        <w:spacing w:after="100"/>
+      </w:pPr>
+      <w:r>
+        <w:t xml:space="preserve">2. Games catalog retrieved: `case_001_midnight_murder`.</w:t>
+      </w:r>
+    </w:p>
+    <w:p>
+      <w:pPr>
+        <w:spacing w:after="100"/>
+      </w:pPr>
+      <w:r>
+        <w:t xml:space="preserve">3. Sandbox provisioned: `vdb_g_student_dev_c001_midnigh` ($\le 63$ chars).</w:t>
+      </w:r>
+    </w:p>
+    <w:p>
+      <w:pPr>
+        <w:spacing w:after="100"/>
+      </w:pPr>
+      <w:r>
+        <w:t xml:space="preserve">4. Progress persistence verified in MongoDB.</w:t>
+      </w:r>
+    </w:p>
+    <w:p>
+      <w:pPr>
+        <w:spacing w:after="100"/>
+      </w:pPr>
+      <w:r>
+        <w:t xml:space="preserve">5. Query returned 5 records: `Sarah Mitchell`, `Daniel Carter`, `Emily Ross`, `Michael Reed`, `Olivia Blake`.</w:t>
+      </w:r>
+    </w:p>
+    <w:p>
+      <w:pPr>
+        <w:spacing w:after="100"/>
+      </w:pPr>
+      <w:r>
+        <w:t xml:space="preserve">6. Incomplete result (4 suspects) rejected: `solved: false`.</w:t>
+      </w:r>
+    </w:p>
+    <w:p>
+      <w:pPr>
+        <w:spacing w:after="100"/>
+      </w:pPr>
+      <w:r>
+        <w:t xml:space="preserve">7. Incorrect result (with outsider) rejected: `solved: false`.</w:t>
+      </w:r>
+    </w:p>
+    <w:p>
+      <w:pPr>
+        <w:spacing w:after="100"/>
+      </w:pPr>
+      <w:r>
+        <w:t xml:space="preserve">8. Canonical 5-person challenge solved: `solved: true`, nextChapter: `chapter_2`, clue: 5 suspects.</w:t>
+      </w:r>
+    </w:p>
+    <w:p>
+      <w:pPr>
+        <w:spacing w:after="100"/>
+      </w:pPr>
+      <w:r>
+        <w:t xml:space="preserve">9. Duplicate solve deduplication verified: `xpAwarded: 0`.</w:t>
+      </w:r>
+    </w:p>
+    <w:p>
+      <w:pPr>
+        <w:spacing w:after="100"/>
+      </w:pPr>
+      <w:r>
+        <w:t xml:space="preserve">10. Progress reload verified: `completedChallenges: ['chal_001']`, `currentChapter: 'chapter_2'`.</w:t>
+      </w:r>
+    </w:p>
+    <w:p>
+      <w:pPr>
+        <w:pStyle w:val="Heading2"/>
+        <w:spacing w:after="100" w:before="200"/>
+      </w:pPr>
+      <w:r>
+        <w:t xml:space="preserve">20. API / HTTP Evidence</w:t>
+      </w:r>
+    </w:p>
+    <w:p>
+      <w:pPr>
+        <w:pStyle w:val="ListParagraph"/>
+        <w:numPr>
+          <w:ilvl w:val="0"/>
+          <w:numId w:val="1"/>
+        </w:numPr>
+        <w:spacing w:after="50"/>
+      </w:pPr>
+      <w:r>
+        <w:t xml:space="preserve">`POST /games/case_001_midnight_murder/query`: 200 OK (5 documents).</w:t>
+      </w:r>
+    </w:p>
+    <w:p>
+      <w:pPr>
+        <w:pStyle w:val="ListParagraph"/>
+        <w:numPr>
+          <w:ilvl w:val="0"/>
+          <w:numId w:val="1"/>
+        </w:numPr>
+        <w:spacing w:after="50"/>
+      </w:pPr>
+      <w:r>
+        <w:t xml:space="preserve">`POST /games/case_001_midnight_murder/challenges/chal_001/validate` (incomplete): 200 OK (`solved: false`).</w:t>
+      </w:r>
+    </w:p>
+    <w:p>
+      <w:pPr>
+        <w:pStyle w:val="ListParagraph"/>
+        <w:numPr>
+          <w:ilvl w:val="0"/>
+          <w:numId w:val="1"/>
+        </w:numPr>
+        <w:spacing w:after="50"/>
+      </w:pPr>
+      <w:r>
+        <w:t xml:space="preserve">`POST /games/case_001_midnight_murder/challenges/chal_001/validate` (5 persons): 200 OK (`solved: true`, `xpAwarded: 100`).</w:t>
+      </w:r>
+    </w:p>
+    <w:p>
+      <w:pPr>
+        <w:pStyle w:val="ListParagraph"/>
+        <w:numPr>
+          <w:ilvl w:val="0"/>
+          <w:numId w:val="1"/>
+        </w:numPr>
+        <w:spacing w:after="50"/>
+      </w:pPr>
+      <w:r>
+        <w:t xml:space="preserve">`POST /games/case_001_midnight_murder/challenges/chal_001/validate` (repeat): 200 OK (`solved: true`, `xpAwarded: 0`).</w:t>
+      </w:r>
+    </w:p>
+    <w:p>
+      <w:pPr>
+        <w:pStyle w:val="Heading2"/>
+        <w:spacing w:after="100" w:before="200"/>
+      </w:pPr>
+      <w:r>
+        <w:t xml:space="preserve">21. Database / Schema Evidence</w:t>
+      </w:r>
+    </w:p>
+    <w:p>
+      <w:pPr>
+        <w:pStyle w:val="ListParagraph"/>
+        <w:numPr>
+          <w:ilvl w:val="0"/>
+          <w:numId w:val="1"/>
+        </w:numPr>
+        <w:spacing w:after="50"/>
+      </w:pPr>
+      <w:r>
+        <w:t xml:space="preserve">Seeded collection `visits` in sandbox contains 7 documents (5 suspects, 2 decoys).</w:t>
+      </w:r>
+    </w:p>
+    <w:p>
+      <w:pPr>
+        <w:pStyle w:val="ListParagraph"/>
+        <w:numPr>
+          <w:ilvl w:val="0"/>
+          <w:numId w:val="1"/>
+        </w:numPr>
+        <w:spacing w:after="50"/>
+      </w:pPr>
+      <w:r>
+        <w:t xml:space="preserve">Collection `game_progress` contains `completedChallenges: ['chal_001']`, `discoveredClues: ['...5 suspects...']`.</w:t>
+      </w:r>
+    </w:p>
+    <w:p>
+      <w:pPr>
+        <w:pStyle w:val="Heading2"/>
+        <w:spacing w:after="100" w:before="200"/>
+      </w:pPr>
+      <w:r>
+        <w:t xml:space="preserve">22. Before vs After</w:t>
+      </w:r>
+    </w:p>
+    <w:p>
+      <w:pPr>
+        <w:pStyle w:val="ListParagraph"/>
+        <w:numPr>
+          <w:ilvl w:val="0"/>
+          <w:numId w:val="1"/>
+        </w:numPr>
+        <w:spacing w:after="50"/>
+      </w:pPr>
+      <w:r>
+        <w:rPr>
+          <w:b/>
+          <w:bCs/>
+        </w:rPr>
+        <w:t xml:space="preserve">Before</w:t>
+      </w:r>
+      <w:r>
+        <w:t xml:space="preserve">: 4 suspects returned; incomplete queries accepted; Daniel Carter excluded; test script tested only positive path.</w:t>
+      </w:r>
+    </w:p>
+    <w:p>
+      <w:pPr>
+        <w:pStyle w:val="ListParagraph"/>
+        <w:numPr>
+          <w:ilvl w:val="0"/>
+          <w:numId w:val="1"/>
+        </w:numPr>
+        <w:spacing w:after="50"/>
+      </w:pPr>
+      <w:r>
+        <w:rPr>
+          <w:b/>
+          <w:bCs/>
+        </w:rPr>
+        <w:t xml:space="preserve">After</w:t>
+      </w:r>
+      <w:r>
+        <w:t xml:space="preserve">: Exactly 5 canonical suspects returned; incomplete and outsider queries rejected; full 10-step live verification confirms robust game mechanics and duplicate XP protection.</w:t>
+      </w:r>
+    </w:p>
+    <w:p>
+      <w:pPr>
+        <w:pStyle w:val="Heading2"/>
+        <w:spacing w:after="100" w:before="200"/>
+      </w:pPr>
+      <w:r>
+        <w:t xml:space="preserve">23. Known Limitations</w:t>
+      </w:r>
+    </w:p>
+    <w:p>
+      <w:pPr>
+        <w:pStyle w:val="ListParagraph"/>
+        <w:numPr>
+          <w:ilvl w:val="0"/>
+          <w:numId w:val="1"/>
+        </w:numPr>
+        <w:spacing w:after="50"/>
+      </w:pPr>
+      <w:r>
+        <w:t xml:space="preserve">Chapters 2-8 remain future milestones.</w:t>
+      </w:r>
+    </w:p>
+    <w:p>
+      <w:pPr>
+        <w:pStyle w:val="Heading2"/>
+        <w:spacing w:after="100" w:before="200"/>
+      </w:pPr>
+      <w:r>
+        <w:t xml:space="preserve">24. Remaining Risks</w:t>
+      </w:r>
+    </w:p>
+    <w:p>
+      <w:pPr>
+        <w:pStyle w:val="ListParagraph"/>
+        <w:numPr>
+          <w:ilvl w:val="0"/>
+          <w:numId w:val="1"/>
+        </w:numPr>
+        <w:spacing w:after="50"/>
+      </w:pPr>
+      <w:r>
+        <w:t xml:space="preserve">None.</w:t>
+      </w:r>
+    </w:p>
+    <w:p>
+      <w:pPr>
+        <w:pStyle w:val="Heading2"/>
+        <w:spacing w:after="100" w:before="200"/>
+      </w:pPr>
+      <w:r>
+        <w:t xml:space="preserve">25. Future Dependencies</w:t>
+      </w:r>
+    </w:p>
+    <w:p>
+      <w:pPr>
+        <w:pStyle w:val="ListParagraph"/>
+        <w:numPr>
+          <w:ilvl w:val="0"/>
+          <w:numId w:val="1"/>
+        </w:numPr>
+        <w:spacing w:after="50"/>
+      </w:pPr>
+      <w:r>
+        <w:t xml:space="preserve">Chapter 2 access card investigation.</w:t>
+      </w:r>
+    </w:p>
+    <w:p>
+      <w:pPr>
+        <w:pStyle w:val="Heading2"/>
+        <w:spacing w:after="100" w:before="200"/>
+      </w:pPr>
+      <w:r>
+        <w:t xml:space="preserve">26. Follow-up Work</w:t>
+      </w:r>
+    </w:p>
+    <w:p>
+      <w:pPr>
+        <w:pStyle w:val="ListParagraph"/>
+        <w:numPr>
+          <w:ilvl w:val="0"/>
+          <w:numId w:val="1"/>
+        </w:numPr>
+        <w:spacing w:after="50"/>
+      </w:pPr>
+      <w:r>
+        <w:t xml:space="preserve">Proceed to Phase 2 chapter authoring when scheduled.</w:t>
+      </w:r>
+    </w:p>
+    <w:p>
+      <w:pPr>
+        <w:pStyle w:val="Heading2"/>
+        <w:spacing w:after="100" w:before="200"/>
+      </w:pPr>
+      <w:r>
+        <w:t xml:space="preserve">27. Reusable Engineering Lesson</w:t>
+      </w:r>
+    </w:p>
+    <w:p>
+      <w:pPr>
+        <w:spacing w:after="100"/>
+      </w:pPr>
+      <w:r>
+        <w:t xml:space="preserve">In investigation/game mechanics, test both positive and negative validation branches: an acceptance test is only as trustworthy as the rejection of incomplete and invalid data.</w:t>
+      </w:r>
+    </w:p>
+    <w:p>
+      <w:pPr>
+        <w:pStyle w:val="Heading2"/>
+        <w:spacing w:after="100" w:before="200"/>
+      </w:pPr>
+      <w:r>
+        <w:t xml:space="preserve">28. Tags / Classification</w:t>
+      </w:r>
+    </w:p>
+    <w:p>
+      <w:pPr>
+        <w:spacing w:after="100"/>
+      </w:pPr>
+      <w:r>
+        <w:t xml:space="preserve">`games`, `case-001`, `spec-alignment`, `time-model`, `5-suspects`, `xp-audit`, `atomic-deduplication`, `e2e-verification`, `negative-testing`</w:t>
+      </w:r>
+    </w:p>
+    <w:p>
+      <w:pPr>
+        <w:pStyle w:val="Heading1"/>
+        <w:spacing w:after="150" w:before="400"/>
+      </w:pPr>
+      <w:r>
+        <w:t xml:space="preserve">[DATACHAN-20261012-014] Case #001: The Midnight Murder — Fresh Lifecycle Verification, Registration Schema Validation Fix &amp; Strict Deduplication Audit</w:t>
+      </w:r>
+    </w:p>
+    <w:p>
+      <w:pPr>
+        <w:pStyle w:val="ListParagraph"/>
+        <w:numPr>
+          <w:ilvl w:val="0"/>
+          <w:numId w:val="1"/>
+        </w:numPr>
+        <w:spacing w:after="50"/>
+      </w:pPr>
+      <w:r>
+        <w:rPr>
+          <w:b/>
+          <w:bCs/>
+        </w:rPr>
+        <w:t xml:space="preserve">Date / Time</w:t>
+      </w:r>
+      <w:r>
+        <w:t xml:space="preserve">: 2026-10-12T21:30:00+05:30</w:t>
+      </w:r>
+    </w:p>
+    <w:p>
+      <w:pPr>
+        <w:pStyle w:val="ListParagraph"/>
+        <w:numPr>
+          <w:ilvl w:val="0"/>
+          <w:numId w:val="1"/>
+        </w:numPr>
+        <w:spacing w:after="50"/>
+      </w:pPr>
+      <w:r>
+        <w:rPr>
+          <w:b/>
+          <w:bCs/>
+        </w:rPr>
+        <w:t xml:space="preserve">Contributor / Agent</w:t>
+      </w:r>
+      <w:r>
+        <w:t xml:space="preserve">: Antigravity Senior Systems Engineer &amp; Security Architect</w:t>
+      </w:r>
+    </w:p>
+    <w:p>
+      <w:pPr>
+        <w:pStyle w:val="ListParagraph"/>
+        <w:numPr>
+          <w:ilvl w:val="0"/>
+          <w:numId w:val="1"/>
+        </w:numPr>
+        <w:spacing w:after="50"/>
+      </w:pPr>
+      <w:r>
+        <w:rPr>
+          <w:b/>
+          <w:bCs/>
+        </w:rPr>
+        <w:t xml:space="preserve">Task Type</w:t>
+      </w:r>
+      <w:r>
+        <w:t xml:space="preserve">: DEFECT RESOLUTION / ISOLATED FRESH LIFECYCLE VERIFICATION / GAMIFICATION CONFIRMATION</w:t>
+      </w:r>
+    </w:p>
+    <w:p>
+      <w:pPr>
+        <w:pStyle w:val="ListParagraph"/>
+        <w:numPr>
+          <w:ilvl w:val="0"/>
+          <w:numId w:val="1"/>
+        </w:numPr>
+        <w:spacing w:after="50"/>
+      </w:pPr>
+      <w:r>
+        <w:rPr>
+          <w:b/>
+          <w:bCs/>
+        </w:rPr>
+        <w:t xml:space="preserve">References</w:t>
+      </w:r>
+      <w:r>
+        <w:t xml:space="preserve">: DATACHAN-20261002-002, DATACHAN-20261002-006, DATACHAN-20261012-012, DATACHAN-20261012-013</w:t>
+      </w:r>
+    </w:p>
+    <w:p>
+      <w:pPr>
+        <w:pStyle w:val="ListParagraph"/>
+        <w:numPr>
+          <w:ilvl w:val="0"/>
+          <w:numId w:val="1"/>
+        </w:numPr>
+        <w:spacing w:after="50"/>
+      </w:pPr>
+      <w:r>
+        <w:rPr>
+          <w:b/>
+          <w:bCs/>
+        </w:rPr>
+        <w:t xml:space="preserve">Related Feature</w:t>
+      </w:r>
+      <w:r>
+        <w:t xml:space="preserve">: Case #001: The Midnight Murder — Fresh Lifecycle Verification, Registration Schema Validation Fix &amp; Strict Deduplication Audit</w:t>
+      </w:r>
+    </w:p>
+    <w:p>
+      <w:pPr>
+        <w:pStyle w:val="Heading2"/>
+        <w:spacing w:after="100" w:before="200"/>
+      </w:pPr>
+      <w:r>
+        <w:t xml:space="preserve">1. Exact User / Developer Request</w:t>
+      </w:r>
+    </w:p>
+    <w:p>
+      <w:pPr>
+        <w:spacing w:after="100"/>
+      </w:pPr>
+      <w:r>
+        <w:t xml:space="preserve">"### Final verification: Fresh Case #001 lifecycle</w:t>
+      </w:r>
+    </w:p>
+    <w:p>
+      <w:pPr>
+        <w:spacing w:after="100"/>
+      </w:pPr>
+      <w:r>
+        <w:t xml:space="preserve">Do not add features, commit, push, or merge.</w:t>
+      </w:r>
+    </w:p>
+    <w:p>
+      <w:pPr>
+        <w:spacing w:after="100"/>
+      </w:pPr>
+      <w:r>
+        <w:t xml:space="preserve">The latest integration output reports that game progress is already at chapter_2 before the Chapter 1 solution is submitted. Resolve this ambiguity with an isolated, reproducible test.</w:t>
+      </w:r>
+    </w:p>
+    <w:p>
+      <w:pPr>
+        <w:spacing w:after="100"/>
+      </w:pPr>
+      <w:r>
+        <w:t xml:space="preserve">1. Use a fresh test user or a controlled test fixture with no existing Case #001 progress. Do not destructively reset shared development data.</w:t>
+      </w:r>
+    </w:p>
+    <w:p>
+      <w:pPr>
+        <w:spacing w:after="100"/>
+      </w:pPr>
+      <w:r>
+        <w:t xml:space="preserve">2. Start the game and assert that the initial state is chapter_1 with no completed challenges and no discovered clues.</w:t>
+      </w:r>
+    </w:p>
+    <w:p>
+      <w:pPr>
+        <w:spacing w:after="100"/>
+      </w:pPr>
+      <w:r>
+        <w:t xml:space="preserve">3. Execute the correct Chapter 1 query and assert:</w:t>
+      </w:r>
+    </w:p>
+    <w:p>
+      <w:pPr>
+        <w:spacing w:after="100"/>
+      </w:pPr>
+      <w:r>
+        <w:t xml:space="preserve">- exactly the five canonical suspects are returned;</w:t>
+      </w:r>
+    </w:p>
+    <w:p>
+      <w:pPr>
+        <w:spacing w:after="100"/>
+      </w:pPr>
+      <w:r>
+        <w:t xml:space="preserve">- validation succeeds;</w:t>
+      </w:r>
+    </w:p>
+    <w:p>
+      <w:pPr>
+        <w:spacing w:after="100"/>
+      </w:pPr>
+      <w:r>
+        <w:t xml:space="preserve">- the clue is unlocked;</w:t>
+      </w:r>
+    </w:p>
+    <w:p>
+      <w:pPr>
+        <w:spacing w:after="100"/>
+      </w:pPr>
+      <w:r>
+        <w:t xml:space="preserve">- chapter_2 becomes available;</w:t>
+      </w:r>
+    </w:p>
+    <w:p>
+      <w:pPr>
+        <w:spacing w:after="100"/>
+      </w:pPr>
+      <w:r>
+        <w:t xml:space="preserve">- the authoritative XP balance increases by exactly 100 on the first successful completion, if 100 XP remains the configured reward.</w:t>
+      </w:r>
+    </w:p>
+    <w:p>
+      <w:pPr>
+        <w:spacing w:after="100"/>
+      </w:pPr>
+      <w:r>
+        <w:t xml:space="preserve">4. Submit the same correct challenge again, including concurrent duplicate submissions if practical. Assert the XP balance increases by zero additional points.</w:t>
+      </w:r>
+    </w:p>
+    <w:p>
+      <w:pPr>
+        <w:spacing w:after="100"/>
+      </w:pPr>
+      <w:r>
+        <w:t xml:space="preserve">5. Reload/resume the game and verify persisted progress, clue state, and XP.</w:t>
+      </w:r>
+    </w:p>
+    <w:p>
+      <w:pPr>
+        <w:spacing w:after="100"/>
+      </w:pPr>
+      <w:r>
+        <w:t xml:space="preserve">6. Retain the existing incorrect-result and incomplete-result tests.</w:t>
+      </w:r>
+    </w:p>
+    <w:p>
+      <w:pPr>
+        <w:spacing w:after="100"/>
+      </w:pPr>
+      <w:r>
+        <w:t xml:space="preserve">7. Run the focused game tests and the existing API test suite. Report exact command output and exit codes.</w:t>
+      </w:r>
+    </w:p>
+    <w:p>
+      <w:pPr>
+        <w:spacing w:after="100"/>
+      </w:pPr>
+      <w:r>
+        <w:t xml:space="preserve">8. Preserve the append-only engineering history. If this work reveals or fixes a new defect, append the next sequential record and synchronize Markdown, JSONL, and DOCX. Do not rewrite records 012 or 013.</w:t>
+      </w:r>
+    </w:p>
+    <w:p>
+      <w:pPr>
+        <w:spacing w:after="100"/>
+      </w:pPr>
+      <w:r>
+        <w:t xml:space="preserve">9. Inspect the complete Git diff and final status, including untracked files. Do not commit."</w:t>
+      </w:r>
+    </w:p>
+    <w:p>
+      <w:pPr>
+        <w:pStyle w:val="Heading2"/>
+        <w:spacing w:after="100" w:before="200"/>
+      </w:pPr>
+      <w:r>
+        <w:t xml:space="preserve">2. Why the Task Was Requested</w:t>
+      </w:r>
+    </w:p>
+    <w:p>
+      <w:pPr>
+        <w:spacing w:after="100"/>
+      </w:pPr>
+      <w:r>
+        <w:t xml:space="preserve">Previous test runs used the shared development account (`student@datachan.test`), which retained persisted progress from prior tests, creating ambiguity as to whether Chapter 1 progression and XP increments functioned correctly on a completely pristine account. An isolated, non-destructive test was needed using a dynamically provisioned test fixture to verify the lifecycle from zero progress.</w:t>
+      </w:r>
+    </w:p>
+    <w:p>
+      <w:pPr>
+        <w:pStyle w:val="Heading2"/>
+        <w:spacing w:after="100" w:before="200"/>
+      </w:pPr>
+      <w:r>
+        <w:t xml:space="preserve">3. Existing State Before the Change</w:t>
+      </w:r>
+    </w:p>
+    <w:p>
+      <w:pPr>
+        <w:pStyle w:val="ListParagraph"/>
+        <w:numPr>
+          <w:ilvl w:val="0"/>
+          <w:numId w:val="1"/>
+        </w:numPr>
+        <w:spacing w:after="50"/>
+      </w:pPr>
+      <w:r>
+        <w:t xml:space="preserve">The shared student account had prior progress at `chapter_2`.</w:t>
+      </w:r>
+    </w:p>
+    <w:p>
+      <w:pPr>
+        <w:pStyle w:val="ListParagraph"/>
+        <w:numPr>
+          <w:ilvl w:val="0"/>
+          <w:numId w:val="1"/>
+        </w:numPr>
+        <w:spacing w:after="50"/>
+      </w:pPr>
+      <w:r>
+        <w:t xml:space="preserve">When dynamically provisioning a fresh test student via the Firebase Auth Emulator (`accounts:signUp`) and calling `POST /api/v1/auth/session`, the API threw `500 Internal Error: Document failed validation`.</w:t>
+      </w:r>
+    </w:p>
+    <w:p>
+      <w:pPr>
+        <w:pStyle w:val="ListParagraph"/>
+        <w:numPr>
+          <w:ilvl w:val="0"/>
+          <w:numId w:val="1"/>
+        </w:numPr>
+        <w:spacing w:after="50"/>
+      </w:pPr>
+      <w:r>
+        <w:t xml:space="preserve">In `authController.ts`, `photoUrl: picture || undefined` was serialized as `null` by the BSON driver, violating `COLLECTION_VALIDATORS.users` which specified `{ bsonType: 'string' }` without allowing `'null'`.</w:t>
+      </w:r>
+    </w:p>
+    <w:p>
+      <w:pPr>
+        <w:pStyle w:val="ListParagraph"/>
+        <w:numPr>
+          <w:ilvl w:val="0"/>
+          <w:numId w:val="1"/>
+        </w:numPr>
+        <w:spacing w:after="50"/>
+      </w:pPr>
+      <w:r>
+        <w:t xml:space="preserve">In `.firebase-emulator-data/auth_export/accounts.json`, `student@datachan.test` had `customAttributes: "{\"role\":\"faculty\"}"`, which failed `test/emulatorPersistence.test.ts`.</w:t>
+      </w:r>
+    </w:p>
+    <w:p>
+      <w:pPr>
+        <w:pStyle w:val="Heading2"/>
+        <w:spacing w:after="100" w:before="200"/>
+      </w:pPr>
+      <w:r>
+        <w:t xml:space="preserve">4. What Was Actually Done</w:t>
+      </w:r>
+    </w:p>
+    <w:p>
+      <w:pPr>
+        <w:spacing w:after="100"/>
+      </w:pPr>
+      <w:r>
+        <w:t xml:space="preserve">1. **Diagnosed and Fixed User Registration Schema Validation Defect**:</w:t>
+      </w:r>
+    </w:p>
+    <w:p>
+      <w:pPr>
+        <w:spacing w:after="100"/>
+      </w:pPr>
+      <w:r>
+        <w:t xml:space="preserve">- Inspected MongoDB Code 121 error info (`operatorName: "$jsonSchema"`, property `photoUrl`, `consideredType: "null"`, `specifiedAs: { bsonType: "string" }`).</w:t>
+      </w:r>
+    </w:p>
+    <w:p>
+      <w:pPr>
+        <w:spacing w:after="100"/>
+      </w:pPr>
+      <w:r>
+        <w:t xml:space="preserve">- Modified `apps/api/src/modules/auth/authController.ts` to omit `photoUrl` when not provided (`...(picture ? { photoUrl: picture } : {})`) and explicitly set `activeDatabaseId: null`.</w:t>
+      </w:r>
+    </w:p>
+    <w:p>
+      <w:pPr>
+        <w:spacing w:after="100"/>
+      </w:pPr>
+      <w:r>
+        <w:t xml:space="preserve">- Updated `apps/api/src/database/schema/validators.ts` to allow `photoUrl: { bsonType: ['string', 'null'] }` as defensive validation schema.</w:t>
+      </w:r>
+    </w:p>
+    <w:p>
+      <w:pPr>
+        <w:spacing w:after="100"/>
+      </w:pPr>
+      <w:r>
+        <w:t xml:space="preserve">2. **Corrected Seed Role in Emulator Export**:</w:t>
+      </w:r>
+    </w:p>
+    <w:p>
+      <w:pPr>
+        <w:spacing w:after="100"/>
+      </w:pPr>
+      <w:r>
+        <w:t xml:space="preserve">- Fixed `accounts.json` line 1 so `student@datachan.test` has `"customAttributes":"{\"role\":\"student\"}"`.</w:t>
+      </w:r>
+    </w:p>
+    <w:p>
+      <w:pPr>
+        <w:spacing w:after="100"/>
+      </w:pPr>
+      <w:r>
+        <w:t xml:space="preserve">3. **Automated Isolated 12-Step Fresh Lifecycle Test (`test_game.js`)**:</w:t>
+      </w:r>
+    </w:p>
+    <w:p>
+      <w:pPr>
+        <w:spacing w:after="100"/>
+      </w:pPr>
+      <w:r>
+        <w:t xml:space="preserve">- Registered a unique fresh student fixture (`fresh_student_&lt;uid&gt;@datachan.test`) with 0 XP.</w:t>
+      </w:r>
+    </w:p>
+    <w:p>
+      <w:pPr>
+        <w:spacing w:after="100"/>
+      </w:pPr>
+      <w:r>
+        <w:t xml:space="preserve">- Asserted pre-start check returns `404 ResourceNotFoundError`.</w:t>
+      </w:r>
+    </w:p>
+    <w:p>
+      <w:pPr>
+        <w:spacing w:after="100"/>
+      </w:pPr>
+      <w:r>
+        <w:t xml:space="preserve">- Asserted game start initializes `currentChapter: "chapter_1"`, `completedChallenges: []`, `discoveredClues: []`.</w:t>
+      </w:r>
+    </w:p>
+    <w:p>
+      <w:pPr>
+        <w:spacing w:after="100"/>
+      </w:pPr>
+      <w:r>
+        <w:t xml:space="preserve">- Asserted canonical Chapter 1 query returns exactly the 5 canonical suspects (`Sarah Mitchell`, `Daniel Carter`, `Emily Ross`, `Michael Reed`, `Olivia Blake`) with zero outsiders.</w:t>
+      </w:r>
+    </w:p>
+    <w:p>
+      <w:pPr>
+        <w:spacing w:after="100"/>
+      </w:pPr>
+      <w:r>
+        <w:t xml:space="preserve">- Asserted incomplete 4-suspect submission is rejected (`solved: false`, `xpAwarded: 0`).</w:t>
+      </w:r>
+    </w:p>
+    <w:p>
+      <w:pPr>
+        <w:spacing w:after="100"/>
+      </w:pPr>
+      <w:r>
+        <w:t xml:space="preserve">- Asserted outsider submission is rejected (`solved: false`, `xpAwarded: 0`).</w:t>
+      </w:r>
+    </w:p>
+    <w:p>
+      <w:pPr>
+        <w:spacing w:after="100"/>
+      </w:pPr>
+      <w:r>
+        <w:t xml:space="preserve">- First successful validation awarded 100 XP, unlocked 5-suspect clue, and set `nextChapter: "chapter_2"`.</w:t>
+      </w:r>
+    </w:p>
+    <w:p>
+      <w:pPr>
+        <w:spacing w:after="100"/>
+      </w:pPr>
+      <w:r>
+        <w:t xml:space="preserve">- Asserted authoritative user balance in `users.xp` increased from 0 to 100 (+100).</w:t>
+      </w:r>
+    </w:p>
+    <w:p>
+      <w:pPr>
+        <w:spacing w:after="100"/>
+      </w:pPr>
+      <w:r>
+        <w:t xml:space="preserve">- Executed concurrent parallel duplicate submissions; verified both returned `xpAwarded: 0` and user XP balance remained exactly 100 (+0 additional points).</w:t>
+      </w:r>
+    </w:p>
+    <w:p>
+      <w:pPr>
+        <w:spacing w:after="100"/>
+      </w:pPr>
+      <w:r>
+        <w:t xml:space="preserve">- Reload/resume verified persistence of `chapter_2`, `completedChallenges: ['chal_001']`, and discovered clues.</w:t>
+      </w:r>
+    </w:p>
+    <w:p>
+      <w:pPr>
+        <w:spacing w:after="100"/>
+      </w:pPr>
+      <w:r>
+        <w:t xml:space="preserve">4. **Verified Full Monorepo Test Suites &amp; Typechecks**:</w:t>
+      </w:r>
+    </w:p>
+    <w:p>
+      <w:pPr>
+        <w:spacing w:after="100"/>
+      </w:pPr>
+      <w:r>
+        <w:t xml:space="preserve">- Ran `npx vitest run apps/api/test/gamesModule.test.ts` (9 tests passed, exit code 0).</w:t>
+      </w:r>
+    </w:p>
+    <w:p>
+      <w:pPr>
+        <w:spacing w:after="100"/>
+      </w:pPr>
+      <w:r>
+        <w:t xml:space="preserve">- Ran `npm run test --workspace=@datachan/api` (11 test files, 155 tests passed, exit code 0).</w:t>
+      </w:r>
+    </w:p>
+    <w:p>
+      <w:pPr>
+        <w:spacing w:after="100"/>
+      </w:pPr>
+      <w:r>
+        <w:t xml:space="preserve">- Ran `npx tsc --noEmit -p apps/api/tsconfig.json` (exit code 0).</w:t>
+      </w:r>
+    </w:p>
+    <w:p>
+      <w:pPr>
+        <w:spacing w:after="100"/>
+      </w:pPr>
+      <w:r>
+        <w:t xml:space="preserve">- Ran `npx tsc --noEmit -p apps/web/tsconfig.json` (exit code 0).</w:t>
+      </w:r>
+    </w:p>
+    <w:p>
+      <w:pPr>
+        <w:pStyle w:val="Heading2"/>
+        <w:spacing w:after="100" w:before="200"/>
+      </w:pPr>
+      <w:r>
+        <w:t xml:space="preserve">5. Exact Files Created</w:t>
+      </w:r>
+    </w:p>
+    <w:p>
+      <w:pPr>
+        <w:pStyle w:val="ListParagraph"/>
+        <w:numPr>
+          <w:ilvl w:val="0"/>
+          <w:numId w:val="1"/>
+        </w:numPr>
+        <w:spacing w:after="50"/>
+      </w:pPr>
+      <w:r>
+        <w:t xml:space="preserve">None</w:t>
+      </w:r>
+    </w:p>
+    <w:p>
+      <w:pPr>
+        <w:pStyle w:val="Heading2"/>
+        <w:spacing w:after="100" w:before="200"/>
+      </w:pPr>
+      <w:r>
+        <w:t xml:space="preserve">6. Exact Files Modified</w:t>
+      </w:r>
+    </w:p>
+    <w:p>
+      <w:pPr>
+        <w:pStyle w:val="ListParagraph"/>
+        <w:numPr>
+          <w:ilvl w:val="0"/>
+          <w:numId w:val="1"/>
+        </w:numPr>
+        <w:spacing w:after="50"/>
+      </w:pPr>
+      <w:r>
+        <w:t xml:space="preserve">`apps/api/src/modules/auth/authController.ts`</w:t>
+      </w:r>
+    </w:p>
+    <w:p>
+      <w:pPr>
+        <w:pStyle w:val="ListParagraph"/>
+        <w:numPr>
+          <w:ilvl w:val="0"/>
+          <w:numId w:val="1"/>
+        </w:numPr>
+        <w:spacing w:after="50"/>
+      </w:pPr>
+      <w:r>
+        <w:t xml:space="preserve">`apps/api/src/database/schema/validators.ts`</w:t>
+      </w:r>
+    </w:p>
+    <w:p>
+      <w:pPr>
+        <w:pStyle w:val="ListParagraph"/>
+        <w:numPr>
+          <w:ilvl w:val="0"/>
+          <w:numId w:val="1"/>
+        </w:numPr>
+        <w:spacing w:after="50"/>
+      </w:pPr>
+      <w:r>
+        <w:t xml:space="preserve">`.firebase-emulator-data/auth_export/accounts.json`</w:t>
+      </w:r>
+    </w:p>
+    <w:p>
+      <w:pPr>
+        <w:pStyle w:val="ListParagraph"/>
+        <w:numPr>
+          <w:ilvl w:val="0"/>
+          <w:numId w:val="1"/>
+        </w:numPr>
+        <w:spacing w:after="50"/>
+      </w:pPr>
+      <w:r>
+        <w:t xml:space="preserve">`test_game.js`</w:t>
+      </w:r>
+    </w:p>
+    <w:p>
+      <w:pPr>
+        <w:pStyle w:val="ListParagraph"/>
+        <w:numPr>
+          <w:ilvl w:val="0"/>
+          <w:numId w:val="1"/>
+        </w:numPr>
+        <w:spacing w:after="50"/>
+      </w:pPr>
+      <w:r>
+        <w:t xml:space="preserve">`docs/antigravity-engineering-record.md`</w:t>
+      </w:r>
+    </w:p>
+    <w:p>
+      <w:pPr>
+        <w:pStyle w:val="ListParagraph"/>
+        <w:numPr>
+          <w:ilvl w:val="0"/>
+          <w:numId w:val="1"/>
+        </w:numPr>
+        <w:spacing w:after="50"/>
+      </w:pPr>
+      <w:r>
+        <w:t xml:space="preserve">`docs/antigravity-engineering-record.jsonl`</w:t>
+      </w:r>
+    </w:p>
+    <w:p>
+      <w:pPr>
+        <w:pStyle w:val="ListParagraph"/>
+        <w:numPr>
+          <w:ilvl w:val="0"/>
+          <w:numId w:val="1"/>
+        </w:numPr>
+        <w:spacing w:after="50"/>
+      </w:pPr>
+      <w:r>
+        <w:t xml:space="preserve">`docs/antigravity-engineering-record.docx`</w:t>
+      </w:r>
+    </w:p>
+    <w:p>
+      <w:pPr>
+        <w:pStyle w:val="Heading2"/>
+        <w:spacing w:after="100" w:before="200"/>
+      </w:pPr>
+      <w:r>
+        <w:t xml:space="preserve">7. Exact Files Deleted</w:t>
+      </w:r>
+    </w:p>
+    <w:p>
+      <w:pPr>
+        <w:pStyle w:val="ListParagraph"/>
+        <w:numPr>
+          <w:ilvl w:val="0"/>
+          <w:numId w:val="1"/>
+        </w:numPr>
+        <w:spacing w:after="50"/>
+      </w:pPr>
+      <w:r>
+        <w:t xml:space="preserve">None</w:t>
+      </w:r>
+    </w:p>
+    <w:p>
+      <w:pPr>
+        <w:pStyle w:val="Heading2"/>
+        <w:spacing w:after="100" w:before="200"/>
+      </w:pPr>
+      <w:r>
+        <w:t xml:space="preserve">8. Files Intentionally Not Changed</w:t>
+      </w:r>
+    </w:p>
+    <w:p>
+      <w:pPr>
+        <w:pStyle w:val="ListParagraph"/>
+        <w:numPr>
+          <w:ilvl w:val="0"/>
+          <w:numId w:val="1"/>
+        </w:numPr>
+        <w:spacing w:after="50"/>
+      </w:pPr>
+      <w:r>
+        <w:t xml:space="preserve">Records 001 through 013 in `docs/antigravity-engineering-record.md` (preserved immutable).</w:t>
+      </w:r>
+    </w:p>
+    <w:p>
+      <w:pPr>
+        <w:pStyle w:val="ListParagraph"/>
+        <w:numPr>
+          <w:ilvl w:val="0"/>
+          <w:numId w:val="1"/>
+        </w:numPr>
+        <w:spacing w:after="50"/>
+      </w:pPr>
+      <w:r>
+        <w:t xml:space="preserve">`docs/antigravity-engineering-record-template.docx` (preserved).</w:t>
+      </w:r>
+    </w:p>
+    <w:p>
+      <w:pPr>
+        <w:pStyle w:val="ListParagraph"/>
+        <w:numPr>
+          <w:ilvl w:val="0"/>
+          <w:numId w:val="1"/>
+        </w:numPr>
+        <w:spacing w:after="50"/>
+      </w:pPr>
+      <w:r>
+        <w:t xml:space="preserve">Core game chapter logic beyond vertical slice Chapter 1.</w:t>
+      </w:r>
+    </w:p>
+    <w:p>
+      <w:pPr>
+        <w:pStyle w:val="Heading2"/>
+        <w:spacing w:after="100" w:before="200"/>
+      </w:pPr>
+      <w:r>
+        <w:t xml:space="preserve">9. Issue / Problem Being Solved</w:t>
+      </w:r>
+    </w:p>
+    <w:p>
+      <w:pPr>
+        <w:spacing w:after="100"/>
+      </w:pPr>
+      <w:r>
+        <w:t xml:space="preserve">Ambiguity of previously persisted progress masking Chapter 1 initialization, self-service user registration schema failure, and emulator fixture role drift.</w:t>
+      </w:r>
+    </w:p>
+    <w:p>
+      <w:pPr>
+        <w:pStyle w:val="Heading2"/>
+        <w:spacing w:after="100" w:before="200"/>
+      </w:pPr>
+      <w:r>
+        <w:t xml:space="preserve">10. Root Cause</w:t>
+      </w:r>
+    </w:p>
+    <w:p>
+      <w:pPr>
+        <w:pStyle w:val="ListParagraph"/>
+        <w:numPr>
+          <w:ilvl w:val="0"/>
+          <w:numId w:val="1"/>
+        </w:numPr>
+        <w:spacing w:after="50"/>
+      </w:pPr>
+      <w:r>
+        <w:t xml:space="preserve">First-time registration inserted `{ photoUrl: undefined }`, serialized by BSON as `null`, which violated the `$jsonSchema` requiring string.</w:t>
+      </w:r>
+    </w:p>
+    <w:p>
+      <w:pPr>
+        <w:pStyle w:val="ListParagraph"/>
+        <w:numPr>
+          <w:ilvl w:val="0"/>
+          <w:numId w:val="1"/>
+        </w:numPr>
+        <w:spacing w:after="50"/>
+      </w:pPr>
+      <w:r>
+        <w:t xml:space="preserve">The previous test used `student@datachan.test` which already had completed progress from earlier iterations.</w:t>
+      </w:r>
+    </w:p>
+    <w:p>
+      <w:pPr>
+        <w:pStyle w:val="Heading2"/>
+        <w:spacing w:after="100" w:before="200"/>
+      </w:pPr>
+      <w:r>
+        <w:t xml:space="preserve">11. How the Solution Works</w:t>
+      </w:r>
+    </w:p>
+    <w:p>
+      <w:pPr>
+        <w:pStyle w:val="ListParagraph"/>
+        <w:numPr>
+          <w:ilvl w:val="0"/>
+          <w:numId w:val="1"/>
+        </w:numPr>
+        <w:spacing w:after="50"/>
+      </w:pPr>
+      <w:r>
+        <w:t xml:space="preserve">Omission of undefined properties in `newUserRecord` satisfies strict MongoDB schema validators.</w:t>
+      </w:r>
+    </w:p>
+    <w:p>
+      <w:pPr>
+        <w:pStyle w:val="ListParagraph"/>
+        <w:numPr>
+          <w:ilvl w:val="0"/>
+          <w:numId w:val="1"/>
+        </w:numPr>
+        <w:spacing w:after="50"/>
+      </w:pPr>
+      <w:r>
+        <w:t xml:space="preserve">Dynamic test fixture creation allows non-destructive, isolated, end-to-end testing of pristine player state.</w:t>
+      </w:r>
+    </w:p>
+    <w:p>
+      <w:pPr>
+        <w:pStyle w:val="Heading2"/>
+        <w:spacing w:after="100" w:before="200"/>
+      </w:pPr>
+      <w:r>
+        <w:t xml:space="preserve">12. Challenges Encountered</w:t>
+      </w:r>
+    </w:p>
+    <w:p>
+      <w:pPr>
+        <w:pStyle w:val="ListParagraph"/>
+        <w:numPr>
+          <w:ilvl w:val="0"/>
+          <w:numId w:val="1"/>
+        </w:numPr>
+        <w:spacing w:after="50"/>
+      </w:pPr>
+      <w:r>
+        <w:t xml:space="preserve">Diagnosing BSON serialization behavior converting `undefined` object properties to `null`.</w:t>
+      </w:r>
+    </w:p>
+    <w:p>
+      <w:pPr>
+        <w:pStyle w:val="Heading2"/>
+        <w:spacing w:after="100" w:before="200"/>
+      </w:pPr>
+      <w:r>
+        <w:t xml:space="preserve">13. Failed Approaches</w:t>
+      </w:r>
+    </w:p>
+    <w:p>
+      <w:pPr>
+        <w:pStyle w:val="ListParagraph"/>
+        <w:numPr>
+          <w:ilvl w:val="0"/>
+          <w:numId w:val="1"/>
+        </w:numPr>
+        <w:spacing w:after="50"/>
+      </w:pPr>
+      <w:r>
+        <w:t xml:space="preserve">None.</w:t>
+      </w:r>
+    </w:p>
+    <w:p>
+      <w:pPr>
+        <w:pStyle w:val="Heading2"/>
+        <w:spacing w:after="100" w:before="200"/>
+      </w:pPr>
+      <w:r>
+        <w:t xml:space="preserve">14. Rejected Approaches</w:t>
+      </w:r>
+    </w:p>
+    <w:p>
+      <w:pPr>
+        <w:pStyle w:val="ListParagraph"/>
+        <w:numPr>
+          <w:ilvl w:val="0"/>
+          <w:numId w:val="1"/>
+        </w:numPr>
+        <w:spacing w:after="50"/>
+      </w:pPr>
+      <w:r>
+        <w:t xml:space="preserve">Destructively resetting shared development databases to test fresh state (rejected; user explicitly forbade destructive resets).</w:t>
+      </w:r>
+    </w:p>
+    <w:p>
+      <w:pPr>
+        <w:pStyle w:val="Heading2"/>
+        <w:spacing w:after="100" w:before="200"/>
+      </w:pPr>
+      <w:r>
+        <w:t xml:space="preserve">15. Important Implementation Decisions</w:t>
+      </w:r>
+    </w:p>
+    <w:p>
+      <w:pPr>
+        <w:pStyle w:val="ListParagraph"/>
+        <w:numPr>
+          <w:ilvl w:val="0"/>
+          <w:numId w:val="1"/>
+        </w:numPr>
+        <w:spacing w:after="50"/>
+      </w:pPr>
+      <w:r>
+        <w:t xml:space="preserve">Used isolated dynamically registered user fixture with random email suffix for 100% reproducible zero-progress lifecycle verification.</w:t>
+      </w:r>
+    </w:p>
+    <w:p>
+      <w:pPr>
+        <w:pStyle w:val="ListParagraph"/>
+        <w:numPr>
+          <w:ilvl w:val="0"/>
+          <w:numId w:val="1"/>
+        </w:numPr>
+        <w:spacing w:after="50"/>
+      </w:pPr>
+      <w:r>
+        <w:t xml:space="preserve">Enforced zero XP award on duplicate submissions under concurrent race conditions.</w:t>
+      </w:r>
+    </w:p>
+    <w:p>
+      <w:pPr>
+        <w:pStyle w:val="Heading2"/>
+        <w:spacing w:after="100" w:before="200"/>
+      </w:pPr>
+      <w:r>
+        <w:t xml:space="preserve">16. Trade-offs</w:t>
+      </w:r>
+    </w:p>
+    <w:p>
+      <w:pPr>
+        <w:pStyle w:val="ListParagraph"/>
+        <w:numPr>
+          <w:ilvl w:val="0"/>
+          <w:numId w:val="1"/>
+        </w:numPr>
+        <w:spacing w:after="50"/>
+      </w:pPr>
+      <w:r>
+        <w:t xml:space="preserve">None.</w:t>
+      </w:r>
+    </w:p>
+    <w:p>
+      <w:pPr>
+        <w:pStyle w:val="Heading2"/>
+        <w:spacing w:after="100" w:before="200"/>
+      </w:pPr>
+      <w:r>
+        <w:t xml:space="preserve">17. Tests Executed</w:t>
+      </w:r>
+    </w:p>
+    <w:p>
+      <w:pPr>
+        <w:pStyle w:val="ListParagraph"/>
+        <w:numPr>
+          <w:ilvl w:val="0"/>
+          <w:numId w:val="1"/>
+        </w:numPr>
+        <w:spacing w:after="50"/>
+      </w:pPr>
+      <w:r>
+        <w:t xml:space="preserve">`node test_game.js`: 12 / 12 fresh lifecycle steps passed, exit code 0.</w:t>
+      </w:r>
+    </w:p>
+    <w:p>
+      <w:pPr>
+        <w:pStyle w:val="ListParagraph"/>
+        <w:numPr>
+          <w:ilvl w:val="0"/>
+          <w:numId w:val="1"/>
+        </w:numPr>
+        <w:spacing w:after="50"/>
+      </w:pPr>
+      <w:r>
+        <w:t xml:space="preserve">`npx vitest run apps/api/test/gamesModule.test.ts`: 9 / 9 tests passed, exit code 0.</w:t>
+      </w:r>
+    </w:p>
+    <w:p>
+      <w:pPr>
+        <w:pStyle w:val="ListParagraph"/>
+        <w:numPr>
+          <w:ilvl w:val="0"/>
+          <w:numId w:val="1"/>
+        </w:numPr>
+        <w:spacing w:after="50"/>
+      </w:pPr>
+      <w:r>
+        <w:t xml:space="preserve">`npm run test --workspace=@datachan/api`: 11 test files, 155 / 155 tests passed, exit code 0.</w:t>
+      </w:r>
+    </w:p>
+    <w:p>
+      <w:pPr>
+        <w:pStyle w:val="Heading2"/>
+        <w:spacing w:after="100" w:before="200"/>
+      </w:pPr>
+      <w:r>
+        <w:t xml:space="preserve">18. Build / Type-Check Results</w:t>
+      </w:r>
+    </w:p>
+    <w:p>
+      <w:pPr>
+        <w:pStyle w:val="ListParagraph"/>
+        <w:numPr>
+          <w:ilvl w:val="0"/>
+          <w:numId w:val="1"/>
+        </w:numPr>
+        <w:spacing w:after="50"/>
+      </w:pPr>
+      <w:r>
+        <w:t xml:space="preserve">`npx tsc --noEmit -p apps/api/tsconfig.json`: Exit code 0.</w:t>
+      </w:r>
+    </w:p>
+    <w:p>
+      <w:pPr>
+        <w:pStyle w:val="ListParagraph"/>
+        <w:numPr>
+          <w:ilvl w:val="0"/>
+          <w:numId w:val="1"/>
+        </w:numPr>
+        <w:spacing w:after="50"/>
+      </w:pPr>
+      <w:r>
+        <w:t xml:space="preserve">`npx tsc --noEmit -p apps/web/tsconfig.json`: Exit code 0.</w:t>
+      </w:r>
+    </w:p>
+    <w:p>
+      <w:pPr>
+        <w:pStyle w:val="ListParagraph"/>
+        <w:numPr>
+          <w:ilvl w:val="0"/>
+          <w:numId w:val="1"/>
+        </w:numPr>
+        <w:spacing w:after="50"/>
+      </w:pPr>
+      <w:r>
+        <w:t xml:space="preserve">`generateEngineeringRecordDocx.ts`: 14 / 14 records synchronized, exit code 0.</w:t>
+      </w:r>
+    </w:p>
+    <w:p>
+      <w:pPr>
+        <w:pStyle w:val="Heading2"/>
+        <w:spacing w:after="100" w:before="200"/>
+      </w:pPr>
+      <w:r>
+        <w:t xml:space="preserve">19. Runtime Verification (Live Fresh E2E Evidence)</w:t>
+      </w:r>
+    </w:p>
+    <w:p>
+      <w:pPr>
+        <w:pStyle w:val="ListParagraph"/>
+        <w:numPr>
+          <w:ilvl w:val="0"/>
+          <w:numId w:val="1"/>
+        </w:numPr>
+        <w:spacing w:after="50"/>
+      </w:pPr>
+      <w:r>
+        <w:t xml:space="preserve">Fresh student registered: `fresh_student_&lt;uid&gt;@datachan.test`.</w:t>
+      </w:r>
+    </w:p>
+    <w:p>
+      <w:pPr>
+        <w:pStyle w:val="ListParagraph"/>
+        <w:numPr>
+          <w:ilvl w:val="0"/>
+          <w:numId w:val="1"/>
+        </w:numPr>
+        <w:spacing w:after="50"/>
+      </w:pPr>
+      <w:r>
+        <w:t xml:space="preserve">Initial authoritative user balance: `xp = 0`.</w:t>
+      </w:r>
+    </w:p>
+    <w:p>
+      <w:pPr>
+        <w:pStyle w:val="ListParagraph"/>
+        <w:numPr>
+          <w:ilvl w:val="0"/>
+          <w:numId w:val="1"/>
+        </w:numPr>
+        <w:spacing w:after="50"/>
+      </w:pPr>
+      <w:r>
+        <w:t xml:space="preserve">Pre-start progress: 404 Not Found.</w:t>
+      </w:r>
+    </w:p>
+    <w:p>
+      <w:pPr>
+        <w:pStyle w:val="ListParagraph"/>
+        <w:numPr>
+          <w:ilvl w:val="0"/>
+          <w:numId w:val="1"/>
+        </w:numPr>
+        <w:spacing w:after="50"/>
+      </w:pPr>
+      <w:r>
+        <w:t xml:space="preserve">Game start: `currentChapter: "chapter_1"`, `completedChallenges: []`, `discoveredClues: []`.</w:t>
+      </w:r>
+    </w:p>
+    <w:p>
+      <w:pPr>
+        <w:pStyle w:val="ListParagraph"/>
+        <w:numPr>
+          <w:ilvl w:val="0"/>
+          <w:numId w:val="1"/>
+        </w:numPr>
+        <w:spacing w:after="50"/>
+      </w:pPr>
+      <w:r>
+        <w:t xml:space="preserve">Query executed: returned 5 canonical suspects (`Sarah Mitchell`, `Daniel Carter`, `Emily Ross`, `Michael Reed`, `Olivia Blake`).</w:t>
+      </w:r>
+    </w:p>
+    <w:p>
+      <w:pPr>
+        <w:pStyle w:val="ListParagraph"/>
+        <w:numPr>
+          <w:ilvl w:val="0"/>
+          <w:numId w:val="1"/>
+        </w:numPr>
+        <w:spacing w:after="50"/>
+      </w:pPr>
+      <w:r>
+        <w:t xml:space="preserve">Incomplete result (4 suspects): rejected (`solved: false`, `xpAwarded: 0`).</w:t>
+      </w:r>
+    </w:p>
+    <w:p>
+      <w:pPr>
+        <w:pStyle w:val="ListParagraph"/>
+        <w:numPr>
+          <w:ilvl w:val="0"/>
+          <w:numId w:val="1"/>
+        </w:numPr>
+        <w:spacing w:after="50"/>
+      </w:pPr>
+      <w:r>
+        <w:t xml:space="preserve">Incorrect result (outsider): rejected (`solved: false`, `xpAwarded: 0`).</w:t>
+      </w:r>
+    </w:p>
+    <w:p>
+      <w:pPr>
+        <w:pStyle w:val="ListParagraph"/>
+        <w:numPr>
+          <w:ilvl w:val="0"/>
+          <w:numId w:val="1"/>
+        </w:numPr>
+        <w:spacing w:after="50"/>
+      </w:pPr>
+      <w:r>
+        <w:t xml:space="preserve">First solve: `solved: true`, `xpAwarded: 100`, `nextChapter: "chapter_2"`, clue unlocked.</w:t>
+      </w:r>
+    </w:p>
+    <w:p>
+      <w:pPr>
+        <w:pStyle w:val="ListParagraph"/>
+        <w:numPr>
+          <w:ilvl w:val="0"/>
+          <w:numId w:val="1"/>
+        </w:numPr>
+        <w:spacing w:after="50"/>
+      </w:pPr>
+      <w:r>
+        <w:t xml:space="preserve">Authoritative user balance: updated to `xp = 100` (+100 XP).</w:t>
+      </w:r>
+    </w:p>
+    <w:p>
+      <w:pPr>
+        <w:pStyle w:val="ListParagraph"/>
+        <w:numPr>
+          <w:ilvl w:val="0"/>
+          <w:numId w:val="1"/>
+        </w:numPr>
+        <w:spacing w:after="50"/>
+      </w:pPr>
+      <w:r>
+        <w:t xml:space="preserve">Duplicate submissions (serial + concurrent): `xpAwarded: 0`, user balance remained `100` (+0 XP).</w:t>
+      </w:r>
+    </w:p>
+    <w:p>
+      <w:pPr>
+        <w:pStyle w:val="ListParagraph"/>
+        <w:numPr>
+          <w:ilvl w:val="0"/>
+          <w:numId w:val="1"/>
+        </w:numPr>
+        <w:spacing w:after="50"/>
+      </w:pPr>
+      <w:r>
+        <w:t xml:space="preserve">Reload/resume: confirmed persisted `currentChapter: "chapter_2"`, `completedChallenges: ['chal_001']`, clue preserved.</w:t>
+      </w:r>
+    </w:p>
+    <w:p>
+      <w:pPr>
+        <w:pStyle w:val="Heading2"/>
+        <w:spacing w:after="100" w:before="200"/>
+      </w:pPr>
+      <w:r>
+        <w:t xml:space="preserve">20. API / HTTP Evidence</w:t>
+      </w:r>
+    </w:p>
+    <w:p>
+      <w:pPr>
+        <w:pStyle w:val="ListParagraph"/>
+        <w:numPr>
+          <w:ilvl w:val="0"/>
+          <w:numId w:val="1"/>
+        </w:numPr>
+        <w:spacing w:after="50"/>
+      </w:pPr>
+      <w:r>
+        <w:t xml:space="preserve">`POST /accounts:signUp`: 200 OK.</w:t>
+      </w:r>
+    </w:p>
+    <w:p>
+      <w:pPr>
+        <w:pStyle w:val="ListParagraph"/>
+        <w:numPr>
+          <w:ilvl w:val="0"/>
+          <w:numId w:val="1"/>
+        </w:numPr>
+        <w:spacing w:after="50"/>
+      </w:pPr>
+      <w:r>
+        <w:t xml:space="preserve">`POST /api/v1/auth/session`: 200 OK.</w:t>
+      </w:r>
+    </w:p>
+    <w:p>
+      <w:pPr>
+        <w:pStyle w:val="ListParagraph"/>
+        <w:numPr>
+          <w:ilvl w:val="0"/>
+          <w:numId w:val="1"/>
+        </w:numPr>
+        <w:spacing w:after="50"/>
+      </w:pPr>
+      <w:r>
+        <w:t xml:space="preserve">`GET /api/v1/games/case_001_midnight_murder/progress`: 404 on unstarted, 200 on resumed.</w:t>
+      </w:r>
+    </w:p>
+    <w:p>
+      <w:pPr>
+        <w:pStyle w:val="ListParagraph"/>
+        <w:numPr>
+          <w:ilvl w:val="0"/>
+          <w:numId w:val="1"/>
+        </w:numPr>
+        <w:spacing w:after="50"/>
+      </w:pPr>
+      <w:r>
+        <w:t xml:space="preserve">`POST /api/v1/games/case_001_midnight_murder/start`: 200 OK (`chapter_1`).</w:t>
+      </w:r>
+    </w:p>
+    <w:p>
+      <w:pPr>
+        <w:pStyle w:val="ListParagraph"/>
+        <w:numPr>
+          <w:ilvl w:val="0"/>
+          <w:numId w:val="1"/>
+        </w:numPr>
+        <w:spacing w:after="50"/>
+      </w:pPr>
+      <w:r>
+        <w:t xml:space="preserve">`POST /api/v1/games/case_001_midnight_murder/challenges/chal_001/validate`: 200 OK (`solved: true`, `xpAwarded: 100` on 1st, `0` on duplicate).</w:t>
+      </w:r>
+    </w:p>
+    <w:p>
+      <w:pPr>
+        <w:pStyle w:val="Heading2"/>
+        <w:spacing w:after="100" w:before="200"/>
+      </w:pPr>
+      <w:r>
+        <w:t xml:space="preserve">21. Database / Schema Evidence</w:t>
+      </w:r>
+    </w:p>
+    <w:p>
+      <w:pPr>
+        <w:pStyle w:val="ListParagraph"/>
+        <w:numPr>
+          <w:ilvl w:val="0"/>
+          <w:numId w:val="1"/>
+        </w:numPr>
+        <w:spacing w:after="50"/>
+      </w:pPr>
+      <w:r>
+        <w:t xml:space="preserve">Verified `users` collection receives compliant record with `xp: 0` initial and `xp: 100` post-solve.</w:t>
+      </w:r>
+    </w:p>
+    <w:p>
+      <w:pPr>
+        <w:pStyle w:val="ListParagraph"/>
+        <w:numPr>
+          <w:ilvl w:val="0"/>
+          <w:numId w:val="1"/>
+        </w:numPr>
+        <w:spacing w:after="50"/>
+      </w:pPr>
+      <w:r>
+        <w:t xml:space="preserve">Verified `game_progress` collection receives compliant record with sandbox ID, completed challenges, and discovered clues.</w:t>
+      </w:r>
+    </w:p>
+    <w:p>
+      <w:pPr>
+        <w:pStyle w:val="Heading2"/>
+        <w:spacing w:after="100" w:before="200"/>
+      </w:pPr>
+      <w:r>
+        <w:t xml:space="preserve">22. Before vs After</w:t>
+      </w:r>
+    </w:p>
+    <w:p>
+      <w:pPr>
+        <w:pStyle w:val="ListParagraph"/>
+        <w:numPr>
+          <w:ilvl w:val="0"/>
+          <w:numId w:val="1"/>
+        </w:numPr>
+        <w:spacing w:after="50"/>
+      </w:pPr>
+      <w:r>
+        <w:rPr>
+          <w:b/>
+          <w:bCs/>
+        </w:rPr>
+        <w:t xml:space="preserve">Before</w:t>
+      </w:r>
+      <w:r>
+        <w:t xml:space="preserve">: Integration test reported `chapter_2` before solve due to stale test account; fresh registration failed with Document failed validation.</w:t>
+      </w:r>
+    </w:p>
+    <w:p>
+      <w:pPr>
+        <w:pStyle w:val="ListParagraph"/>
+        <w:numPr>
+          <w:ilvl w:val="0"/>
+          <w:numId w:val="1"/>
+        </w:numPr>
+        <w:spacing w:after="50"/>
+      </w:pPr>
+      <w:r>
+        <w:rPr>
+          <w:b/>
+          <w:bCs/>
+        </w:rPr>
+        <w:t xml:space="preserve">After</w:t>
+      </w:r>
+      <w:r>
+        <w:t xml:space="preserve">: Fresh registration is seamless; fresh student lifecycle begins at `chapter_1` with 0 XP; exactly 5 suspects evaluated; first solve awards 100 XP; duplicates award 0 XP; resume confirms persisted state.</w:t>
+      </w:r>
+    </w:p>
+    <w:p>
+      <w:pPr>
+        <w:pStyle w:val="Heading2"/>
+        <w:spacing w:after="100" w:before="200"/>
+      </w:pPr>
+      <w:r>
+        <w:t xml:space="preserve">23. Known Limitations</w:t>
+      </w:r>
+    </w:p>
+    <w:p>
+      <w:pPr>
+        <w:pStyle w:val="ListParagraph"/>
+        <w:numPr>
+          <w:ilvl w:val="0"/>
+          <w:numId w:val="1"/>
+        </w:numPr>
+        <w:spacing w:after="50"/>
+      </w:pPr>
+      <w:r>
+        <w:t xml:space="preserve">Chapters 2 through 8 remain future milestones.</w:t>
+      </w:r>
+    </w:p>
+    <w:p>
+      <w:pPr>
+        <w:pStyle w:val="Heading2"/>
+        <w:spacing w:after="100" w:before="200"/>
+      </w:pPr>
+      <w:r>
+        <w:t xml:space="preserve">24. Remaining Risks</w:t>
+      </w:r>
+    </w:p>
+    <w:p>
+      <w:pPr>
+        <w:pStyle w:val="ListParagraph"/>
+        <w:numPr>
+          <w:ilvl w:val="0"/>
+          <w:numId w:val="1"/>
+        </w:numPr>
+        <w:spacing w:after="50"/>
+      </w:pPr>
+      <w:r>
+        <w:t xml:space="preserve">None.</w:t>
+      </w:r>
+    </w:p>
+    <w:p>
+      <w:pPr>
+        <w:pStyle w:val="Heading2"/>
+        <w:spacing w:after="100" w:before="200"/>
+      </w:pPr>
+      <w:r>
+        <w:t xml:space="preserve">25. Future Dependencies</w:t>
+      </w:r>
+    </w:p>
+    <w:p>
+      <w:pPr>
+        <w:pStyle w:val="ListParagraph"/>
+        <w:numPr>
+          <w:ilvl w:val="0"/>
+          <w:numId w:val="1"/>
+        </w:numPr>
+        <w:spacing w:after="50"/>
+      </w:pPr>
+      <w:r>
+        <w:t xml:space="preserve">Chapter 2 access card investigation.</w:t>
+      </w:r>
+    </w:p>
+    <w:p>
+      <w:pPr>
+        <w:pStyle w:val="Heading2"/>
+        <w:spacing w:after="100" w:before="200"/>
+      </w:pPr>
+      <w:r>
+        <w:t xml:space="preserve">26. Follow-up Work</w:t>
+      </w:r>
+    </w:p>
+    <w:p>
+      <w:pPr>
+        <w:pStyle w:val="ListParagraph"/>
+        <w:numPr>
+          <w:ilvl w:val="0"/>
+          <w:numId w:val="1"/>
+        </w:numPr>
+        <w:spacing w:after="50"/>
+      </w:pPr>
+      <w:r>
+        <w:t xml:space="preserve">Hand over verified vertical slice for review.</w:t>
+      </w:r>
+    </w:p>
+    <w:p>
+      <w:pPr>
+        <w:pStyle w:val="Heading2"/>
+        <w:spacing w:after="100" w:before="200"/>
+      </w:pPr>
+      <w:r>
+        <w:t xml:space="preserve">27. Reusable Engineering Lesson</w:t>
+      </w:r>
+    </w:p>
+    <w:p>
+      <w:pPr>
+        <w:spacing w:after="100"/>
+      </w:pPr>
+      <w:r>
+        <w:t xml:space="preserve">Dynamic test fixtures that register fresh ephemeral users provide a much higher level of lifecycle assurance than testing against shared, long-lived accounts with pre-existing state.</w:t>
+      </w:r>
+    </w:p>
+    <w:p>
+      <w:pPr>
+        <w:pStyle w:val="Heading2"/>
+        <w:spacing w:after="100" w:before="200"/>
+      </w:pPr>
+      <w:r>
+        <w:t xml:space="preserve">28. Tags / Classification</w:t>
+      </w:r>
+    </w:p>
+    <w:p>
+      <w:pPr>
+        <w:spacing w:after="100"/>
+      </w:pPr>
+      <w:r>
+        <w:t xml:space="preserve">`games`, `case-001`, `fresh-lifecycle`, `zero-progress`, `registration-schema-fix`, `users-validator`, `concurrency`, `xp-deduplication`, `vitest`</w:t>
+      </w:r>
+    </w:p>
+    <w:p>
+      <w:pPr>
+        <w:pStyle w:val="Heading1"/>
+        <w:spacing w:after="150" w:before="400"/>
+      </w:pPr>
+      <w:r>
+        <w:t xml:space="preserve">[DATACHAN-20261012-015] Case #001: The Midnight Murder — Production Build Verification, XP Compensating Rollback &amp; Automated E2E Resource Cleanup</w:t>
+      </w:r>
+    </w:p>
+    <w:p>
+      <w:pPr>
+        <w:pStyle w:val="ListParagraph"/>
+        <w:numPr>
+          <w:ilvl w:val="0"/>
+          <w:numId w:val="1"/>
+        </w:numPr>
+        <w:spacing w:after="50"/>
+      </w:pPr>
+      <w:r>
+        <w:rPr>
+          <w:b/>
+          <w:bCs/>
+        </w:rPr>
+        <w:t xml:space="preserve">Date / Time</w:t>
+      </w:r>
+      <w:r>
+        <w:t xml:space="preserve">: 2026-10-12T22:30:00+05:30</w:t>
+      </w:r>
+    </w:p>
+    <w:p>
+      <w:pPr>
+        <w:pStyle w:val="ListParagraph"/>
+        <w:numPr>
+          <w:ilvl w:val="0"/>
+          <w:numId w:val="1"/>
+        </w:numPr>
+        <w:spacing w:after="50"/>
+      </w:pPr>
+      <w:r>
+        <w:rPr>
+          <w:b/>
+          <w:bCs/>
+        </w:rPr>
+        <w:t xml:space="preserve">Contributor / Agent</w:t>
+      </w:r>
+      <w:r>
+        <w:t xml:space="preserve">: Antigravity Senior Systems Engineer &amp; Security Architect</w:t>
+      </w:r>
+    </w:p>
+    <w:p>
+      <w:pPr>
+        <w:pStyle w:val="ListParagraph"/>
+        <w:numPr>
+          <w:ilvl w:val="0"/>
+          <w:numId w:val="1"/>
+        </w:numPr>
+        <w:spacing w:after="50"/>
+      </w:pPr>
+      <w:r>
+        <w:rPr>
+          <w:b/>
+          <w:bCs/>
+        </w:rPr>
+        <w:t xml:space="preserve">Task Type</w:t>
+      </w:r>
+      <w:r>
+        <w:t xml:space="preserve">: PRE-COMMIT AUDIT / RESILIENCY HARDENING / E2E CLEANUP / PRODUCTION BUILD VERIFICATION</w:t>
+      </w:r>
+    </w:p>
+    <w:p>
+      <w:pPr>
+        <w:pStyle w:val="ListParagraph"/>
+        <w:numPr>
+          <w:ilvl w:val="0"/>
+          <w:numId w:val="1"/>
+        </w:numPr>
+        <w:spacing w:after="50"/>
+      </w:pPr>
+      <w:r>
+        <w:rPr>
+          <w:b/>
+          <w:bCs/>
+        </w:rPr>
+        <w:t xml:space="preserve">References</w:t>
+      </w:r>
+      <w:r>
+        <w:t xml:space="preserve">: DATACHAN-20261002-002, DATACHAN-20261012-012, DATACHAN-20261012-013, DATACHAN-20261012-014</w:t>
+      </w:r>
+    </w:p>
+    <w:p>
+      <w:pPr>
+        <w:pStyle w:val="ListParagraph"/>
+        <w:numPr>
+          <w:ilvl w:val="0"/>
+          <w:numId w:val="1"/>
+        </w:numPr>
+        <w:spacing w:after="50"/>
+      </w:pPr>
+      <w:r>
+        <w:rPr>
+          <w:b/>
+          <w:bCs/>
+        </w:rPr>
+        <w:t xml:space="preserve">Related Feature</w:t>
+      </w:r>
+      <w:r>
+        <w:t xml:space="preserve">: Case #001: The Midnight Murder — Production Build Verification, XP Compensating Rollback &amp; Automated E2E Resource Cleanup</w:t>
+      </w:r>
+    </w:p>
+    <w:p>
+      <w:pPr>
+        <w:pStyle w:val="Heading2"/>
+        <w:spacing w:after="100" w:before="200"/>
+      </w:pPr>
+      <w:r>
+        <w:t xml:space="preserve">1. Exact User / Developer Request</w:t>
+      </w:r>
+    </w:p>
+    <w:p>
+      <w:pPr>
+        <w:spacing w:after="100"/>
+      </w:pPr>
+      <w:r>
+        <w:t xml:space="preserve">"# Data-Chan Games — Final Pre-Commit Sign-Off</w:t>
+      </w:r>
+    </w:p>
+    <w:p>
+      <w:pPr>
+        <w:spacing w:after="100"/>
+      </w:pPr>
+      <w:r>
+        <w:t xml:space="preserve">The fresh Case #001 lifecycle test passes according to the latest report. Do not add features or reopen already-verified work without evidence of a defect.</w:t>
+      </w:r>
+    </w:p>
+    <w:p>
+      <w:pPr>
+        <w:spacing w:after="100"/>
+      </w:pPr>
+      <w:r>
+        <w:t xml:space="preserve">1. Production build: Run the existing frontend production build command and report its actual exit code. Fix any build failures.</w:t>
+      </w:r>
+    </w:p>
+    <w:p>
+      <w:pPr>
+        <w:spacing w:after="100"/>
+      </w:pPr>
+      <w:r>
+        <w:t xml:space="preserve">2. E2E cleanup: Inspect test_game.js. Confirm whether the temporary Firebase account, associated control-plane records, game progress, and sandbox are cleaned up. If cleanup is missing, add safe cleanup for only resources created by the test. Never delete existing development data. Rerun the integration test afterward.</w:t>
+      </w:r>
+    </w:p>
+    <w:p>
+      <w:pPr>
+        <w:spacing w:after="100"/>
+      </w:pPr>
+      <w:r>
+        <w:t xml:space="preserve">3. XP failure handling: Inspect the sequence that marks a challenge complete and increments users.xp. Duplicate submissions must not award XP twice. Also assess whether a failure between the two writes could lose an award. Prefer a solution consistent with the existing Data-Chan reward architecture; do not introduce a separate XP authority or an unverified transaction requirement. Add regression coverage for any fix, or explicitly document a remaining limitation.</w:t>
+      </w:r>
+    </w:p>
+    <w:p>
+      <w:pPr>
+        <w:spacing w:after="100"/>
+      </w:pPr>
+      <w:r>
+        <w:t xml:space="preserve">4. Auth/schema changes: Reconfirm the photoUrl registration fix. Ensure a missing profile picture works and that unrelated MongoDB schema validation remains strict. Confirm any emulator fixture changes are intentional.</w:t>
+      </w:r>
+    </w:p>
+    <w:p>
+      <w:pPr>
+        <w:spacing w:after="100"/>
+      </w:pPr>
+      <w:r>
+        <w:t xml:space="preserve">5. Documentation: Preserve records 001–014. Verify that docs/antigravity-engineering-record.md, .jsonl, and .docx remain synchronized. If you make another meaningful fix, append the next sequential record and regenerate the DOCX; never rewrite the historical records.</w:t>
+      </w:r>
+    </w:p>
+    <w:p>
+      <w:pPr>
+        <w:spacing w:after="100"/>
+      </w:pPr>
+      <w:r>
+        <w:t xml:space="preserve">6. Final audit: Inspect the complete diff, including untracked files. Run relevant tests and typechecks after changes. Report exact commands, results, and exit codes. Do not commit, push, merge, reset, or rebase. Do not modify master."</w:t>
+      </w:r>
+    </w:p>
+    <w:p>
+      <w:pPr>
+        <w:pStyle w:val="Heading2"/>
+        <w:spacing w:after="100" w:before="200"/>
+      </w:pPr>
+      <w:r>
+        <w:t xml:space="preserve">2. Why the Task Was Requested</w:t>
+      </w:r>
+    </w:p>
+    <w:p>
+      <w:pPr>
+        <w:spacing w:after="100"/>
+      </w:pPr>
+      <w:r>
+        <w:t xml:space="preserve">To execute the final rigorous pre-commit validation pass verifying frontend build artifact generation, guaranteeing that integration tests do not leak orphan test data into the development environment, ensuring robust failure handling during gamification award writes without multi-document transaction overhead, and maintaining complete documentation synchronization.</w:t>
+      </w:r>
+    </w:p>
+    <w:p>
+      <w:pPr>
+        <w:pStyle w:val="Heading2"/>
+        <w:spacing w:after="100" w:before="200"/>
+      </w:pPr>
+      <w:r>
+        <w:t xml:space="preserve">3. Existing State Before the Change</w:t>
+      </w:r>
+    </w:p>
+    <w:p>
+      <w:pPr>
+        <w:pStyle w:val="ListParagraph"/>
+        <w:numPr>
+          <w:ilvl w:val="0"/>
+          <w:numId w:val="1"/>
+        </w:numPr>
+        <w:spacing w:after="50"/>
+      </w:pPr>
+      <w:r>
+        <w:t xml:space="preserve">Production frontend build had not been verified since games routes were added.</w:t>
+      </w:r>
+    </w:p>
+    <w:p>
+      <w:pPr>
+        <w:pStyle w:val="ListParagraph"/>
+        <w:numPr>
+          <w:ilvl w:val="0"/>
+          <w:numId w:val="1"/>
+        </w:numPr>
+        <w:spacing w:after="50"/>
+      </w:pPr>
+      <w:r>
+        <w:t xml:space="preserve">`test_game.js` provisioned ephemeral users and sandboxes but did not delete them post-test, accumulating orphan test records.</w:t>
+      </w:r>
+    </w:p>
+    <w:p>
+      <w:pPr>
+        <w:pStyle w:val="ListParagraph"/>
+        <w:numPr>
+          <w:ilvl w:val="0"/>
+          <w:numId w:val="1"/>
+        </w:numPr>
+        <w:spacing w:after="50"/>
+      </w:pPr>
+      <w:r>
+        <w:t xml:space="preserve">In `gamesController.ts`, `validateGameChallenge` marked `completedChallenges` in `game_progress` before incrementing `users.xp`. If `users.updateOne` failed due to a transient error, the user permanently lost the XP reward because subsequent retries saw the challenge already in `completedChallenges`.</w:t>
+      </w:r>
+    </w:p>
+    <w:p>
+      <w:pPr>
+        <w:pStyle w:val="ListParagraph"/>
+        <w:numPr>
+          <w:ilvl w:val="0"/>
+          <w:numId w:val="1"/>
+        </w:numPr>
+        <w:spacing w:after="50"/>
+      </w:pPr>
+      <w:r>
+        <w:t xml:space="preserve">No unit regression coverage existed verifying rollback behavior upon XP award failure.</w:t>
+      </w:r>
+    </w:p>
+    <w:p>
+      <w:pPr>
+        <w:pStyle w:val="Heading2"/>
+        <w:spacing w:after="100" w:before="200"/>
+      </w:pPr>
+      <w:r>
+        <w:t xml:space="preserve">4. What Was Actually Done</w:t>
+      </w:r>
+    </w:p>
+    <w:p>
+      <w:pPr>
+        <w:spacing w:after="100"/>
+      </w:pPr>
+      <w:r>
+        <w:t xml:space="preserve">1. **Verified Production Frontend Build (`next build`)**:</w:t>
+      </w:r>
+    </w:p>
+    <w:p>
+      <w:pPr>
+        <w:spacing w:after="100"/>
+      </w:pPr>
+      <w:r>
+        <w:t xml:space="preserve">- Ran `npm run build --workspace=@datachan/web`.</w:t>
+      </w:r>
+    </w:p>
+    <w:p>
+      <w:pPr>
+        <w:spacing w:after="100"/>
+      </w:pPr>
+      <w:r>
+        <w:t xml:space="preserve">- Verified that all 17 static and dynamic pages (including `/games` and `/games/[id]`) compiled, typechecked, and generated without errors (exit code 0).</w:t>
+      </w:r>
+    </w:p>
+    <w:p>
+      <w:pPr>
+        <w:spacing w:after="100"/>
+      </w:pPr>
+      <w:r>
+        <w:t xml:space="preserve">2. **Implemented Resilient XP Compensating Rollback in `gamesController.ts`**:</w:t>
+      </w:r>
+    </w:p>
+    <w:p>
+      <w:pPr>
+        <w:spacing w:after="100"/>
+      </w:pPr>
+      <w:r>
+        <w:t xml:space="preserve">- Wrapped `db.collection('users').updateOne` in a `try...catch` block.</w:t>
+      </w:r>
+    </w:p>
+    <w:p>
+      <w:pPr>
+        <w:spacing w:after="100"/>
+      </w:pPr>
+      <w:r>
+        <w:t xml:space="preserve">- If the user XP increment fails, a compensating update is immediately executed on `game_progress` pulling `challengeId` and `clueText` and resetting `currentChapter` to `'chapter_1'`, before rethrowing the error.</w:t>
+      </w:r>
+    </w:p>
+    <w:p>
+      <w:pPr>
+        <w:spacing w:after="100"/>
+      </w:pPr>
+      <w:r>
+        <w:t xml:space="preserve">- This ensures that if a transient error occurs during user balance update, the user can safely retry and be awarded their 100 XP upon the next attempt.</w:t>
+      </w:r>
+    </w:p>
+    <w:p>
+      <w:pPr>
+        <w:spacing w:after="100"/>
+      </w:pPr>
+      <w:r>
+        <w:t xml:space="preserve">- Added unit test in `apps/api/test/gamesModule.test.ts` verifying that `game_progress` is rolled back when `users.updateOne` fails.</w:t>
+      </w:r>
+    </w:p>
+    <w:p>
+      <w:pPr>
+        <w:spacing w:after="100"/>
+      </w:pPr>
+      <w:r>
+        <w:t xml:space="preserve">3. **Implemented Safe Ephemeral Resource Cleanup in `test_game.js`**:</w:t>
+      </w:r>
+    </w:p>
+    <w:p>
+      <w:pPr>
+        <w:spacing w:after="100"/>
+      </w:pPr>
+      <w:r>
+        <w:t xml:space="preserve">- Added Step 13 to `test_game.js`:</w:t>
+      </w:r>
+    </w:p>
+    <w:p>
+      <w:pPr>
+        <w:spacing w:after="100"/>
+      </w:pPr>
+      <w:r>
+        <w:t xml:space="preserve">- Deletes the ephemeral Firebase user via emulator REST API (`accounts:delete`).</w:t>
+      </w:r>
+    </w:p>
+    <w:p>
+      <w:pPr>
+        <w:spacing w:after="100"/>
+      </w:pPr>
+      <w:r>
+        <w:t xml:space="preserve">- Connects to local MongoDB and drops user-owned sandbox databases (`vdb_g_*` and `dc_ws_*`).</w:t>
+      </w:r>
+    </w:p>
+    <w:p>
+      <w:pPr>
+        <w:spacing w:after="100"/>
+      </w:pPr>
+      <w:r>
+        <w:t xml:space="preserve">- Deletes control-plane records from `game_progress`, `virtual_databases`, `workspaces`, and `users` scoped strictly to `userId` and `freshEmail` starting with `fresh_student_`.</w:t>
+      </w:r>
+    </w:p>
+    <w:p>
+      <w:pPr>
+        <w:spacing w:after="100"/>
+      </w:pPr>
+      <w:r>
+        <w:t xml:space="preserve">- Preserves all shared development accounts (`student@datachan.test`, `faculty@datachan.test`, `admin@datachan.test`).</w:t>
+      </w:r>
+    </w:p>
+    <w:p>
+      <w:pPr>
+        <w:spacing w:after="100"/>
+      </w:pPr>
+      <w:r>
+        <w:t xml:space="preserve">4. **Reconfirmed Authentication &amp; Schema Integrity**:</w:t>
+      </w:r>
+    </w:p>
+    <w:p>
+      <w:pPr>
+        <w:spacing w:after="100"/>
+      </w:pPr>
+      <w:r>
+        <w:t xml:space="preserve">- Reconfirmed that omitting `photoUrl` in `authController.ts` satisfies the `$jsonSchema` while `['string', 'null']` in `validators.ts` defensively allows null values.</w:t>
+      </w:r>
+    </w:p>
+    <w:p>
+      <w:pPr>
+        <w:spacing w:after="100"/>
+      </w:pPr>
+      <w:r>
+        <w:t xml:space="preserve">- Verified that all 155 unit and integration tests across the repository pass without error.</w:t>
+      </w:r>
+    </w:p>
+    <w:p>
+      <w:pPr>
+        <w:spacing w:after="100"/>
+      </w:pPr>
+      <w:r>
+        <w:t xml:space="preserve">5. **Appended Engineering History**:</w:t>
+      </w:r>
+    </w:p>
+    <w:p>
+      <w:pPr>
+        <w:spacing w:after="100"/>
+      </w:pPr>
+      <w:r>
+        <w:t xml:space="preserve">- Preserved records 001 through 014. Appended record DATACHAN-20261012-015 in Markdown, JSONL, and DOCX.</w:t>
+      </w:r>
+    </w:p>
+    <w:p>
+      <w:pPr>
+        <w:pStyle w:val="Heading2"/>
+        <w:spacing w:after="100" w:before="200"/>
+      </w:pPr>
+      <w:r>
+        <w:t xml:space="preserve">5. Exact Files Created</w:t>
+      </w:r>
+    </w:p>
+    <w:p>
+      <w:pPr>
+        <w:pStyle w:val="ListParagraph"/>
+        <w:numPr>
+          <w:ilvl w:val="0"/>
+          <w:numId w:val="1"/>
+        </w:numPr>
+        <w:spacing w:after="50"/>
+      </w:pPr>
+      <w:r>
+        <w:t xml:space="preserve">None</w:t>
+      </w:r>
+    </w:p>
+    <w:p>
+      <w:pPr>
+        <w:pStyle w:val="Heading2"/>
+        <w:spacing w:after="100" w:before="200"/>
+      </w:pPr>
+      <w:r>
+        <w:t xml:space="preserve">6. Exact Files Modified</w:t>
+      </w:r>
+    </w:p>
+    <w:p>
+      <w:pPr>
+        <w:pStyle w:val="ListParagraph"/>
+        <w:numPr>
+          <w:ilvl w:val="0"/>
+          <w:numId w:val="1"/>
+        </w:numPr>
+        <w:spacing w:after="50"/>
+      </w:pPr>
+      <w:r>
+        <w:t xml:space="preserve">`apps/api/src/modules/games/gamesController.ts`</w:t>
+      </w:r>
+    </w:p>
+    <w:p>
+      <w:pPr>
+        <w:pStyle w:val="ListParagraph"/>
+        <w:numPr>
+          <w:ilvl w:val="0"/>
+          <w:numId w:val="1"/>
+        </w:numPr>
+        <w:spacing w:after="50"/>
+      </w:pPr>
+      <w:r>
+        <w:t xml:space="preserve">`apps/api/test/gamesModule.test.ts`</w:t>
+      </w:r>
+    </w:p>
+    <w:p>
+      <w:pPr>
+        <w:pStyle w:val="ListParagraph"/>
+        <w:numPr>
+          <w:ilvl w:val="0"/>
+          <w:numId w:val="1"/>
+        </w:numPr>
+        <w:spacing w:after="50"/>
+      </w:pPr>
+      <w:r>
+        <w:t xml:space="preserve">`test_game.js`</w:t>
+      </w:r>
+    </w:p>
+    <w:p>
+      <w:pPr>
+        <w:pStyle w:val="ListParagraph"/>
+        <w:numPr>
+          <w:ilvl w:val="0"/>
+          <w:numId w:val="1"/>
+        </w:numPr>
+        <w:spacing w:after="50"/>
+      </w:pPr>
+      <w:r>
+        <w:t xml:space="preserve">`docs/antigravity-engineering-record.md`</w:t>
+      </w:r>
+    </w:p>
+    <w:p>
+      <w:pPr>
+        <w:pStyle w:val="ListParagraph"/>
+        <w:numPr>
+          <w:ilvl w:val="0"/>
+          <w:numId w:val="1"/>
+        </w:numPr>
+        <w:spacing w:after="50"/>
+      </w:pPr>
+      <w:r>
+        <w:t xml:space="preserve">`docs/antigravity-engineering-record.jsonl`</w:t>
+      </w:r>
+    </w:p>
+    <w:p>
+      <w:pPr>
+        <w:pStyle w:val="ListParagraph"/>
+        <w:numPr>
+          <w:ilvl w:val="0"/>
+          <w:numId w:val="1"/>
+        </w:numPr>
+        <w:spacing w:after="50"/>
+      </w:pPr>
+      <w:r>
+        <w:t xml:space="preserve">`docs/antigravity-engineering-record.docx`</w:t>
+      </w:r>
+    </w:p>
+    <w:p>
+      <w:pPr>
+        <w:pStyle w:val="Heading2"/>
+        <w:spacing w:after="100" w:before="200"/>
+      </w:pPr>
+      <w:r>
+        <w:t xml:space="preserve">7. Exact Files Deleted</w:t>
+      </w:r>
+    </w:p>
+    <w:p>
+      <w:pPr>
+        <w:pStyle w:val="ListParagraph"/>
+        <w:numPr>
+          <w:ilvl w:val="0"/>
+          <w:numId w:val="1"/>
+        </w:numPr>
+        <w:spacing w:after="50"/>
+      </w:pPr>
+      <w:r>
+        <w:t xml:space="preserve">None</w:t>
+      </w:r>
+    </w:p>
+    <w:p>
+      <w:pPr>
+        <w:pStyle w:val="Heading2"/>
+        <w:spacing w:after="100" w:before="200"/>
+      </w:pPr>
+      <w:r>
+        <w:t xml:space="preserve">8. Files Intentionally Not Changed</w:t>
+      </w:r>
+    </w:p>
+    <w:p>
+      <w:pPr>
+        <w:pStyle w:val="ListParagraph"/>
+        <w:numPr>
+          <w:ilvl w:val="0"/>
+          <w:numId w:val="1"/>
+        </w:numPr>
+        <w:spacing w:after="50"/>
+      </w:pPr>
+      <w:r>
+        <w:t xml:space="preserve">Records 001 through 014 in `docs/antigravity-engineering-record.md` (preserved immutable).</w:t>
+      </w:r>
+    </w:p>
+    <w:p>
+      <w:pPr>
+        <w:pStyle w:val="ListParagraph"/>
+        <w:numPr>
+          <w:ilvl w:val="0"/>
+          <w:numId w:val="1"/>
+        </w:numPr>
+        <w:spacing w:after="50"/>
+      </w:pPr>
+      <w:r>
+        <w:t xml:space="preserve">`docs/antigravity-engineering-record-template.docx` (preserved).</w:t>
+      </w:r>
+    </w:p>
+    <w:p>
+      <w:pPr>
+        <w:pStyle w:val="ListParagraph"/>
+        <w:numPr>
+          <w:ilvl w:val="0"/>
+          <w:numId w:val="1"/>
+        </w:numPr>
+        <w:spacing w:after="50"/>
+      </w:pPr>
+      <w:r>
+        <w:t xml:space="preserve">Core game chapter logic beyond vertical slice Chapter 1.</w:t>
+      </w:r>
+    </w:p>
+    <w:p>
+      <w:pPr>
+        <w:pStyle w:val="Heading2"/>
+        <w:spacing w:after="100" w:before="200"/>
+      </w:pPr>
+      <w:r>
+        <w:t xml:space="preserve">9. Issue / Problem Being Solved</w:t>
+      </w:r>
+    </w:p>
+    <w:p>
+      <w:pPr>
+        <w:spacing w:after="100"/>
+      </w:pPr>
+      <w:r>
+        <w:t xml:space="preserve">Preventing permanent XP reward loss during mid-write failures, eliminating orphan test fixture leakage in development, and validating production build integrity.</w:t>
+      </w:r>
+    </w:p>
+    <w:p>
+      <w:pPr>
+        <w:pStyle w:val="Heading2"/>
+        <w:spacing w:after="100" w:before="200"/>
+      </w:pPr>
+      <w:r>
+        <w:t xml:space="preserve">10. Root Cause</w:t>
+      </w:r>
+    </w:p>
+    <w:p>
+      <w:pPr>
+        <w:pStyle w:val="ListParagraph"/>
+        <w:numPr>
+          <w:ilvl w:val="0"/>
+          <w:numId w:val="1"/>
+        </w:numPr>
+        <w:spacing w:after="50"/>
+      </w:pPr>
+      <w:r>
+        <w:t xml:space="preserve">Distributed write sequence between two distinct collections without transactional rollback.</w:t>
+      </w:r>
+    </w:p>
+    <w:p>
+      <w:pPr>
+        <w:pStyle w:val="ListParagraph"/>
+        <w:numPr>
+          <w:ilvl w:val="0"/>
+          <w:numId w:val="1"/>
+        </w:numPr>
+        <w:spacing w:after="50"/>
+      </w:pPr>
+      <w:r>
+        <w:t xml:space="preserve">Integration test omitted cleanup step at conclusion of assertions.</w:t>
+      </w:r>
+    </w:p>
+    <w:p>
+      <w:pPr>
+        <w:pStyle w:val="Heading2"/>
+        <w:spacing w:after="100" w:before="200"/>
+      </w:pPr>
+      <w:r>
+        <w:t xml:space="preserve">11. How the Solution Works</w:t>
+      </w:r>
+    </w:p>
+    <w:p>
+      <w:pPr>
+        <w:pStyle w:val="ListParagraph"/>
+        <w:numPr>
+          <w:ilvl w:val="0"/>
+          <w:numId w:val="1"/>
+        </w:numPr>
+        <w:spacing w:after="50"/>
+      </w:pPr>
+      <w:r>
+        <w:t xml:space="preserve">Compensating rollback pattern: if the second write (`users.xp`) fails, revert the first write (`game_progress`) so retries re-trigger the transition.</w:t>
+      </w:r>
+    </w:p>
+    <w:p>
+      <w:pPr>
+        <w:pStyle w:val="ListParagraph"/>
+        <w:numPr>
+          <w:ilvl w:val="0"/>
+          <w:numId w:val="1"/>
+        </w:numPr>
+        <w:spacing w:after="50"/>
+      </w:pPr>
+      <w:r>
+        <w:t xml:space="preserve">Targeted cleanup routine: deletes resources matching ephemeral prefix `fresh_student_` and user's specific `sandboxId`.</w:t>
+      </w:r>
+    </w:p>
+    <w:p>
+      <w:pPr>
+        <w:pStyle w:val="Heading2"/>
+        <w:spacing w:after="100" w:before="200"/>
+      </w:pPr>
+      <w:r>
+        <w:t xml:space="preserve">12. Challenges Encountered</w:t>
+      </w:r>
+    </w:p>
+    <w:p>
+      <w:pPr>
+        <w:pStyle w:val="ListParagraph"/>
+        <w:numPr>
+          <w:ilvl w:val="0"/>
+          <w:numId w:val="1"/>
+        </w:numPr>
+        <w:spacing w:after="50"/>
+      </w:pPr>
+      <w:r>
+        <w:t xml:space="preserve">Balancing atomic deduplication under concurrency with self-healing rollback without requiring replica-set multi-document transactions.</w:t>
+      </w:r>
+    </w:p>
+    <w:p>
+      <w:pPr>
+        <w:pStyle w:val="Heading2"/>
+        <w:spacing w:after="100" w:before="200"/>
+      </w:pPr>
+      <w:r>
+        <w:t xml:space="preserve">13. Failed Approaches</w:t>
+      </w:r>
+    </w:p>
+    <w:p>
+      <w:pPr>
+        <w:pStyle w:val="ListParagraph"/>
+        <w:numPr>
+          <w:ilvl w:val="0"/>
+          <w:numId w:val="1"/>
+        </w:numPr>
+        <w:spacing w:after="50"/>
+      </w:pPr>
+      <w:r>
+        <w:t xml:space="preserve">Multi-document transactions: Rejected because local development environments run standalone MongoDB instances without replica sets.</w:t>
+      </w:r>
+    </w:p>
+    <w:p>
+      <w:pPr>
+        <w:pStyle w:val="Heading2"/>
+        <w:spacing w:after="100" w:before="200"/>
+      </w:pPr>
+      <w:r>
+        <w:t xml:space="preserve">14. Rejected Approaches</w:t>
+      </w:r>
+    </w:p>
+    <w:p>
+      <w:pPr>
+        <w:pStyle w:val="ListParagraph"/>
+        <w:numPr>
+          <w:ilvl w:val="0"/>
+          <w:numId w:val="1"/>
+        </w:numPr>
+        <w:spacing w:after="50"/>
+      </w:pPr>
+      <w:r>
+        <w:t xml:space="preserve">Separate XP transaction service: Rejected as disproportionate architectural complexity for single-slice game.</w:t>
+      </w:r>
+    </w:p>
+    <w:p>
+      <w:pPr>
+        <w:pStyle w:val="Heading2"/>
+        <w:spacing w:after="100" w:before="200"/>
+      </w:pPr>
+      <w:r>
+        <w:t xml:space="preserve">15. Important Implementation Decisions</w:t>
+      </w:r>
+    </w:p>
+    <w:p>
+      <w:pPr>
+        <w:pStyle w:val="ListParagraph"/>
+        <w:numPr>
+          <w:ilvl w:val="0"/>
+          <w:numId w:val="1"/>
+        </w:numPr>
+        <w:spacing w:after="50"/>
+      </w:pPr>
+      <w:r>
+        <w:t xml:space="preserve">Compensating rollback aligns with the existing Data-Chan reward architecture used across `sectionsController.ts` and `challengeController.ts`.</w:t>
+      </w:r>
+    </w:p>
+    <w:p>
+      <w:pPr>
+        <w:pStyle w:val="Heading2"/>
+        <w:spacing w:after="100" w:before="200"/>
+      </w:pPr>
+      <w:r>
+        <w:t xml:space="preserve">16. Trade-offs</w:t>
+      </w:r>
+    </w:p>
+    <w:p>
+      <w:pPr>
+        <w:pStyle w:val="ListParagraph"/>
+        <w:numPr>
+          <w:ilvl w:val="0"/>
+          <w:numId w:val="1"/>
+        </w:numPr>
+        <w:spacing w:after="50"/>
+      </w:pPr>
+      <w:r>
+        <w:t xml:space="preserve">In the theoretical event of catastrophic server crash (SIGKILL) occurring precisely between the two writes, the compensating catch block cannot execute. This is an unavoidable limitation of non-replica-set standalone MongoDB architectures.</w:t>
+      </w:r>
+    </w:p>
+    <w:p>
+      <w:pPr>
+        <w:pStyle w:val="Heading2"/>
+        <w:spacing w:after="100" w:before="200"/>
+      </w:pPr>
+      <w:r>
+        <w:t xml:space="preserve">17. Tests Executed</w:t>
+      </w:r>
+    </w:p>
+    <w:p>
+      <w:pPr>
+        <w:pStyle w:val="ListParagraph"/>
+        <w:numPr>
+          <w:ilvl w:val="0"/>
+          <w:numId w:val="1"/>
+        </w:numPr>
+        <w:spacing w:after="50"/>
+      </w:pPr>
+      <w:r>
+        <w:t xml:space="preserve">`npm run build --workspace=@datachan/web`: 17 / 17 pages built successfully, exit code 0.</w:t>
+      </w:r>
+    </w:p>
+    <w:p>
+      <w:pPr>
+        <w:pStyle w:val="ListParagraph"/>
+        <w:numPr>
+          <w:ilvl w:val="0"/>
+          <w:numId w:val="1"/>
+        </w:numPr>
+        <w:spacing w:after="50"/>
+      </w:pPr>
+      <w:r>
+        <w:t xml:space="preserve">`node test_game.js`: 13 / 13 steps passed, including cleanup, exit code 0.</w:t>
+      </w:r>
+    </w:p>
+    <w:p>
+      <w:pPr>
+        <w:pStyle w:val="ListParagraph"/>
+        <w:numPr>
+          <w:ilvl w:val="0"/>
+          <w:numId w:val="1"/>
+        </w:numPr>
+        <w:spacing w:after="50"/>
+      </w:pPr>
+      <w:r>
+        <w:t xml:space="preserve">`npx vitest run apps/api/test/gamesModule.test.ts`: 10 / 10 tests passed, exit code 0.</w:t>
+      </w:r>
+    </w:p>
+    <w:p>
+      <w:pPr>
+        <w:pStyle w:val="ListParagraph"/>
+        <w:numPr>
+          <w:ilvl w:val="0"/>
+          <w:numId w:val="1"/>
+        </w:numPr>
+        <w:spacing w:after="50"/>
+      </w:pPr>
+      <w:r>
+        <w:t xml:space="preserve">`npm run test --workspace=@datachan/api`: 11 test files, 156 / 156 tests passed, exit code 0.</w:t>
+      </w:r>
+    </w:p>
+    <w:p>
+      <w:pPr>
+        <w:pStyle w:val="Heading2"/>
+        <w:spacing w:after="100" w:before="200"/>
+      </w:pPr>
+      <w:r>
+        <w:t xml:space="preserve">18. Build / Type-Check Results</w:t>
+      </w:r>
+    </w:p>
+    <w:p>
+      <w:pPr>
+        <w:pStyle w:val="ListParagraph"/>
+        <w:numPr>
+          <w:ilvl w:val="0"/>
+          <w:numId w:val="1"/>
+        </w:numPr>
+        <w:spacing w:after="50"/>
+      </w:pPr>
+      <w:r>
+        <w:t xml:space="preserve">`npx tsc --noEmit -p apps/api/tsconfig.json`: Exit code 0.</w:t>
+      </w:r>
+    </w:p>
+    <w:p>
+      <w:pPr>
+        <w:pStyle w:val="ListParagraph"/>
+        <w:numPr>
+          <w:ilvl w:val="0"/>
+          <w:numId w:val="1"/>
+        </w:numPr>
+        <w:spacing w:after="50"/>
+      </w:pPr>
+      <w:r>
+        <w:t xml:space="preserve">`npx tsc --noEmit -p apps/web/tsconfig.json`: Exit code 0.</w:t>
+      </w:r>
+    </w:p>
+    <w:p>
+      <w:pPr>
+        <w:pStyle w:val="ListParagraph"/>
+        <w:numPr>
+          <w:ilvl w:val="0"/>
+          <w:numId w:val="1"/>
+        </w:numPr>
+        <w:spacing w:after="50"/>
+      </w:pPr>
+      <w:r>
+        <w:t xml:space="preserve">`generateEngineeringRecordDocx.ts`: 14 / 14 records synchronized, exit code 0.</w:t>
+      </w:r>
+    </w:p>
+    <w:p>
+      <w:pPr>
+        <w:pStyle w:val="Heading2"/>
+        <w:spacing w:after="100" w:before="200"/>
+      </w:pPr>
+      <w:r>
+        <w:t xml:space="preserve">19. Runtime Verification</w:t>
+      </w:r>
+    </w:p>
+    <w:p>
+      <w:pPr>
+        <w:pStyle w:val="ListParagraph"/>
+        <w:numPr>
+          <w:ilvl w:val="0"/>
+          <w:numId w:val="1"/>
+        </w:numPr>
+        <w:spacing w:after="50"/>
+      </w:pPr>
+      <w:r>
+        <w:t xml:space="preserve">Executed `node test_game.js` confirming:</w:t>
+      </w:r>
+    </w:p>
+    <w:p>
+      <w:pPr>
+        <w:spacing w:after="100"/>
+      </w:pPr>
+      <w:r>
+        <w:t xml:space="preserve">- Ephemeral user registration, 404 pre-start, chapter_1 start.</w:t>
+      </w:r>
+    </w:p>
+    <w:p>
+      <w:pPr>
+        <w:spacing w:after="100"/>
+      </w:pPr>
+      <w:r>
+        <w:t xml:space="preserve">- 5 suspects returned, negative test rejections, 100 XP award.</w:t>
+      </w:r>
+    </w:p>
+    <w:p>
+      <w:pPr>
+        <w:spacing w:after="100"/>
+      </w:pPr>
+      <w:r>
+        <w:t xml:space="preserve">- 0 XP on duplicate/concurrent submissions.</w:t>
+      </w:r>
+    </w:p>
+    <w:p>
+      <w:pPr>
+        <w:spacing w:after="100"/>
+      </w:pPr>
+      <w:r>
+        <w:t xml:space="preserve">- Persistence across reload/resume.</w:t>
+      </w:r>
+    </w:p>
+    <w:p>
+      <w:pPr>
+        <w:spacing w:after="100"/>
+      </w:pPr>
+      <w:r>
+        <w:t xml:space="preserve">- Automated cleanup of Firebase user, sandboxes, and control-plane records.</w:t>
+      </w:r>
+    </w:p>
+    <w:p>
+      <w:pPr>
+        <w:pStyle w:val="Heading2"/>
+        <w:spacing w:after="100" w:before="200"/>
+      </w:pPr>
+      <w:r>
+        <w:t xml:space="preserve">20. API / HTTP Evidence</w:t>
+      </w:r>
+    </w:p>
+    <w:p>
+      <w:pPr>
+        <w:pStyle w:val="ListParagraph"/>
+        <w:numPr>
+          <w:ilvl w:val="0"/>
+          <w:numId w:val="1"/>
+        </w:numPr>
+        <w:spacing w:after="50"/>
+      </w:pPr>
+      <w:r>
+        <w:t xml:space="preserve">`POST /accounts:delete`: 200 OK (Firebase user deleted).</w:t>
+      </w:r>
+    </w:p>
+    <w:p>
+      <w:pPr>
+        <w:pStyle w:val="ListParagraph"/>
+        <w:numPr>
+          <w:ilvl w:val="0"/>
+          <w:numId w:val="1"/>
+        </w:numPr>
+        <w:spacing w:after="50"/>
+      </w:pPr>
+      <w:r>
+        <w:t xml:space="preserve">`DELETE / DROP DATABASE`: Sandbox `vdb_g_*` and starter `dc_ws_*` dropped.</w:t>
+      </w:r>
+    </w:p>
+    <w:p>
+      <w:pPr>
+        <w:pStyle w:val="Heading2"/>
+        <w:spacing w:after="100" w:before="200"/>
+      </w:pPr>
+      <w:r>
+        <w:t xml:space="preserve">21. Database / Schema Evidence</w:t>
+      </w:r>
+    </w:p>
+    <w:p>
+      <w:pPr>
+        <w:pStyle w:val="ListParagraph"/>
+        <w:numPr>
+          <w:ilvl w:val="0"/>
+          <w:numId w:val="1"/>
+        </w:numPr>
+        <w:spacing w:after="50"/>
+      </w:pPr>
+      <w:r>
+        <w:t xml:space="preserve">Verified `test_game.js` leaves zero orphan records in `datachan_platform` collections (`users`, `workspaces`, `virtual_databases`, `game_progress`).</w:t>
+      </w:r>
+    </w:p>
+    <w:p>
+      <w:pPr>
+        <w:pStyle w:val="Heading2"/>
+        <w:spacing w:after="100" w:before="200"/>
+      </w:pPr>
+      <w:r>
+        <w:t xml:space="preserve">22. Before vs After</w:t>
+      </w:r>
+    </w:p>
+    <w:p>
+      <w:pPr>
+        <w:pStyle w:val="ListParagraph"/>
+        <w:numPr>
+          <w:ilvl w:val="0"/>
+          <w:numId w:val="1"/>
+        </w:numPr>
+        <w:spacing w:after="50"/>
+      </w:pPr>
+      <w:r>
+        <w:rPr>
+          <w:b/>
+          <w:bCs/>
+        </w:rPr>
+        <w:t xml:space="preserve">Before</w:t>
+      </w:r>
+      <w:r>
+        <w:t xml:space="preserve">: Production build unverified; ephemeral test user stranded in database and emulator; failure in `users.updateOne` caused permanent XP loss.</w:t>
+      </w:r>
+    </w:p>
+    <w:p>
+      <w:pPr>
+        <w:pStyle w:val="ListParagraph"/>
+        <w:numPr>
+          <w:ilvl w:val="0"/>
+          <w:numId w:val="1"/>
+        </w:numPr>
+        <w:spacing w:after="50"/>
+      </w:pPr>
+      <w:r>
+        <w:rPr>
+          <w:b/>
+          <w:bCs/>
+        </w:rPr>
+        <w:t xml:space="preserve">After</w:t>
+      </w:r>
+      <w:r>
+        <w:t xml:space="preserve">: Production build passes (17/17 routes); test fixture automatically cleans up after itself; compensating rollback preserves user XP claimability on retry.</w:t>
+      </w:r>
+    </w:p>
+    <w:p>
+      <w:pPr>
+        <w:pStyle w:val="Heading2"/>
+        <w:spacing w:after="100" w:before="200"/>
+      </w:pPr>
+      <w:r>
+        <w:t xml:space="preserve">23. Known Limitations</w:t>
+      </w:r>
+    </w:p>
+    <w:p>
+      <w:pPr>
+        <w:pStyle w:val="ListParagraph"/>
+        <w:numPr>
+          <w:ilvl w:val="0"/>
+          <w:numId w:val="1"/>
+        </w:numPr>
+        <w:spacing w:after="50"/>
+      </w:pPr>
+      <w:r>
+        <w:t xml:space="preserve">Standalone MongoDB crash between the two writes could leave progress completed without XP award; replica set transactions would be required to eliminate this theoretical edge case.</w:t>
+      </w:r>
+    </w:p>
+    <w:p>
+      <w:pPr>
+        <w:pStyle w:val="Heading2"/>
+        <w:spacing w:after="100" w:before="200"/>
+      </w:pPr>
+      <w:r>
+        <w:t xml:space="preserve">24. Remaining Risks</w:t>
+      </w:r>
+    </w:p>
+    <w:p>
+      <w:pPr>
+        <w:pStyle w:val="ListParagraph"/>
+        <w:numPr>
+          <w:ilvl w:val="0"/>
+          <w:numId w:val="1"/>
+        </w:numPr>
+        <w:spacing w:after="50"/>
+      </w:pPr>
+      <w:r>
+        <w:t xml:space="preserve">None for single-server development or standard deployments.</w:t>
+      </w:r>
+    </w:p>
+    <w:p>
+      <w:pPr>
+        <w:pStyle w:val="Heading2"/>
+        <w:spacing w:after="100" w:before="200"/>
+      </w:pPr>
+      <w:r>
+        <w:t xml:space="preserve">25. Future Dependencies</w:t>
+      </w:r>
+    </w:p>
+    <w:p>
+      <w:pPr>
+        <w:pStyle w:val="ListParagraph"/>
+        <w:numPr>
+          <w:ilvl w:val="0"/>
+          <w:numId w:val="1"/>
+        </w:numPr>
+        <w:spacing w:after="50"/>
+      </w:pPr>
+      <w:r>
+        <w:t xml:space="preserve">Chapter 2 access card investigation.</w:t>
+      </w:r>
+    </w:p>
+    <w:p>
+      <w:pPr>
+        <w:pStyle w:val="Heading2"/>
+        <w:spacing w:after="100" w:before="200"/>
+      </w:pPr>
+      <w:r>
+        <w:t xml:space="preserve">26. Follow-up Work</w:t>
+      </w:r>
+    </w:p>
+    <w:p>
+      <w:pPr>
+        <w:pStyle w:val="ListParagraph"/>
+        <w:numPr>
+          <w:ilvl w:val="0"/>
+          <w:numId w:val="1"/>
+        </w:numPr>
+        <w:spacing w:after="50"/>
+      </w:pPr>
+      <w:r>
+        <w:t xml:space="preserve">Hand over verified vertical slice for review.</w:t>
+      </w:r>
+    </w:p>
+    <w:p>
+      <w:pPr>
+        <w:pStyle w:val="Heading2"/>
+        <w:spacing w:after="100" w:before="200"/>
+      </w:pPr>
+      <w:r>
+        <w:t xml:space="preserve">27. Reusable Engineering Lesson</w:t>
+      </w:r>
+    </w:p>
+    <w:p>
+      <w:pPr>
+        <w:spacing w:after="100"/>
+      </w:pPr>
+      <w:r>
+        <w:t xml:space="preserve">In multi-collection non-transactional write workflows, always implement compensating rollback in catch blocks to guarantee idempotency and retryability for user awards.</w:t>
+      </w:r>
+    </w:p>
+    <w:p>
+      <w:pPr>
+        <w:pStyle w:val="Heading2"/>
+        <w:spacing w:after="100" w:before="200"/>
+      </w:pPr>
+      <w:r>
+        <w:t xml:space="preserve">28. Tags / Classification</w:t>
+      </w:r>
+    </w:p>
+    <w:p>
+      <w:pPr>
+        <w:spacing w:after="100"/>
+      </w:pPr>
+      <w:r>
+        <w:t xml:space="preserve">`games`, `case-001`, `pre-commit`, `production-build`, `nextjs-build`, `e2e-cleanup`, `compensating-rollback`, `xp-resiliency`, `vitest`</w:t>
+      </w:r>
+    </w:p>
+    <w:p>
+      <w:pPr>
+        <w:pStyle w:val="Heading1"/>
+        <w:spacing w:after="150" w:before="400"/>
+      </w:pPr>
+      <w:r>
+        <w:t xml:space="preserve">[DATACHAN-20261012-016] User Registration photoUrl Schema Review, Strict String Validator Restoration &amp; Preflight Null Enforcement</w:t>
+      </w:r>
+    </w:p>
+    <w:p>
+      <w:pPr>
+        <w:pStyle w:val="ListParagraph"/>
+        <w:numPr>
+          <w:ilvl w:val="0"/>
+          <w:numId w:val="1"/>
+        </w:numPr>
+        <w:spacing w:after="50"/>
+      </w:pPr>
+      <w:r>
+        <w:rPr>
+          <w:b/>
+          <w:bCs/>
+        </w:rPr>
+        <w:t xml:space="preserve">Date / Time</w:t>
+      </w:r>
+      <w:r>
+        <w:t xml:space="preserve">: 2026-10-12T23:15:00+05:30</w:t>
+      </w:r>
+    </w:p>
+    <w:p>
+      <w:pPr>
+        <w:pStyle w:val="ListParagraph"/>
+        <w:numPr>
+          <w:ilvl w:val="0"/>
+          <w:numId w:val="1"/>
+        </w:numPr>
+        <w:spacing w:after="50"/>
+      </w:pPr>
+      <w:r>
+        <w:rPr>
+          <w:b/>
+          <w:bCs/>
+        </w:rPr>
+        <w:t xml:space="preserve">Contributor / Agent</w:t>
+      </w:r>
+      <w:r>
+        <w:t xml:space="preserve">: Antigravity Senior Database Architect &amp; Backend Security Engineer</w:t>
+      </w:r>
+    </w:p>
+    <w:p>
+      <w:pPr>
+        <w:pStyle w:val="ListParagraph"/>
+        <w:numPr>
+          <w:ilvl w:val="0"/>
+          <w:numId w:val="1"/>
+        </w:numPr>
+        <w:spacing w:after="50"/>
+      </w:pPr>
+      <w:r>
+        <w:rPr>
+          <w:b/>
+          <w:bCs/>
+        </w:rPr>
+        <w:t xml:space="preserve">Task Type</w:t>
+      </w:r>
+      <w:r>
+        <w:t xml:space="preserve">: SCHEMA AUDIT / SECURITY HARDENING / VALIDATOR REVERT / REGRESSION TESTING</w:t>
+      </w:r>
+    </w:p>
+    <w:p>
+      <w:pPr>
+        <w:pStyle w:val="ListParagraph"/>
+        <w:numPr>
+          <w:ilvl w:val="0"/>
+          <w:numId w:val="1"/>
+        </w:numPr>
+        <w:spacing w:after="50"/>
+      </w:pPr>
+      <w:r>
+        <w:rPr>
+          <w:b/>
+          <w:bCs/>
+        </w:rPr>
+        <w:t xml:space="preserve">References</w:t>
+      </w:r>
+      <w:r>
+        <w:t xml:space="preserve">: DATACHAN-20261002-002, DATACHAN-20261002-006, DATACHAN-20261012-014, DATACHAN-20261012-015</w:t>
+      </w:r>
+    </w:p>
+    <w:p>
+      <w:pPr>
+        <w:pStyle w:val="ListParagraph"/>
+        <w:numPr>
+          <w:ilvl w:val="0"/>
+          <w:numId w:val="1"/>
+        </w:numPr>
+        <w:spacing w:after="50"/>
+      </w:pPr>
+      <w:r>
+        <w:rPr>
+          <w:b/>
+          <w:bCs/>
+        </w:rPr>
+        <w:t xml:space="preserve">Related Feature</w:t>
+      </w:r>
+      <w:r>
+        <w:t xml:space="preserve">: User Registration photoUrl Schema Review, Strict String Validator Restoration &amp; Preflight Null Enforcement</w:t>
+      </w:r>
+    </w:p>
+    <w:p>
+      <w:pPr>
+        <w:pStyle w:val="Heading2"/>
+        <w:spacing w:after="100" w:before="200"/>
+      </w:pPr>
+      <w:r>
+        <w:t xml:space="preserve">1. Exact User / Developer Request</w:t>
+      </w:r>
+    </w:p>
+    <w:p>
+      <w:pPr>
+        <w:spacing w:after="100"/>
+      </w:pPr>
+      <w:r>
+        <w:t xml:space="preserve">"Review the `photoUrl` MongoDB schema change.</w:t>
+      </w:r>
+    </w:p>
+    <w:p>
+      <w:pPr>
+        <w:spacing w:after="100"/>
+      </w:pPr>
+      <w:r>
+        <w:t xml:space="preserve">The registration code in `apps/api/src/modules/auth/authController.ts` now uses:</w:t>
+      </w:r>
+    </w:p>
+    <w:p>
+      <w:pPr>
+        <w:spacing w:after="100"/>
+      </w:pPr>
+      <w:r>
+        <w:t xml:space="preserve">`...(picture ? { photoUrl: picture } : {})`</w:t>
+      </w:r>
+    </w:p>
+    <w:p>
+      <w:pPr>
+        <w:spacing w:after="100"/>
+      </w:pPr>
+      <w:r>
+        <w:t xml:space="preserve">This omits `photoUrl` entirely when no picture is available.</w:t>
+      </w:r>
+    </w:p>
+    <w:p>
+      <w:pPr>
+        <w:spacing w:after="100"/>
+      </w:pPr>
+      <w:r>
+        <w:t xml:space="preserve">1. Search the repository for all inserts, replacements, and updates that write `photoUrl`, particularly explicit `photoUrl: null` or `$set: { photoUrl: null }`.</w:t>
+      </w:r>
+    </w:p>
+    <w:p>
+      <w:pPr>
+        <w:spacing w:after="100"/>
+      </w:pPr>
+      <w:r>
+        <w:t xml:space="preserve">2. Check the existing MongoDB validator's `required` array and inspect whether historical documents contain null values.</w:t>
+      </w:r>
+    </w:p>
+    <w:p>
+      <w:pPr>
+        <w:spacing w:after="100"/>
+      </w:pPr>
+      <w:r>
+        <w:t xml:space="preserve">3. If no legitimate code path requires explicit null and `photoUrl` is optional, restore the validator to `bsonType: 'string'` while leaving the property optional.</w:t>
+      </w:r>
+    </w:p>
+    <w:p>
+      <w:pPr>
+        <w:spacing w:after="100"/>
+      </w:pPr>
+      <w:r>
+        <w:t xml:space="preserve">4. If explicit null is intentionally required elsewhere, explain the specific use case before changing the schema.</w:t>
+      </w:r>
+    </w:p>
+    <w:p>
+      <w:pPr>
+        <w:spacing w:after="100"/>
+      </w:pPr>
+      <w:r>
+        <w:t xml:space="preserve">5. Add or update tests covering registration with and without a profile picture, plus validator behavior.</w:t>
+      </w:r>
+    </w:p>
+    <w:p>
+      <w:pPr>
+        <w:spacing w:after="100"/>
+      </w:pPr>
+      <w:r>
+        <w:t xml:space="preserve">6. Run the relevant API tests and typecheck.</w:t>
+      </w:r>
+    </w:p>
+    <w:p>
+      <w:pPr>
+        <w:spacing w:after="100"/>
+      </w:pPr>
+      <w:r>
+        <w:t xml:space="preserve">7. Follow Data-Chan's append-only engineering-record rule: preserve existing records and append a new sequential record if this change warrants one, synchronizing Markdown, JSONL, and DOCX.</w:t>
+      </w:r>
+    </w:p>
+    <w:p>
+      <w:pPr>
+        <w:spacing w:after="100"/>
+      </w:pPr>
+      <w:r>
+        <w:t xml:space="preserve">8. Do not commit.</w:t>
+      </w:r>
+    </w:p>
+    <w:p>
+      <w:pPr>
+        <w:spacing w:after="100"/>
+      </w:pPr>
+      <w:r>
+        <w:t xml:space="preserve">Report the code paths found, the final schema decision, tests, and documentation changes."</w:t>
+      </w:r>
+    </w:p>
+    <w:p>
+      <w:pPr>
+        <w:pStyle w:val="Heading2"/>
+        <w:spacing w:after="100" w:before="200"/>
+      </w:pPr>
+      <w:r>
+        <w:t xml:space="preserve">2. Why the Task Was Requested</w:t>
+      </w:r>
+    </w:p>
+    <w:p>
+      <w:pPr>
+        <w:spacing w:after="100"/>
+      </w:pPr>
+      <w:r>
+        <w:t xml:space="preserve">To audit whether allowing `null` in `photoUrl` within `COLLECTION_VALIDATORS.users` was necessary or if it introduced unnecessary schema permissiveness. Because `authController.ts` now cleanly omits `photoUrl` when no avatar picture is present (`...(picture ? { photoUrl: picture } : {})`), the schema can be restored to strictly enforce `bsonType: 'string'` without breaking registration flows for users without profile pictures.</w:t>
+      </w:r>
+    </w:p>
+    <w:p>
+      <w:pPr>
+        <w:pStyle w:val="Heading2"/>
+        <w:spacing w:after="100" w:before="200"/>
+      </w:pPr>
+      <w:r>
+        <w:t xml:space="preserve">3. Existing State Before the Change</w:t>
+      </w:r>
+    </w:p>
+    <w:p>
+      <w:pPr>
+        <w:pStyle w:val="ListParagraph"/>
+        <w:numPr>
+          <w:ilvl w:val="0"/>
+          <w:numId w:val="1"/>
+        </w:numPr>
+        <w:spacing w:after="50"/>
+      </w:pPr>
+      <w:r>
+        <w:t xml:space="preserve">In `authController.ts`, user registration was refactored from `photoUrl: picture || null` to `...(picture ? { photoUrl: picture } : {})`, omitting the property when `picture` is falsy.</w:t>
+      </w:r>
+    </w:p>
+    <w:p>
+      <w:pPr>
+        <w:pStyle w:val="ListParagraph"/>
+        <w:numPr>
+          <w:ilvl w:val="0"/>
+          <w:numId w:val="1"/>
+        </w:numPr>
+        <w:spacing w:after="50"/>
+      </w:pPr>
+      <w:r>
+        <w:t xml:space="preserve">In `apps/api/src/database/schema/validators.ts`, `users.validator.$jsonSchema.properties.photoUrl` was temporarily configured with `bsonType: ['string', 'null']`.</w:t>
+      </w:r>
+    </w:p>
+    <w:p>
+      <w:pPr>
+        <w:pStyle w:val="ListParagraph"/>
+        <w:numPr>
+          <w:ilvl w:val="0"/>
+          <w:numId w:val="1"/>
+        </w:numPr>
+        <w:spacing w:after="50"/>
+      </w:pPr>
+      <w:r>
+        <w:t xml:space="preserve">No repository code path wrote explicit `photoUrl: null` or `$set: { photoUrl: null }`.</w:t>
+      </w:r>
+    </w:p>
+    <w:p>
+      <w:pPr>
+        <w:pStyle w:val="ListParagraph"/>
+        <w:numPr>
+          <w:ilvl w:val="0"/>
+          <w:numId w:val="1"/>
+        </w:numPr>
+        <w:spacing w:after="50"/>
+      </w:pPr>
+      <w:r>
+        <w:t xml:space="preserve">No live MongoDB documents in the control plane contained `photoUrl: null`.</w:t>
+      </w:r>
+    </w:p>
+    <w:p>
+      <w:pPr>
+        <w:pStyle w:val="ListParagraph"/>
+        <w:numPr>
+          <w:ilvl w:val="0"/>
+          <w:numId w:val="1"/>
+        </w:numPr>
+        <w:spacing w:after="50"/>
+      </w:pPr>
+      <w:r>
+        <w:t xml:space="preserve">No dedicated unit tests validated registration behavior with vs. without profile pictures or verified schema validator rejection of explicit nulls.</w:t>
+      </w:r>
+    </w:p>
+    <w:p>
+      <w:pPr>
+        <w:pStyle w:val="Heading2"/>
+        <w:spacing w:after="100" w:before="200"/>
+      </w:pPr>
+      <w:r>
+        <w:t xml:space="preserve">4. What Was Actually Done</w:t>
+      </w:r>
+    </w:p>
+    <w:p>
+      <w:pPr>
+        <w:spacing w:after="100"/>
+      </w:pPr>
+      <w:r>
+        <w:t xml:space="preserve">1. **Audited All Code Paths Writing `photoUrl` Monorepo-Wide**:</w:t>
+      </w:r>
+    </w:p>
+    <w:p>
+      <w:pPr>
+        <w:spacing w:after="100"/>
+      </w:pPr>
+      <w:r>
+        <w:t xml:space="preserve">- Scanned all repositories (`apps/api`, `apps/web`, `packages/shared-types`).</w:t>
+      </w:r>
+    </w:p>
+    <w:p>
+      <w:pPr>
+        <w:spacing w:after="100"/>
+      </w:pPr>
+      <w:r>
+        <w:t xml:space="preserve">- Confirmed only one write site exists: `authController.ts:106` (`...(picture ? { photoUrl: picture } : {})`).</w:t>
+      </w:r>
+    </w:p>
+    <w:p>
+      <w:pPr>
+        <w:spacing w:after="100"/>
+      </w:pPr>
+      <w:r>
+        <w:t xml:space="preserve">- Verified that user profile updates, session refreshes, and sync routines do not mutate `photoUrl`.</w:t>
+      </w:r>
+    </w:p>
+    <w:p>
+      <w:pPr>
+        <w:spacing w:after="100"/>
+      </w:pPr>
+      <w:r>
+        <w:t xml:space="preserve">- Verified `seedDevRoles.ts` and `bootstrapAdmin.ts` do not set `photoUrl`.</w:t>
+      </w:r>
+    </w:p>
+    <w:p>
+      <w:pPr>
+        <w:spacing w:after="100"/>
+      </w:pPr>
+      <w:r>
+        <w:t xml:space="preserve">2. **Inspected MongoDB Validator `required` Array &amp; Historical Cluster Records**:</w:t>
+      </w:r>
+    </w:p>
+    <w:p>
+      <w:pPr>
+        <w:spacing w:after="100"/>
+      </w:pPr>
+      <w:r>
+        <w:t xml:space="preserve">- Checked `COLLECTION_VALIDATORS.users.validator.$jsonSchema.required`: contains `['id', 'firebaseUid', 'email', 'role', 'status', 'createdAt', 'updatedAt']`.</w:t>
+      </w:r>
+    </w:p>
+    <w:p>
+      <w:pPr>
+        <w:spacing w:after="100"/>
+      </w:pPr>
+      <w:r>
+        <w:t xml:space="preserve">- Confirmed `photoUrl` is NOT required.</w:t>
+      </w:r>
+    </w:p>
+    <w:p>
+      <w:pPr>
+        <w:spacing w:after="100"/>
+      </w:pPr>
+      <w:r>
+        <w:t xml:space="preserve">- Queried live MongoDB database `datachan_platform`: 5 user documents exist; 0 documents have `photoUrl` set to null; 0 documents have explicit `photoUrl` keys.</w:t>
+      </w:r>
+    </w:p>
+    <w:p>
+      <w:pPr>
+        <w:spacing w:after="100"/>
+      </w:pPr>
+      <w:r>
+        <w:t xml:space="preserve">3. **Restored Validator to Strict `bsonType: 'string'`**:</w:t>
+      </w:r>
+    </w:p>
+    <w:p>
+      <w:pPr>
+        <w:spacing w:after="100"/>
+      </w:pPr>
+      <w:r>
+        <w:t xml:space="preserve">- Reverted `apps/api/src/database/schema/validators.ts` line 30 to `photoUrl: { bsonType: 'string' }`.</w:t>
+      </w:r>
+    </w:p>
+    <w:p>
+      <w:pPr>
+        <w:spacing w:after="100"/>
+      </w:pPr>
+      <w:r>
+        <w:t xml:space="preserve">- Maintained `photoUrl` as optional (omitted from `required`).</w:t>
+      </w:r>
+    </w:p>
+    <w:p>
+      <w:pPr>
+        <w:spacing w:after="100"/>
+      </w:pPr>
+      <w:r>
+        <w:t xml:space="preserve">4. **Hardened Preflight Schema Validator for Null Fields**:</w:t>
+      </w:r>
+    </w:p>
+    <w:p>
+      <w:pPr>
+        <w:spacing w:after="100"/>
+      </w:pPr>
+      <w:r>
+        <w:t xml:space="preserve">- Updated `preflightValidateSeedDocument` in `seedDevRoles.ts` to detect explicit null properties when the target schema's `bsonType` does not include `'null'`.</w:t>
+      </w:r>
+    </w:p>
+    <w:p>
+      <w:pPr>
+        <w:spacing w:after="100"/>
+      </w:pPr>
+      <w:r>
+        <w:t xml:space="preserve">5. **Added Comprehensive Automated Tests**:</w:t>
+      </w:r>
+    </w:p>
+    <w:p>
+      <w:pPr>
+        <w:spacing w:after="100"/>
+      </w:pPr>
+      <w:r>
+        <w:t xml:space="preserve">- In `apps/api/test/databaseSchema.test.ts`:</w:t>
+      </w:r>
+    </w:p>
+    <w:p>
+      <w:pPr>
+        <w:spacing w:after="100"/>
+      </w:pPr>
+      <w:r>
+        <w:t xml:space="preserve">- Added test enforcing `userSchema.properties.photoUrl` has `bsonType: 'string'` and is omitted from `userSchema.required`.</w:t>
+      </w:r>
+    </w:p>
+    <w:p>
+      <w:pPr>
+        <w:spacing w:after="100"/>
+      </w:pPr>
+      <w:r>
+        <w:t xml:space="preserve">- In `apps/api/test/security.test.ts`:</w:t>
+      </w:r>
+    </w:p>
+    <w:p>
+      <w:pPr>
+        <w:spacing w:after="100"/>
+      </w:pPr>
+      <w:r>
+        <w:t xml:space="preserve">- Added test verifying new user provisioning includes `photoUrl` as a valid string when the Firebase ID token provides `picture`.</w:t>
+      </w:r>
+    </w:p>
+    <w:p>
+      <w:pPr>
+        <w:spacing w:after="100"/>
+      </w:pPr>
+      <w:r>
+        <w:t xml:space="preserve">- Added test verifying new user provisioning completely omits `photoUrl` (`'photoUrl' in insertedDoc === false`) when the token lacks `picture`.</w:t>
+      </w:r>
+    </w:p>
+    <w:p>
+      <w:pPr>
+        <w:spacing w:after="100"/>
+      </w:pPr>
+      <w:r>
+        <w:t xml:space="preserve">- In `apps/api/test/devRolesSeedValidation.test.ts`:</w:t>
+      </w:r>
+    </w:p>
+    <w:p>
+      <w:pPr>
+        <w:spacing w:after="100"/>
+      </w:pPr>
+      <w:r>
+        <w:t xml:space="preserve">- Added test verifying that optional string passes, omitted property passes, and explicit `null` or number fails validation.</w:t>
+      </w:r>
+    </w:p>
+    <w:p>
+      <w:pPr>
+        <w:spacing w:after="100"/>
+      </w:pPr>
+      <w:r>
+        <w:t xml:space="preserve">6. **Executed Full Test Suite, Typechecks &amp; Integration Verification**:</w:t>
+      </w:r>
+    </w:p>
+    <w:p>
+      <w:pPr>
+        <w:spacing w:after="100"/>
+      </w:pPr>
+      <w:r>
+        <w:t xml:space="preserve">- All 11 test files and 160 unit/security tests passed.</w:t>
+      </w:r>
+    </w:p>
+    <w:p>
+      <w:pPr>
+        <w:spacing w:after="100"/>
+      </w:pPr>
+      <w:r>
+        <w:t xml:space="preserve">- TypeScript typechecks passed with 0 errors across `@datachan/api` and `@datachan/web`.</w:t>
+      </w:r>
+    </w:p>
+    <w:p>
+      <w:pPr>
+        <w:spacing w:after="100"/>
+      </w:pPr>
+      <w:r>
+        <w:t xml:space="preserve">- Executed `node test_game.js` verifying clean 13-step lifecycle and ephemeral cleanup.</w:t>
+      </w:r>
+    </w:p>
+    <w:p>
+      <w:pPr>
+        <w:spacing w:after="100"/>
+      </w:pPr>
+      <w:r>
+        <w:t xml:space="preserve">7. **Synchronized Append-Only Engineering Records**:</w:t>
+      </w:r>
+    </w:p>
+    <w:p>
+      <w:pPr>
+        <w:spacing w:after="100"/>
+      </w:pPr>
+      <w:r>
+        <w:t xml:space="preserve">- Appended `[DATACHAN-20261012-016]` to `docs/antigravity-engineering-record.md`, synchronized `docs/antigravity-engineering-record.jsonl`, and compiled `docs/antigravity-engineering-record.docx`.</w:t>
+      </w:r>
+    </w:p>
+    <w:p>
+      <w:pPr>
+        <w:pStyle w:val="Heading2"/>
+        <w:spacing w:after="100" w:before="200"/>
+      </w:pPr>
+      <w:r>
+        <w:t xml:space="preserve">5. Exact Files Created</w:t>
+      </w:r>
+    </w:p>
+    <w:p>
+      <w:pPr>
+        <w:pStyle w:val="ListParagraph"/>
+        <w:numPr>
+          <w:ilvl w:val="0"/>
+          <w:numId w:val="1"/>
+        </w:numPr>
+        <w:spacing w:after="50"/>
+      </w:pPr>
+      <w:r>
+        <w:t xml:space="preserve">None</w:t>
+      </w:r>
+    </w:p>
+    <w:p>
+      <w:pPr>
+        <w:pStyle w:val="Heading2"/>
+        <w:spacing w:after="100" w:before="200"/>
+      </w:pPr>
+      <w:r>
+        <w:t xml:space="preserve">6. Exact Files Modified</w:t>
+      </w:r>
+    </w:p>
+    <w:p>
+      <w:pPr>
+        <w:pStyle w:val="ListParagraph"/>
+        <w:numPr>
+          <w:ilvl w:val="0"/>
+          <w:numId w:val="1"/>
+        </w:numPr>
+        <w:spacing w:after="50"/>
+      </w:pPr>
+      <w:r>
+        <w:t xml:space="preserve">`apps/api/src/database/schema/validators.ts`</w:t>
+      </w:r>
+    </w:p>
+    <w:p>
+      <w:pPr>
+        <w:pStyle w:val="ListParagraph"/>
+        <w:numPr>
+          <w:ilvl w:val="0"/>
+          <w:numId w:val="1"/>
+        </w:numPr>
+        <w:spacing w:after="50"/>
+      </w:pPr>
+      <w:r>
+        <w:t xml:space="preserve">`apps/api/src/scripts/seedDevRoles.ts`</w:t>
+      </w:r>
+    </w:p>
+    <w:p>
+      <w:pPr>
+        <w:pStyle w:val="ListParagraph"/>
+        <w:numPr>
+          <w:ilvl w:val="0"/>
+          <w:numId w:val="1"/>
+        </w:numPr>
+        <w:spacing w:after="50"/>
+      </w:pPr>
+      <w:r>
+        <w:t xml:space="preserve">`apps/api/test/databaseSchema.test.ts`</w:t>
+      </w:r>
+    </w:p>
+    <w:p>
+      <w:pPr>
+        <w:pStyle w:val="ListParagraph"/>
+        <w:numPr>
+          <w:ilvl w:val="0"/>
+          <w:numId w:val="1"/>
+        </w:numPr>
+        <w:spacing w:after="50"/>
+      </w:pPr>
+      <w:r>
+        <w:t xml:space="preserve">`apps/api/test/security.test.ts`</w:t>
+      </w:r>
+    </w:p>
+    <w:p>
+      <w:pPr>
+        <w:pStyle w:val="ListParagraph"/>
+        <w:numPr>
+          <w:ilvl w:val="0"/>
+          <w:numId w:val="1"/>
+        </w:numPr>
+        <w:spacing w:after="50"/>
+      </w:pPr>
+      <w:r>
+        <w:t xml:space="preserve">`apps/api/test/devRolesSeedValidation.test.ts`</w:t>
+      </w:r>
+    </w:p>
+    <w:p>
+      <w:pPr>
+        <w:pStyle w:val="ListParagraph"/>
+        <w:numPr>
+          <w:ilvl w:val="0"/>
+          <w:numId w:val="1"/>
+        </w:numPr>
+        <w:spacing w:after="50"/>
+      </w:pPr>
+      <w:r>
+        <w:t xml:space="preserve">`docs/antigravity-engineering-record.md`</w:t>
+      </w:r>
+    </w:p>
+    <w:p>
+      <w:pPr>
+        <w:pStyle w:val="ListParagraph"/>
+        <w:numPr>
+          <w:ilvl w:val="0"/>
+          <w:numId w:val="1"/>
+        </w:numPr>
+        <w:spacing w:after="50"/>
+      </w:pPr>
+      <w:r>
+        <w:t xml:space="preserve">`docs/antigravity-engineering-record.jsonl`</w:t>
+      </w:r>
+    </w:p>
+    <w:p>
+      <w:pPr>
+        <w:pStyle w:val="ListParagraph"/>
+        <w:numPr>
+          <w:ilvl w:val="0"/>
+          <w:numId w:val="1"/>
+        </w:numPr>
+        <w:spacing w:after="50"/>
+      </w:pPr>
+      <w:r>
+        <w:t xml:space="preserve">`docs/antigravity-engineering-record.docx`</w:t>
+      </w:r>
+    </w:p>
+    <w:p>
+      <w:pPr>
+        <w:pStyle w:val="Heading2"/>
+        <w:spacing w:after="100" w:before="200"/>
+      </w:pPr>
+      <w:r>
+        <w:t xml:space="preserve">7. Exact Files Deleted</w:t>
+      </w:r>
+    </w:p>
+    <w:p>
+      <w:pPr>
+        <w:pStyle w:val="ListParagraph"/>
+        <w:numPr>
+          <w:ilvl w:val="0"/>
+          <w:numId w:val="1"/>
+        </w:numPr>
+        <w:spacing w:after="50"/>
+      </w:pPr>
+      <w:r>
+        <w:t xml:space="preserve">`scratch/check_users_photo.js` (temporary diagnostic script)</w:t>
+      </w:r>
+    </w:p>
+    <w:p>
+      <w:pPr>
+        <w:pStyle w:val="Heading2"/>
+        <w:spacing w:after="100" w:before="200"/>
+      </w:pPr>
+      <w:r>
+        <w:t xml:space="preserve">8. Files Intentionally Not Changed</w:t>
+      </w:r>
+    </w:p>
+    <w:p>
+      <w:pPr>
+        <w:pStyle w:val="ListParagraph"/>
+        <w:numPr>
+          <w:ilvl w:val="0"/>
+          <w:numId w:val="1"/>
+        </w:numPr>
+        <w:spacing w:after="50"/>
+      </w:pPr>
+      <w:r>
+        <w:t xml:space="preserve">Records 001 through 015 in `docs/antigravity-engineering-record.md` (preserved immutable).</w:t>
+      </w:r>
+    </w:p>
+    <w:p>
+      <w:pPr>
+        <w:pStyle w:val="ListParagraph"/>
+        <w:numPr>
+          <w:ilvl w:val="0"/>
+          <w:numId w:val="1"/>
+        </w:numPr>
+        <w:spacing w:after="50"/>
+      </w:pPr>
+      <w:r>
+        <w:t xml:space="preserve">`apps/api/src/modules/auth/authController.ts` (retained clean omission `...(picture ? { photoUrl: picture } : {})`).</w:t>
+      </w:r>
+    </w:p>
+    <w:p>
+      <w:pPr>
+        <w:pStyle w:val="ListParagraph"/>
+        <w:numPr>
+          <w:ilvl w:val="0"/>
+          <w:numId w:val="1"/>
+        </w:numPr>
+        <w:spacing w:after="50"/>
+      </w:pPr>
+      <w:r>
+        <w:t xml:space="preserve">Shared development accounts in Auth Emulator.</w:t>
+      </w:r>
+    </w:p>
+    <w:p>
+      <w:pPr>
+        <w:pStyle w:val="Heading2"/>
+        <w:spacing w:after="100" w:before="200"/>
+      </w:pPr>
+      <w:r>
+        <w:t xml:space="preserve">9. Issue / Problem Being Solved</w:t>
+      </w:r>
+    </w:p>
+    <w:p>
+      <w:pPr>
+        <w:spacing w:after="100"/>
+      </w:pPr>
+      <w:r>
+        <w:t xml:space="preserve">Potential schema validator relaxation (`bsonType: ['string', 'null']`) that would permit invalid explicit nulls when no legitimate code path writes null.</w:t>
+      </w:r>
+    </w:p>
+    <w:p>
+      <w:pPr>
+        <w:pStyle w:val="Heading2"/>
+        <w:spacing w:after="100" w:before="200"/>
+      </w:pPr>
+      <w:r>
+        <w:t xml:space="preserve">10. Root Cause</w:t>
+      </w:r>
+    </w:p>
+    <w:p>
+      <w:pPr>
+        <w:spacing w:after="100"/>
+      </w:pPr>
+      <w:r>
+        <w:t xml:space="preserve">Earlier registration code passed `photoUrl: picture || null` which BSON serialized as null, triggering Code 121 when `bsonType: 'string'`. Fixing `authController.ts` to omit the property allows the validator to safely return to strict `bsonType: 'string'`.</w:t>
+      </w:r>
+    </w:p>
+    <w:p>
+      <w:pPr>
+        <w:pStyle w:val="Heading2"/>
+        <w:spacing w:after="100" w:before="200"/>
+      </w:pPr>
+      <w:r>
+        <w:t xml:space="preserve">11. How the Solution Works</w:t>
+      </w:r>
+    </w:p>
+    <w:p>
+      <w:pPr>
+        <w:pStyle w:val="ListParagraph"/>
+        <w:numPr>
+          <w:ilvl w:val="0"/>
+          <w:numId w:val="1"/>
+        </w:numPr>
+        <w:spacing w:after="50"/>
+      </w:pPr>
+      <w:r>
+        <w:t xml:space="preserve">In MongoDB JSONSchema validation, if a property is not in the `required` array and is omitted from the inserted document, schema evaluation succeeds.</w:t>
+      </w:r>
+    </w:p>
+    <w:p>
+      <w:pPr>
+        <w:pStyle w:val="ListParagraph"/>
+        <w:numPr>
+          <w:ilvl w:val="0"/>
+          <w:numId w:val="1"/>
+        </w:numPr>
+        <w:spacing w:after="50"/>
+      </w:pPr>
+      <w:r>
+        <w:t xml:space="preserve">If `photoUrl` is present in the document, it must strictly be a BSON string. Any explicit `null`, number, or object will be rejected.</w:t>
+      </w:r>
+    </w:p>
+    <w:p>
+      <w:pPr>
+        <w:pStyle w:val="ListParagraph"/>
+        <w:numPr>
+          <w:ilvl w:val="0"/>
+          <w:numId w:val="1"/>
+        </w:numPr>
+        <w:spacing w:after="50"/>
+      </w:pPr>
+      <w:r>
+        <w:t xml:space="preserve">In `authController.ts`, `...(picture ? { photoUrl: picture } : {})` guarantees that only verified string URLs from the ID token are set; absence of an avatar results in the property being omitted.</w:t>
+      </w:r>
+    </w:p>
+    <w:p>
+      <w:pPr>
+        <w:pStyle w:val="Heading2"/>
+        <w:spacing w:after="100" w:before="200"/>
+      </w:pPr>
+      <w:r>
+        <w:t xml:space="preserve">12. Challenges Encountered</w:t>
+      </w:r>
+    </w:p>
+    <w:p>
+      <w:pPr>
+        <w:pStyle w:val="ListParagraph"/>
+        <w:numPr>
+          <w:ilvl w:val="0"/>
+          <w:numId w:val="1"/>
+        </w:numPr>
+        <w:spacing w:after="50"/>
+      </w:pPr>
+      <w:r>
+        <w:t xml:space="preserve">Ensuring that both MongoDB driver BSON validation and in-memory preflight validation (`preflightValidateSeedDocument`) accurately reflect that an omitted property is valid while an explicit null is rejected.</w:t>
+      </w:r>
+    </w:p>
+    <w:p>
+      <w:pPr>
+        <w:pStyle w:val="Heading2"/>
+        <w:spacing w:after="100" w:before="200"/>
+      </w:pPr>
+      <w:r>
+        <w:t xml:space="preserve">13. Failed Approaches</w:t>
+      </w:r>
+    </w:p>
+    <w:p>
+      <w:pPr>
+        <w:pStyle w:val="ListParagraph"/>
+        <w:numPr>
+          <w:ilvl w:val="0"/>
+          <w:numId w:val="1"/>
+        </w:numPr>
+        <w:spacing w:after="50"/>
+      </w:pPr>
+      <w:r>
+        <w:t xml:space="preserve">Retaining `bsonType: ['string', 'null']`: Rejected because no code path requires explicit nulls and strict typing prevents schema drift.</w:t>
+      </w:r>
+    </w:p>
+    <w:p>
+      <w:pPr>
+        <w:pStyle w:val="Heading2"/>
+        <w:spacing w:after="100" w:before="200"/>
+      </w:pPr>
+      <w:r>
+        <w:t xml:space="preserve">14. Rejected Approaches</w:t>
+      </w:r>
+    </w:p>
+    <w:p>
+      <w:pPr>
+        <w:pStyle w:val="ListParagraph"/>
+        <w:numPr>
+          <w:ilvl w:val="0"/>
+          <w:numId w:val="1"/>
+        </w:numPr>
+        <w:spacing w:after="50"/>
+      </w:pPr>
+      <w:r>
+        <w:t xml:space="preserve">Setting `photoUrl: ''` (empty string) for users without avatars: Rejected because empty strings are misleading and non-canonical compared to property omission.</w:t>
+      </w:r>
+    </w:p>
+    <w:p>
+      <w:pPr>
+        <w:pStyle w:val="Heading2"/>
+        <w:spacing w:after="100" w:before="200"/>
+      </w:pPr>
+      <w:r>
+        <w:t xml:space="preserve">15. Important Implementation Decisions</w:t>
+      </w:r>
+    </w:p>
+    <w:p>
+      <w:pPr>
+        <w:pStyle w:val="ListParagraph"/>
+        <w:numPr>
+          <w:ilvl w:val="0"/>
+          <w:numId w:val="1"/>
+        </w:numPr>
+        <w:spacing w:after="50"/>
+      </w:pPr>
+      <w:r>
+        <w:t xml:space="preserve">Restored `bsonType: 'string'` as single type for `photoUrl`.</w:t>
+      </w:r>
+    </w:p>
+    <w:p>
+      <w:pPr>
+        <w:pStyle w:val="ListParagraph"/>
+        <w:numPr>
+          <w:ilvl w:val="0"/>
+          <w:numId w:val="1"/>
+        </w:numPr>
+        <w:spacing w:after="50"/>
+      </w:pPr>
+      <w:r>
+        <w:t xml:space="preserve">Property omission is the canonical representation of absent optional fields in Data-Chan MongoDB collections.</w:t>
+      </w:r>
+    </w:p>
+    <w:p>
+      <w:pPr>
+        <w:pStyle w:val="Heading2"/>
+        <w:spacing w:after="100" w:before="200"/>
+      </w:pPr>
+      <w:r>
+        <w:t xml:space="preserve">16. Trade-offs</w:t>
+      </w:r>
+    </w:p>
+    <w:p>
+      <w:pPr>
+        <w:pStyle w:val="ListParagraph"/>
+        <w:numPr>
+          <w:ilvl w:val="0"/>
+          <w:numId w:val="1"/>
+        </w:numPr>
+        <w:spacing w:after="50"/>
+      </w:pPr>
+      <w:r>
+        <w:t xml:space="preserve">None. Strict type safety is restored while fully supporting accounts without avatars.</w:t>
+      </w:r>
+    </w:p>
+    <w:p>
+      <w:pPr>
+        <w:pStyle w:val="Heading2"/>
+        <w:spacing w:after="100" w:before="200"/>
+      </w:pPr>
+      <w:r>
+        <w:t xml:space="preserve">17. Tests Executed</w:t>
+      </w:r>
+    </w:p>
+    <w:p>
+      <w:pPr>
+        <w:pStyle w:val="ListParagraph"/>
+        <w:numPr>
+          <w:ilvl w:val="0"/>
+          <w:numId w:val="1"/>
+        </w:numPr>
+        <w:spacing w:after="50"/>
+      </w:pPr>
+      <w:r>
+        <w:t xml:space="preserve">`npx vitest run test/databaseSchema.test.ts test/security.test.ts test/devRolesSeedValidation.test.ts`: 76 / 76 tests passed.</w:t>
+      </w:r>
+    </w:p>
+    <w:p>
+      <w:pPr>
+        <w:pStyle w:val="ListParagraph"/>
+        <w:numPr>
+          <w:ilvl w:val="0"/>
+          <w:numId w:val="1"/>
+        </w:numPr>
+        <w:spacing w:after="50"/>
+      </w:pPr>
+      <w:r>
+        <w:t xml:space="preserve">`npm run test --workspace=@datachan/api`: 11 test files, 160 / 160 tests passed, exit code 0.</w:t>
+      </w:r>
+    </w:p>
+    <w:p>
+      <w:pPr>
+        <w:pStyle w:val="ListParagraph"/>
+        <w:numPr>
+          <w:ilvl w:val="0"/>
+          <w:numId w:val="1"/>
+        </w:numPr>
+        <w:spacing w:after="50"/>
+      </w:pPr>
+      <w:r>
+        <w:t xml:space="preserve">`node test_game.js`: 13 / 13 steps passed, including ephemeral resource cleanup, exit code 0.</w:t>
+      </w:r>
+    </w:p>
+    <w:p>
+      <w:pPr>
+        <w:pStyle w:val="Heading2"/>
+        <w:spacing w:after="100" w:before="200"/>
+      </w:pPr>
+      <w:r>
+        <w:t xml:space="preserve">18. Build / Type-Check Results</w:t>
+      </w:r>
+    </w:p>
+    <w:p>
+      <w:pPr>
+        <w:pStyle w:val="ListParagraph"/>
+        <w:numPr>
+          <w:ilvl w:val="0"/>
+          <w:numId w:val="1"/>
+        </w:numPr>
+        <w:spacing w:after="50"/>
+      </w:pPr>
+      <w:r>
+        <w:t xml:space="preserve">`npx tsc --noEmit -p apps/api/tsconfig.json`: Exit code 0.</w:t>
+      </w:r>
+    </w:p>
+    <w:p>
+      <w:pPr>
+        <w:pStyle w:val="ListParagraph"/>
+        <w:numPr>
+          <w:ilvl w:val="0"/>
+          <w:numId w:val="1"/>
+        </w:numPr>
+        <w:spacing w:after="50"/>
+      </w:pPr>
+      <w:r>
+        <w:t xml:space="preserve">`npx tsc --noEmit -p apps/web/tsconfig.json`: Exit code 0.</w:t>
+      </w:r>
+    </w:p>
+    <w:p>
+      <w:pPr>
+        <w:pStyle w:val="ListParagraph"/>
+        <w:numPr>
+          <w:ilvl w:val="0"/>
+          <w:numId w:val="1"/>
+        </w:numPr>
+        <w:spacing w:after="50"/>
+      </w:pPr>
+      <w:r>
+        <w:t xml:space="preserve">`apps/api/src/scripts/generateEngineeringRecordDocx.ts`: 15 / 15 records synchronized, exit code 0.</w:t>
+      </w:r>
+    </w:p>
+    <w:p>
+      <w:pPr>
+        <w:pStyle w:val="Heading2"/>
+        <w:spacing w:after="100" w:before="200"/>
+      </w:pPr>
+      <w:r>
+        <w:t xml:space="preserve">19. Runtime Verification</w:t>
+      </w:r>
+    </w:p>
+    <w:p>
+      <w:pPr>
+        <w:pStyle w:val="ListParagraph"/>
+        <w:numPr>
+          <w:ilvl w:val="0"/>
+          <w:numId w:val="1"/>
+        </w:numPr>
+        <w:spacing w:after="50"/>
+      </w:pPr>
+      <w:r>
+        <w:t xml:space="preserve">Verified live user registration with and without profile pictures via unit test suite and emulator integration test.</w:t>
+      </w:r>
+    </w:p>
+    <w:p>
+      <w:pPr>
+        <w:pStyle w:val="ListParagraph"/>
+        <w:numPr>
+          <w:ilvl w:val="0"/>
+          <w:numId w:val="1"/>
+        </w:numPr>
+        <w:spacing w:after="50"/>
+      </w:pPr>
+      <w:r>
+        <w:t xml:space="preserve">Verified MongoDB platform database contains zero malformed documents.</w:t>
+      </w:r>
+    </w:p>
+    <w:p>
+      <w:pPr>
+        <w:pStyle w:val="Heading2"/>
+        <w:spacing w:after="100" w:before="200"/>
+      </w:pPr>
+      <w:r>
+        <w:t xml:space="preserve">20. API / HTTP Evidence</w:t>
+      </w:r>
+    </w:p>
+    <w:p>
+      <w:pPr>
+        <w:pStyle w:val="ListParagraph"/>
+        <w:numPr>
+          <w:ilvl w:val="0"/>
+          <w:numId w:val="1"/>
+        </w:numPr>
+        <w:spacing w:after="50"/>
+      </w:pPr>
+      <w:r>
+        <w:t xml:space="preserve">`POST /api/v1/auth/session`: 200 OK across picture-present and picture-absent tokens.</w:t>
+      </w:r>
+    </w:p>
+    <w:p>
+      <w:pPr>
+        <w:pStyle w:val="Heading2"/>
+        <w:spacing w:after="100" w:before="200"/>
+      </w:pPr>
+      <w:r>
+        <w:t xml:space="preserve">21. Database / Schema Evidence</w:t>
+      </w:r>
+    </w:p>
+    <w:p>
+      <w:pPr>
+        <w:pStyle w:val="ListParagraph"/>
+        <w:numPr>
+          <w:ilvl w:val="0"/>
+          <w:numId w:val="1"/>
+        </w:numPr>
+        <w:spacing w:after="50"/>
+      </w:pPr>
+      <w:r>
+        <w:t xml:space="preserve">`COLLECTION_VALIDATORS.users.validator.$jsonSchema.properties.photoUrl`: `{ bsonType: 'string' }`.</w:t>
+      </w:r>
+    </w:p>
+    <w:p>
+      <w:pPr>
+        <w:pStyle w:val="ListParagraph"/>
+        <w:numPr>
+          <w:ilvl w:val="0"/>
+          <w:numId w:val="1"/>
+        </w:numPr>
+        <w:spacing w:after="50"/>
+      </w:pPr>
+      <w:r>
+        <w:t xml:space="preserve">`COLLECTION_VALIDATORS.users.validator.$jsonSchema.required`: does not contain `photoUrl`.</w:t>
+      </w:r>
+    </w:p>
+    <w:p>
+      <w:pPr>
+        <w:pStyle w:val="Heading2"/>
+        <w:spacing w:after="100" w:before="200"/>
+      </w:pPr>
+      <w:r>
+        <w:t xml:space="preserve">22. Before vs After</w:t>
+      </w:r>
+    </w:p>
+    <w:p>
+      <w:pPr>
+        <w:pStyle w:val="ListParagraph"/>
+        <w:numPr>
+          <w:ilvl w:val="0"/>
+          <w:numId w:val="1"/>
+        </w:numPr>
+        <w:spacing w:after="50"/>
+      </w:pPr>
+      <w:r>
+        <w:rPr>
+          <w:b/>
+          <w:bCs/>
+        </w:rPr>
+        <w:t xml:space="preserve">Before</w:t>
+      </w:r>
+      <w:r>
+        <w:t xml:space="preserve">: `photoUrl` permitted `null` in schema validator despite no valid code path needing it; missing profile picture registration lacked explicit test coverage.</w:t>
+      </w:r>
+    </w:p>
+    <w:p>
+      <w:pPr>
+        <w:pStyle w:val="ListParagraph"/>
+        <w:numPr>
+          <w:ilvl w:val="0"/>
+          <w:numId w:val="1"/>
+        </w:numPr>
+        <w:spacing w:after="50"/>
+      </w:pPr>
+      <w:r>
+        <w:rPr>
+          <w:b/>
+          <w:bCs/>
+        </w:rPr>
+        <w:t xml:space="preserve">After</w:t>
+      </w:r>
+      <w:r>
+        <w:t xml:space="preserve">: `photoUrl` strictly requires `string` if present; omitted when absent; preflight validator checks null bsonType violations; comprehensive tests guarantee registration and validator correctness.</w:t>
+      </w:r>
+    </w:p>
+    <w:p>
+      <w:pPr>
+        <w:pStyle w:val="Heading2"/>
+        <w:spacing w:after="100" w:before="200"/>
+      </w:pPr>
+      <w:r>
+        <w:t xml:space="preserve">23. Known Limitations</w:t>
+      </w:r>
+    </w:p>
+    <w:p>
+      <w:pPr>
+        <w:pStyle w:val="ListParagraph"/>
+        <w:numPr>
+          <w:ilvl w:val="0"/>
+          <w:numId w:val="1"/>
+        </w:numPr>
+        <w:spacing w:after="50"/>
+      </w:pPr>
+      <w:r>
+        <w:t xml:space="preserve">None.</w:t>
+      </w:r>
+    </w:p>
+    <w:p>
+      <w:pPr>
+        <w:pStyle w:val="Heading2"/>
+        <w:spacing w:after="100" w:before="200"/>
+      </w:pPr>
+      <w:r>
+        <w:t xml:space="preserve">24. Remaining Risks</w:t>
+      </w:r>
+    </w:p>
+    <w:p>
+      <w:pPr>
+        <w:pStyle w:val="ListParagraph"/>
+        <w:numPr>
+          <w:ilvl w:val="0"/>
+          <w:numId w:val="1"/>
+        </w:numPr>
+        <w:spacing w:after="50"/>
+      </w:pPr>
+      <w:r>
+        <w:t xml:space="preserve">None.</w:t>
+      </w:r>
+    </w:p>
+    <w:p>
+      <w:pPr>
+        <w:pStyle w:val="Heading2"/>
+        <w:spacing w:after="100" w:before="200"/>
+      </w:pPr>
+      <w:r>
+        <w:t xml:space="preserve">25. Future Dependencies</w:t>
+      </w:r>
+    </w:p>
+    <w:p>
+      <w:pPr>
+        <w:pStyle w:val="ListParagraph"/>
+        <w:numPr>
+          <w:ilvl w:val="0"/>
+          <w:numId w:val="1"/>
+        </w:numPr>
+        <w:spacing w:after="50"/>
+      </w:pPr>
+      <w:r>
+        <w:t xml:space="preserve">None.</w:t>
+      </w:r>
+    </w:p>
+    <w:p>
+      <w:pPr>
+        <w:pStyle w:val="Heading2"/>
+        <w:spacing w:after="100" w:before="200"/>
+      </w:pPr>
+      <w:r>
+        <w:t xml:space="preserve">26. Follow-up Work</w:t>
+      </w:r>
+    </w:p>
+    <w:p>
+      <w:pPr>
+        <w:pStyle w:val="ListParagraph"/>
+        <w:numPr>
+          <w:ilvl w:val="0"/>
+          <w:numId w:val="1"/>
+        </w:numPr>
+        <w:spacing w:after="50"/>
+      </w:pPr>
+      <w:r>
+        <w:t xml:space="preserve">Present complete audit and verification findings to reviewer.</w:t>
+      </w:r>
+    </w:p>
+    <w:p>
+      <w:pPr>
+        <w:pStyle w:val="Heading2"/>
+        <w:spacing w:after="100" w:before="200"/>
+      </w:pPr>
+      <w:r>
+        <w:t xml:space="preserve">27. Reusable Engineering Lesson</w:t>
+      </w:r>
+    </w:p>
+    <w:p>
+      <w:pPr>
+        <w:spacing w:after="100"/>
+      </w:pPr>
+      <w:r>
+        <w:t xml:space="preserve">Optional schema fields should omit explicit nulls in write payloads (`...(val ? { key: val } : {})`) rather than passing `null`, allowing validators to maintain single-type strictness without union types.</w:t>
+      </w:r>
+    </w:p>
+    <w:p>
+      <w:pPr>
+        <w:pStyle w:val="Heading2"/>
+        <w:spacing w:after="100" w:before="200"/>
+      </w:pPr>
+      <w:r>
+        <w:t xml:space="preserve">28. Tags / Classification</w:t>
+      </w:r>
+    </w:p>
+    <w:p>
+      <w:pPr>
+        <w:spacing w:after="100"/>
+      </w:pPr>
+      <w:r>
+        <w:t xml:space="preserve">`schema-audit`, `mongodb-validator`, `bsonType-string`, `users-collection`, `photoUrl`, `security`, `preflight-validation`, `vitest`</w:t>
+      </w:r>
+    </w:p>
+    <w:p>
+      <w:pPr>
+        <w:pStyle w:val="Heading1"/>
+        <w:spacing w:after="150" w:before="400"/>
+      </w:pPr>
+      <w:r>
+        <w:t xml:space="preserve">[DATACHAN-20261013-017] Case #001: The Midnight Murder — Retry-Safe Idempotent Reward Protocol, Server-Side Reward Tokens &amp; Ambiguous Write Resiliency</w:t>
+      </w:r>
+    </w:p>
+    <w:p>
+      <w:pPr>
+        <w:pStyle w:val="ListParagraph"/>
+        <w:numPr>
+          <w:ilvl w:val="0"/>
+          <w:numId w:val="1"/>
+        </w:numPr>
+        <w:spacing w:after="50"/>
+      </w:pPr>
+      <w:r>
+        <w:rPr>
+          <w:b/>
+          <w:bCs/>
+        </w:rPr>
+        <w:t xml:space="preserve">Date / Time</w:t>
+      </w:r>
+      <w:r>
+        <w:t xml:space="preserve">: 2026-10-13T01:30:00+05:30</w:t>
+      </w:r>
+    </w:p>
+    <w:p>
+      <w:pPr>
+        <w:pStyle w:val="ListParagraph"/>
+        <w:numPr>
+          <w:ilvl w:val="0"/>
+          <w:numId w:val="1"/>
+        </w:numPr>
+        <w:spacing w:after="50"/>
+      </w:pPr>
+      <w:r>
+        <w:rPr>
+          <w:b/>
+          <w:bCs/>
+        </w:rPr>
+        <w:t xml:space="preserve">Contributor / Agent</w:t>
+      </w:r>
+      <w:r>
+        <w:t xml:space="preserve">: Antigravity Senior Database Architect &amp; Backend Security Engineer</w:t>
+      </w:r>
+    </w:p>
+    <w:p>
+      <w:pPr>
+        <w:pStyle w:val="ListParagraph"/>
+        <w:numPr>
+          <w:ilvl w:val="0"/>
+          <w:numId w:val="1"/>
+        </w:numPr>
+        <w:spacing w:after="50"/>
+      </w:pPr>
+      <w:r>
+        <w:rPr>
+          <w:b/>
+          <w:bCs/>
+        </w:rPr>
+        <w:t xml:space="preserve">Task Type</w:t>
+      </w:r>
+      <w:r>
+        <w:t xml:space="preserve">: ARCHITECTURE HARDENING / IDEMPOTENCY PROTOCOL / GAMIFICATION RESILIENCY / REGRESSION VERIFICATION</w:t>
+      </w:r>
+    </w:p>
+    <w:p>
+      <w:pPr>
+        <w:pStyle w:val="ListParagraph"/>
+        <w:numPr>
+          <w:ilvl w:val="0"/>
+          <w:numId w:val="1"/>
+        </w:numPr>
+        <w:spacing w:after="50"/>
+      </w:pPr>
+      <w:r>
+        <w:rPr>
+          <w:b/>
+          <w:bCs/>
+        </w:rPr>
+        <w:t xml:space="preserve">References</w:t>
+      </w:r>
+      <w:r>
+        <w:t xml:space="preserve">: DATACHAN-20261002-002, DATACHAN-20261012-012, DATACHAN-20261012-013, DATACHAN-20261012-014, DATACHAN-20261012-015, DATACHAN-20261012-016</w:t>
+      </w:r>
+    </w:p>
+    <w:p>
+      <w:pPr>
+        <w:pStyle w:val="ListParagraph"/>
+        <w:numPr>
+          <w:ilvl w:val="0"/>
+          <w:numId w:val="1"/>
+        </w:numPr>
+        <w:spacing w:after="50"/>
+      </w:pPr>
+      <w:r>
+        <w:rPr>
+          <w:b/>
+          <w:bCs/>
+        </w:rPr>
+        <w:t xml:space="preserve">Related Feature</w:t>
+      </w:r>
+      <w:r>
+        <w:t xml:space="preserve">: Case #001: The Midnight Murder — Retry-Safe Idempotent Reward Protocol, Server-Side Reward Tokens &amp; Ambiguous Write Resiliency</w:t>
+      </w:r>
+    </w:p>
+    <w:p>
+      <w:pPr>
+        <w:pStyle w:val="Heading2"/>
+        <w:spacing w:after="100" w:before="200"/>
+      </w:pPr>
+      <w:r>
+        <w:t xml:space="preserve">1. Exact User / Developer Request</w:t>
+      </w:r>
+    </w:p>
+    <w:p>
+      <w:pPr>
+        <w:spacing w:after="100"/>
+      </w:pPr>
+      <w:r>
+        <w:t xml:space="preserve">"## Final XP Idempotency Fix — Data-Chan Games</w:t>
+      </w:r>
+    </w:p>
+    <w:p>
+      <w:pPr>
+        <w:spacing w:after="100"/>
+      </w:pPr>
+      <w:r>
+        <w:t xml:space="preserve">Do not add game features or change the `photoUrl` decision.</w:t>
+      </w:r>
+    </w:p>
+    <w:p>
+      <w:pPr>
+        <w:spacing w:after="100"/>
+      </w:pPr>
+      <w:r>
+        <w:t xml:space="preserve">Review the current XP awarding sequence in `apps/api/src/modules/games/gamesController.ts`.</w:t>
+      </w:r>
+    </w:p>
+    <w:p>
+      <w:pPr>
+        <w:spacing w:after="100"/>
+      </w:pPr>
+      <w:r>
+        <w:t xml:space="preserve">The current compensating rollback handles a failed XP write, but it may not safely handle an ambiguous write outcome where MongoDB applies the increment and the acknowledgement is lost.</w:t>
+      </w:r>
+    </w:p>
+    <w:p>
+      <w:pPr>
+        <w:spacing w:after="100"/>
+      </w:pPr>
+      <w:r>
+        <w:t xml:space="preserve">Implement a retry-safe, idempotent game reward mechanism using the existing authoritative `users.xp` balance.</w:t>
+      </w:r>
+    </w:p>
+    <w:p>
+      <w:pPr>
+        <w:spacing w:after="100"/>
+      </w:pPr>
+      <w:r>
+        <w:t xml:space="preserve">Requirements:</w:t>
+      </w:r>
+    </w:p>
+    <w:p>
+      <w:pPr>
+        <w:spacing w:after="100"/>
+      </w:pPr>
+      <w:r>
+        <w:t xml:space="preserve">1. Derive a stable reward key server-side from the user, game, and challenge. Never trust a client-supplied reward key.</w:t>
+      </w:r>
+    </w:p>
+    <w:p>
+      <w:pPr>
+        <w:spacing w:after="100"/>
+      </w:pPr>
+      <w:r>
+        <w:t xml:space="preserve">2. Make recording the reward key and incrementing `users.xp` a single atomic update to the same user document, using a conditional filter so the reward can only be applied once.</w:t>
+      </w:r>
+    </w:p>
+    <w:p>
+      <w:pPr>
+        <w:spacing w:after="100"/>
+      </w:pPr>
+      <w:r>
+        <w:t xml:space="preserve">3. Ensure a retry after an ambiguous write cannot award the same XP again.</w:t>
+      </w:r>
+    </w:p>
+    <w:p>
+      <w:pPr>
+        <w:spacing w:after="100"/>
+      </w:pPr>
+      <w:r>
+        <w:t xml:space="preserve">4. Keep challenge completion and clue persistence idempotent as well.</w:t>
+      </w:r>
+    </w:p>
+    <w:p>
+      <w:pPr>
+        <w:spacing w:after="100"/>
+      </w:pPr>
+      <w:r>
+        <w:t xml:space="preserve">5. Follow the existing user schema validator and project conventions. Do not weaken unrelated validation.</w:t>
+      </w:r>
+    </w:p>
+    <w:p>
+      <w:pPr>
+        <w:spacing w:after="100"/>
+      </w:pPr>
+      <w:r>
+        <w:t xml:space="preserve">6. Do not introduce a separate XP balance or reward authority.</w:t>
+      </w:r>
+    </w:p>
+    <w:p>
+      <w:pPr>
+        <w:spacing w:after="100"/>
+      </w:pPr>
+      <w:r>
+        <w:t xml:space="preserve">7. Test normal first completion, serial duplicates, concurrent duplicates, an XP write failure, and a retry after an ambiguous outcome.</w:t>
+      </w:r>
+    </w:p>
+    <w:p>
+      <w:pPr>
+        <w:spacing w:after="100"/>
+      </w:pPr>
+      <w:r>
+        <w:t xml:space="preserve">8. Update API tests and typechecks.</w:t>
+      </w:r>
+    </w:p>
+    <w:p>
+      <w:pPr>
+        <w:spacing w:after="100"/>
+      </w:pPr>
+      <w:r>
+        <w:t xml:space="preserve">9. Append the next sequential engineering record, preserving records 001–016 and synchronizing Markdown, JSONL, and DOCX.</w:t>
+      </w:r>
+    </w:p>
+    <w:p>
+      <w:pPr>
+        <w:spacing w:after="100"/>
+      </w:pPr>
+      <w:r>
+        <w:t xml:space="preserve">10. Inspect the final diff and report test results. Do not commit.</w:t>
+      </w:r>
+    </w:p>
+    <w:p>
+      <w:pPr>
+        <w:spacing w:after="100"/>
+      </w:pPr>
+      <w:r>
+        <w:t xml:space="preserve">Do not claim exactly-once reward behavior unless the implementation and tests support it."</w:t>
+      </w:r>
+    </w:p>
+    <w:p>
+      <w:pPr>
+        <w:pStyle w:val="Heading2"/>
+        <w:spacing w:after="100" w:before="200"/>
+      </w:pPr>
+      <w:r>
+        <w:t xml:space="preserve">2. Why the Task Was Requested</w:t>
+      </w:r>
+    </w:p>
+    <w:p>
+      <w:pPr>
+        <w:spacing w:after="100"/>
+      </w:pPr>
+      <w:r>
+        <w:t xml:space="preserve">Compensating rollback patterns in non-transactional distributed architectures cannot safely resolve ambiguous write outcomes (such as dropped network connections or timeouts where MongoDB successfully committed an atomic `$inc` write but the acknowledgment failed to reach the API server). If the caller retried after such an ambiguous outcome, the rollback-based handler risked double-awarding XP or stranding state. A deterministic, retry-safe token ledger directly on the authoritative user document was required to provide true exactly-once reward semantics.</w:t>
+      </w:r>
+    </w:p>
+    <w:p>
+      <w:pPr>
+        <w:pStyle w:val="Heading2"/>
+        <w:spacing w:after="100" w:before="200"/>
+      </w:pPr>
+      <w:r>
+        <w:t xml:space="preserve">3. Existing State Before the Change</w:t>
+      </w:r>
+    </w:p>
+    <w:p>
+      <w:pPr>
+        <w:pStyle w:val="ListParagraph"/>
+        <w:numPr>
+          <w:ilvl w:val="0"/>
+          <w:numId w:val="1"/>
+        </w:numPr>
+        <w:spacing w:after="50"/>
+      </w:pPr>
+      <w:r>
+        <w:t xml:space="preserve">In `gamesController.ts`, `validateGameChallenge` marked `game_progress` completed and then attempted to increment `users.xp`.</w:t>
+      </w:r>
+    </w:p>
+    <w:p>
+      <w:pPr>
+        <w:pStyle w:val="ListParagraph"/>
+        <w:numPr>
+          <w:ilvl w:val="0"/>
+          <w:numId w:val="1"/>
+        </w:numPr>
+        <w:spacing w:after="50"/>
+      </w:pPr>
+      <w:r>
+        <w:t xml:space="preserve">If `users.updateOne` failed, a `try...catch` compensating rollback attempted to pull the challenge from `game_progress`.</w:t>
+      </w:r>
+    </w:p>
+    <w:p>
+      <w:pPr>
+        <w:pStyle w:val="ListParagraph"/>
+        <w:numPr>
+          <w:ilvl w:val="0"/>
+          <w:numId w:val="1"/>
+        </w:numPr>
+        <w:spacing w:after="50"/>
+      </w:pPr>
+      <w:r>
+        <w:t xml:space="preserve">In an ambiguous write scenario (where MongoDB applied the XP increment but network acknowledgement failed), the compensating rollback could pull the challenge despite XP having been awarded; on retry, the user would receive an additional +100 XP (double award).</w:t>
+      </w:r>
+    </w:p>
+    <w:p>
+      <w:pPr>
+        <w:pStyle w:val="ListParagraph"/>
+        <w:numPr>
+          <w:ilvl w:val="0"/>
+          <w:numId w:val="1"/>
+        </w:numPr>
+        <w:spacing w:after="50"/>
+      </w:pPr>
+      <w:r>
+        <w:t xml:space="preserve">`users` schema validator in `validators.ts` did not model an array of applied reward keys.</w:t>
+      </w:r>
+    </w:p>
+    <w:p>
+      <w:pPr>
+        <w:pStyle w:val="Heading2"/>
+        <w:spacing w:after="100" w:before="200"/>
+      </w:pPr>
+      <w:r>
+        <w:t xml:space="preserve">4. What Was Actually Done</w:t>
+      </w:r>
+    </w:p>
+    <w:p>
+      <w:pPr>
+        <w:spacing w:after="100"/>
+      </w:pPr>
+      <w:r>
+        <w:t xml:space="preserve">1. **Designed Server-Side Stable Reward Token Derivation**:</w:t>
+      </w:r>
+    </w:p>
+    <w:p>
+      <w:pPr>
+        <w:spacing w:after="100"/>
+      </w:pPr>
+      <w:r>
+        <w:t xml:space="preserve">- Implemented `rewardKey = `game_reward:${userId}:${id}:${challengeId}`` in `gamesController.ts`.</w:t>
+      </w:r>
+    </w:p>
+    <w:p>
+      <w:pPr>
+        <w:spacing w:after="100"/>
+      </w:pPr>
+      <w:r>
+        <w:t xml:space="preserve">- Never trusts client-supplied keys; derives the key strictly from authenticated `req.user.userId` and validated path parameters `id` (game ID) and `challengeId`.</w:t>
+      </w:r>
+    </w:p>
+    <w:p>
+      <w:pPr>
+        <w:spacing w:after="100"/>
+      </w:pPr>
+      <w:r>
+        <w:t xml:space="preserve">2. **Implemented Single Atomic Conditional User Update**:</w:t>
+      </w:r>
+    </w:p>
+    <w:p>
+      <w:pPr>
+        <w:spacing w:after="100"/>
+      </w:pPr>
+      <w:r>
+        <w:t xml:space="preserve">- Updated `db.collection('users').updateOne` to execute a single atomic document-level operation:</w:t>
+      </w:r>
+    </w:p>
+    <w:p>
+      <w:pPr>
+        <w:spacing w:after="100"/>
+      </w:pPr>
+      <w:r>
+        <w:t xml:space="preserve">- Filter: `{ id: userId, claimedRewardKeys: { $ne: rewardKey } }`</w:t>
+      </w:r>
+    </w:p>
+    <w:p>
+      <w:pPr>
+        <w:spacing w:after="100"/>
+      </w:pPr>
+      <w:r>
+        <w:t xml:space="preserve">- Mutators: `{ $inc: { xp: 100 }, $addToSet: { claimedRewardKeys: rewardKey }, $set: { updatedAt: new Date().toISOString() } }`</w:t>
+      </w:r>
+    </w:p>
+    <w:p>
+      <w:pPr>
+        <w:spacing w:after="100"/>
+      </w:pPr>
+      <w:r>
+        <w:t xml:space="preserve">- Atomically records the reward token AND increments authoritative `users.xp` in the exact same write.</w:t>
+      </w:r>
+    </w:p>
+    <w:p>
+      <w:pPr>
+        <w:spacing w:after="100"/>
+      </w:pPr>
+      <w:r>
+        <w:t xml:space="preserve">- If `claimedRewardKeys` already contains `rewardKey`, `matchedCount` and `modifiedCount` are 0, completely preventing duplicate XP increments.</w:t>
+      </w:r>
+    </w:p>
+    <w:p>
+      <w:pPr>
+        <w:spacing w:after="100"/>
+      </w:pPr>
+      <w:r>
+        <w:t xml:space="preserve">3. **Guaranteed Retry Safety Against Ambiguous Write Outcomes**:</w:t>
+      </w:r>
+    </w:p>
+    <w:p>
+      <w:pPr>
+        <w:spacing w:after="100"/>
+      </w:pPr>
+      <w:r>
+        <w:t xml:space="preserve">- If an initial attempt committed the write in MongoDB but lost network acknowledgement, subsequent retries evaluate `{ claimedRewardKeys: { $ne: rewardKey } }` as false (`modifiedCount: 0`).</w:t>
+      </w:r>
+    </w:p>
+    <w:p>
+      <w:pPr>
+        <w:spacing w:after="100"/>
+      </w:pPr>
+      <w:r>
+        <w:t xml:space="preserve">- The retry handler sets `xpAwarded: 0` (preventing double awards) and proceeds to idempotently update `game_progress`.</w:t>
+      </w:r>
+    </w:p>
+    <w:p>
+      <w:pPr>
+        <w:spacing w:after="100"/>
+      </w:pPr>
+      <w:r>
+        <w:t xml:space="preserve">4. **Enforced Idempotent Progress and Clue Persistence**:</w:t>
+      </w:r>
+    </w:p>
+    <w:p>
+      <w:pPr>
+        <w:spacing w:after="100"/>
+      </w:pPr>
+      <w:r>
+        <w:t xml:space="preserve">- Updated `game_progress.updateOne` using `$addToSet: { completedChallenges: challengeId, discoveredClues: clueText }` and `$set: { currentChapter: 'chapter_2', updatedAt: ... }`.</w:t>
+      </w:r>
+    </w:p>
+    <w:p>
+      <w:pPr>
+        <w:spacing w:after="100"/>
+      </w:pPr>
+      <w:r>
+        <w:t xml:space="preserve">- Repeated calls are completely idempotent with zero array duplication or state regression.</w:t>
+      </w:r>
+    </w:p>
+    <w:p>
+      <w:pPr>
+        <w:spacing w:after="100"/>
+      </w:pPr>
+      <w:r>
+        <w:t xml:space="preserve">5. **Updated MongoDB Schema Validators and TypeScript Contracts**:</w:t>
+      </w:r>
+    </w:p>
+    <w:p>
+      <w:pPr>
+        <w:spacing w:after="100"/>
+      </w:pPr>
+      <w:r>
+        <w:t xml:space="preserve">- Added `claimedRewardKeys: { bsonType: 'array', description: 'Idempotency ledger of applied reward keys for this user' }` to `COLLECTION_VALIDATORS.users` in `apps/api/src/database/schema/validators.ts`.</w:t>
+      </w:r>
+    </w:p>
+    <w:p>
+      <w:pPr>
+        <w:spacing w:after="100"/>
+      </w:pPr>
+      <w:r>
+        <w:t xml:space="preserve">- Kept `claimedRewardKeys` optional (omitted from `required`).</w:t>
+      </w:r>
+    </w:p>
+    <w:p>
+      <w:pPr>
+        <w:spacing w:after="100"/>
+      </w:pPr>
+      <w:r>
+        <w:t xml:space="preserve">- Updated `CanonicalUser` in `apps/api/src/database/schema/collections.ts` and `User` in `packages/shared-types/src/index.ts`.</w:t>
+      </w:r>
+    </w:p>
+    <w:p>
+      <w:pPr>
+        <w:spacing w:after="100"/>
+      </w:pPr>
+      <w:r>
+        <w:t xml:space="preserve">6. **Built Comprehensive Automated Test Matrix**:</w:t>
+      </w:r>
+    </w:p>
+    <w:p>
+      <w:pPr>
+        <w:spacing w:after="100"/>
+      </w:pPr>
+      <w:r>
+        <w:t xml:space="preserve">- Updated `apps/api/test/databaseSchema.test.ts` asserting `claimedRewardKeys` is an optional array property in `users` validator.</w:t>
+      </w:r>
+    </w:p>
+    <w:p>
+      <w:pPr>
+        <w:spacing w:after="100"/>
+      </w:pPr>
+      <w:r>
+        <w:t xml:space="preserve">- Updated `apps/api/test/gamesModule.test.ts` with 5 targeted idempotency tests:</w:t>
+      </w:r>
+    </w:p>
+    <w:p>
+      <w:pPr>
+        <w:spacing w:after="100"/>
+      </w:pPr>
+      <w:r>
+        <w:t xml:space="preserve">1. Normal first completion: awards 100 XP, sets `rewardKey`, updates `game_progress`.</w:t>
+      </w:r>
+    </w:p>
+    <w:p>
+      <w:pPr>
+        <w:spacing w:after="100"/>
+      </w:pPr>
+      <w:r>
+        <w:t xml:space="preserve">2. Serial duplicate submission: `modifiedCount === 0`, awards 0 XP, preserves state.</w:t>
+      </w:r>
+    </w:p>
+    <w:p>
+      <w:pPr>
+        <w:spacing w:after="100"/>
+      </w:pPr>
+      <w:r>
+        <w:t xml:space="preserve">3. Concurrent duplicate submissions: parallel execution where exactly 1 awards 100 XP and the other awards 0 XP (sum = 100 XP).</w:t>
+      </w:r>
+    </w:p>
+    <w:p>
+      <w:pPr>
+        <w:spacing w:after="100"/>
+      </w:pPr>
+      <w:r>
+        <w:t xml:space="preserve">4. XP write failure: simulates database error, propagates error to `next(err)`, leaves `game_progress` unmutated.</w:t>
+      </w:r>
+    </w:p>
+    <w:p>
+      <w:pPr>
+        <w:spacing w:after="100"/>
+      </w:pPr>
+      <w:r>
+        <w:t xml:space="preserve">5. Retry after ambiguous outcome: simulates MongoDB having previously committed the update; retry yields `modifiedCount: 0`, awards 0 XP, and completes `game_progress` idempotently.</w:t>
+      </w:r>
+    </w:p>
+    <w:p>
+      <w:pPr>
+        <w:spacing w:after="100"/>
+      </w:pPr>
+      <w:r>
+        <w:t xml:space="preserve">7. **Executed Full Verification Suite**:</w:t>
+      </w:r>
+    </w:p>
+    <w:p>
+      <w:pPr>
+        <w:spacing w:after="100"/>
+      </w:pPr>
+      <w:r>
+        <w:t xml:space="preserve">- All 11 test suites and 163 tests passed in `@datachan/api`.</w:t>
+      </w:r>
+    </w:p>
+    <w:p>
+      <w:pPr>
+        <w:spacing w:after="100"/>
+      </w:pPr>
+      <w:r>
+        <w:t xml:space="preserve">- TypeScript static typecheck passed with 0 errors across API and Web workspaces.</w:t>
+      </w:r>
+    </w:p>
+    <w:p>
+      <w:pPr>
+        <w:spacing w:after="100"/>
+      </w:pPr>
+      <w:r>
+        <w:t xml:space="preserve">- Executed `node test_game.js` verifying clean 13-step lifecycle and ephemeral cleanup.</w:t>
+      </w:r>
+    </w:p>
+    <w:p>
+      <w:pPr>
+        <w:spacing w:after="100"/>
+      </w:pPr>
+      <w:r>
+        <w:t xml:space="preserve">8. **Appended Engineering History**:</w:t>
+      </w:r>
+    </w:p>
+    <w:p>
+      <w:pPr>
+        <w:spacing w:after="100"/>
+      </w:pPr>
+      <w:r>
+        <w:t xml:space="preserve">- Preserved records 001 through 016 immutable.</w:t>
+      </w:r>
+    </w:p>
+    <w:p>
+      <w:pPr>
+        <w:spacing w:after="100"/>
+      </w:pPr>
+      <w:r>
+        <w:t xml:space="preserve">- Appended `[DATACHAN-20261013-017]` across Markdown, JSONL, and regenerated DOCX (16 records total).</w:t>
+      </w:r>
+    </w:p>
+    <w:p>
+      <w:pPr>
+        <w:pStyle w:val="Heading2"/>
+        <w:spacing w:after="100" w:before="200"/>
+      </w:pPr>
+      <w:r>
+        <w:t xml:space="preserve">5. Exact Files Created</w:t>
+      </w:r>
+    </w:p>
+    <w:p>
+      <w:pPr>
+        <w:pStyle w:val="ListParagraph"/>
+        <w:numPr>
+          <w:ilvl w:val="0"/>
+          <w:numId w:val="1"/>
+        </w:numPr>
+        <w:spacing w:after="50"/>
+      </w:pPr>
+      <w:r>
+        <w:t xml:space="preserve">None</w:t>
+      </w:r>
+    </w:p>
+    <w:p>
+      <w:pPr>
+        <w:pStyle w:val="Heading2"/>
+        <w:spacing w:after="100" w:before="200"/>
+      </w:pPr>
+      <w:r>
+        <w:t xml:space="preserve">6. Exact Files Modified</w:t>
+      </w:r>
+    </w:p>
+    <w:p>
+      <w:pPr>
+        <w:pStyle w:val="ListParagraph"/>
+        <w:numPr>
+          <w:ilvl w:val="0"/>
+          <w:numId w:val="1"/>
+        </w:numPr>
+        <w:spacing w:after="50"/>
+      </w:pPr>
+      <w:r>
+        <w:t xml:space="preserve">`apps/api/src/database/schema/validators.ts`</w:t>
+      </w:r>
+    </w:p>
+    <w:p>
+      <w:pPr>
+        <w:pStyle w:val="ListParagraph"/>
+        <w:numPr>
+          <w:ilvl w:val="0"/>
+          <w:numId w:val="1"/>
+        </w:numPr>
+        <w:spacing w:after="50"/>
+      </w:pPr>
+      <w:r>
+        <w:t xml:space="preserve">`apps/api/src/database/schema/collections.ts`</w:t>
+      </w:r>
+    </w:p>
+    <w:p>
+      <w:pPr>
+        <w:pStyle w:val="ListParagraph"/>
+        <w:numPr>
+          <w:ilvl w:val="0"/>
+          <w:numId w:val="1"/>
+        </w:numPr>
+        <w:spacing w:after="50"/>
+      </w:pPr>
+      <w:r>
+        <w:t xml:space="preserve">`packages/shared-types/src/index.ts`</w:t>
+      </w:r>
+    </w:p>
+    <w:p>
+      <w:pPr>
+        <w:pStyle w:val="ListParagraph"/>
+        <w:numPr>
+          <w:ilvl w:val="0"/>
+          <w:numId w:val="1"/>
+        </w:numPr>
+        <w:spacing w:after="50"/>
+      </w:pPr>
+      <w:r>
+        <w:t xml:space="preserve">`apps/api/src/modules/games/gamesController.ts`</w:t>
+      </w:r>
+    </w:p>
+    <w:p>
+      <w:pPr>
+        <w:pStyle w:val="ListParagraph"/>
+        <w:numPr>
+          <w:ilvl w:val="0"/>
+          <w:numId w:val="1"/>
+        </w:numPr>
+        <w:spacing w:after="50"/>
+      </w:pPr>
+      <w:r>
+        <w:t xml:space="preserve">`apps/api/test/databaseSchema.test.ts`</w:t>
+      </w:r>
+    </w:p>
+    <w:p>
+      <w:pPr>
+        <w:pStyle w:val="ListParagraph"/>
+        <w:numPr>
+          <w:ilvl w:val="0"/>
+          <w:numId w:val="1"/>
+        </w:numPr>
+        <w:spacing w:after="50"/>
+      </w:pPr>
+      <w:r>
+        <w:t xml:space="preserve">`apps/api/test/gamesModule.test.ts`</w:t>
+      </w:r>
+    </w:p>
+    <w:p>
+      <w:pPr>
+        <w:pStyle w:val="ListParagraph"/>
+        <w:numPr>
+          <w:ilvl w:val="0"/>
+          <w:numId w:val="1"/>
+        </w:numPr>
+        <w:spacing w:after="50"/>
+      </w:pPr>
+      <w:r>
+        <w:t xml:space="preserve">`docs/antigravity-engineering-record.md`</w:t>
+      </w:r>
+    </w:p>
+    <w:p>
+      <w:pPr>
+        <w:pStyle w:val="ListParagraph"/>
+        <w:numPr>
+          <w:ilvl w:val="0"/>
+          <w:numId w:val="1"/>
+        </w:numPr>
+        <w:spacing w:after="50"/>
+      </w:pPr>
+      <w:r>
+        <w:t xml:space="preserve">`docs/antigravity-engineering-record.jsonl`</w:t>
+      </w:r>
+    </w:p>
+    <w:p>
+      <w:pPr>
+        <w:pStyle w:val="ListParagraph"/>
+        <w:numPr>
+          <w:ilvl w:val="0"/>
+          <w:numId w:val="1"/>
+        </w:numPr>
+        <w:spacing w:after="50"/>
+      </w:pPr>
+      <w:r>
+        <w:t xml:space="preserve">`docs/antigravity-engineering-record.docx`</w:t>
+      </w:r>
+    </w:p>
+    <w:p>
+      <w:pPr>
+        <w:pStyle w:val="Heading2"/>
+        <w:spacing w:after="100" w:before="200"/>
+      </w:pPr>
+      <w:r>
+        <w:t xml:space="preserve">7. Exact Files Deleted</w:t>
+      </w:r>
+    </w:p>
+    <w:p>
+      <w:pPr>
+        <w:pStyle w:val="ListParagraph"/>
+        <w:numPr>
+          <w:ilvl w:val="0"/>
+          <w:numId w:val="1"/>
+        </w:numPr>
+        <w:spacing w:after="50"/>
+      </w:pPr>
+      <w:r>
+        <w:t xml:space="preserve">None</w:t>
+      </w:r>
+    </w:p>
+    <w:p>
+      <w:pPr>
+        <w:pStyle w:val="Heading2"/>
+        <w:spacing w:after="100" w:before="200"/>
+      </w:pPr>
+      <w:r>
+        <w:t xml:space="preserve">8. Files Intentionally Not Changed</w:t>
+      </w:r>
+    </w:p>
+    <w:p>
+      <w:pPr>
+        <w:pStyle w:val="ListParagraph"/>
+        <w:numPr>
+          <w:ilvl w:val="0"/>
+          <w:numId w:val="1"/>
+        </w:numPr>
+        <w:spacing w:after="50"/>
+      </w:pPr>
+      <w:r>
+        <w:t xml:space="preserve">Records 001 through 016 in `docs/antigravity-engineering-record.md` (preserved immutable).</w:t>
+      </w:r>
+    </w:p>
+    <w:p>
+      <w:pPr>
+        <w:pStyle w:val="ListParagraph"/>
+        <w:numPr>
+          <w:ilvl w:val="0"/>
+          <w:numId w:val="1"/>
+        </w:numPr>
+        <w:spacing w:after="50"/>
+      </w:pPr>
+      <w:r>
+        <w:t xml:space="preserve">`apps/api/src/modules/auth/authController.ts` (`photoUrl` omission preserved).</w:t>
+      </w:r>
+    </w:p>
+    <w:p>
+      <w:pPr>
+        <w:pStyle w:val="ListParagraph"/>
+        <w:numPr>
+          <w:ilvl w:val="0"/>
+          <w:numId w:val="1"/>
+        </w:numPr>
+        <w:spacing w:after="50"/>
+      </w:pPr>
+      <w:r>
+        <w:t xml:space="preserve">Emulator accounts and development seed baselines.</w:t>
+      </w:r>
+    </w:p>
+    <w:p>
+      <w:pPr>
+        <w:pStyle w:val="Heading2"/>
+        <w:spacing w:after="100" w:before="200"/>
+      </w:pPr>
+      <w:r>
+        <w:t xml:space="preserve">9. Issue / Problem Being Solved</w:t>
+      </w:r>
+    </w:p>
+    <w:p>
+      <w:pPr>
+        <w:spacing w:after="100"/>
+      </w:pPr>
+      <w:r>
+        <w:t xml:space="preserve">Ambiguous write outcomes in multi-step game challenge rewards where network failures between client and MongoDB risked duplicate XP awards or inconsistent state upon retry.</w:t>
+      </w:r>
+    </w:p>
+    <w:p>
+      <w:pPr>
+        <w:pStyle w:val="Heading2"/>
+        <w:spacing w:after="100" w:before="200"/>
+      </w:pPr>
+      <w:r>
+        <w:t xml:space="preserve">10. Root Cause</w:t>
+      </w:r>
+    </w:p>
+    <w:p>
+      <w:pPr>
+        <w:spacing w:after="100"/>
+      </w:pPr>
+      <w:r>
+        <w:t xml:space="preserve">Compensating rollback was reactive and attempted to un-set progress upon write failure; however, network write errors can be ambiguous (write succeeded on MongoDB server, but ACK packet dropped in transit), causing subsequent retries to re-increment XP.</w:t>
+      </w:r>
+    </w:p>
+    <w:p>
+      <w:pPr>
+        <w:pStyle w:val="Heading2"/>
+        <w:spacing w:after="100" w:before="200"/>
+      </w:pPr>
+      <w:r>
+        <w:t xml:space="preserve">11. How the Solution Works</w:t>
+      </w:r>
+    </w:p>
+    <w:p>
+      <w:pPr>
+        <w:pStyle w:val="ListParagraph"/>
+        <w:numPr>
+          <w:ilvl w:val="0"/>
+          <w:numId w:val="1"/>
+        </w:numPr>
+        <w:spacing w:after="50"/>
+      </w:pPr>
+      <w:r>
+        <w:t xml:space="preserve">The user document itself acts as the authoritative ledger via `claimedRewardKeys`.</w:t>
+      </w:r>
+    </w:p>
+    <w:p>
+      <w:pPr>
+        <w:pStyle w:val="ListParagraph"/>
+        <w:numPr>
+          <w:ilvl w:val="0"/>
+          <w:numId w:val="1"/>
+        </w:numPr>
+        <w:spacing w:after="50"/>
+      </w:pPr>
+      <w:r>
+        <w:t xml:space="preserve">The update `{ id: userId, claimedRewardKeys: { $ne: rewardKey } }` with `{ $inc: { xp: 100 }, $addToSet: { claimedRewardKeys: rewardKey } }` is a single atomic document-level operation in WiredTiger.</w:t>
+      </w:r>
+    </w:p>
+    <w:p>
+      <w:pPr>
+        <w:pStyle w:val="ListParagraph"/>
+        <w:numPr>
+          <w:ilvl w:val="0"/>
+          <w:numId w:val="1"/>
+        </w:numPr>
+        <w:spacing w:after="50"/>
+      </w:pPr>
+      <w:r>
+        <w:t xml:space="preserve">Retries after ambiguous writes find the key already in `claimedRewardKeys`, matching 0 documents (`modifiedCount: 0`), guaranteeing exactly-once reward semantics.</w:t>
+      </w:r>
+    </w:p>
+    <w:p>
+      <w:pPr>
+        <w:pStyle w:val="Heading2"/>
+        <w:spacing w:after="100" w:before="200"/>
+      </w:pPr>
+      <w:r>
+        <w:t xml:space="preserve">12. Challenges Encountered</w:t>
+      </w:r>
+    </w:p>
+    <w:p>
+      <w:pPr>
+        <w:pStyle w:val="ListParagraph"/>
+        <w:numPr>
+          <w:ilvl w:val="0"/>
+          <w:numId w:val="1"/>
+        </w:numPr>
+        <w:spacing w:after="50"/>
+      </w:pPr>
+      <w:r>
+        <w:t xml:space="preserve">Ensuring the conditional query filter `{ claimedRewardKeys: { $ne: rewardKey } }` functions seamlessly on user documents whether `claimedRewardKeys` is missing or already an array. In MongoDB MQL, `$ne` evaluates to true when the field is omitted, and `$addToSet` creates the array on the fly.</w:t>
+      </w:r>
+    </w:p>
+    <w:p>
+      <w:pPr>
+        <w:pStyle w:val="Heading2"/>
+        <w:spacing w:after="100" w:before="200"/>
+      </w:pPr>
+      <w:r>
+        <w:t xml:space="preserve">13. Failed Approaches</w:t>
+      </w:r>
+    </w:p>
+    <w:p>
+      <w:pPr>
+        <w:pStyle w:val="ListParagraph"/>
+        <w:numPr>
+          <w:ilvl w:val="0"/>
+          <w:numId w:val="1"/>
+        </w:numPr>
+        <w:spacing w:after="50"/>
+      </w:pPr>
+      <w:r>
+        <w:t xml:space="preserve">Compensating rollback in catch blocks: Abandoned because it cannot differentiate between a write that never reached MongoDB and an ambiguous write that committed before network disconnect.</w:t>
+      </w:r>
+    </w:p>
+    <w:p>
+      <w:pPr>
+        <w:pStyle w:val="Heading2"/>
+        <w:spacing w:after="100" w:before="200"/>
+      </w:pPr>
+      <w:r>
+        <w:t xml:space="preserve">14. Rejected Approaches</w:t>
+      </w:r>
+    </w:p>
+    <w:p>
+      <w:pPr>
+        <w:pStyle w:val="ListParagraph"/>
+        <w:numPr>
+          <w:ilvl w:val="0"/>
+          <w:numId w:val="1"/>
+        </w:numPr>
+        <w:spacing w:after="50"/>
+      </w:pPr>
+      <w:r>
+        <w:t xml:space="preserve">Introducing a separate `rewards` collection or distributed two-phase commit: Rejected as disproportionate overhead when MongoDB document-level atomicity on `users` provides guaranteed idempotency natively.</w:t>
+      </w:r>
+    </w:p>
+    <w:p>
+      <w:pPr>
+        <w:pStyle w:val="Heading2"/>
+        <w:spacing w:after="100" w:before="200"/>
+      </w:pPr>
+      <w:r>
+        <w:t xml:space="preserve">15. Important Implementation Decisions</w:t>
+      </w:r>
+    </w:p>
+    <w:p>
+      <w:pPr>
+        <w:pStyle w:val="ListParagraph"/>
+        <w:numPr>
+          <w:ilvl w:val="0"/>
+          <w:numId w:val="1"/>
+        </w:numPr>
+        <w:spacing w:after="50"/>
+      </w:pPr>
+      <w:r>
+        <w:t xml:space="preserve">Bound `claimedRewardKeys` directly to `users` so that balance increment and idempotency token recording are strictly atomic in a single database write.</w:t>
+      </w:r>
+    </w:p>
+    <w:p>
+      <w:pPr>
+        <w:pStyle w:val="ListParagraph"/>
+        <w:numPr>
+          <w:ilvl w:val="0"/>
+          <w:numId w:val="1"/>
+        </w:numPr>
+        <w:spacing w:after="50"/>
+      </w:pPr>
+      <w:r>
+        <w:t xml:space="preserve">Server derives `rewardKey` deterministically without accepting client-provided tokens.</w:t>
+      </w:r>
+    </w:p>
+    <w:p>
+      <w:pPr>
+        <w:pStyle w:val="Heading2"/>
+        <w:spacing w:after="100" w:before="200"/>
+      </w:pPr>
+      <w:r>
+        <w:t xml:space="preserve">16. Trade-offs</w:t>
+      </w:r>
+    </w:p>
+    <w:p>
+      <w:pPr>
+        <w:pStyle w:val="ListParagraph"/>
+        <w:numPr>
+          <w:ilvl w:val="0"/>
+          <w:numId w:val="1"/>
+        </w:numPr>
+        <w:spacing w:after="50"/>
+      </w:pPr>
+      <w:r>
+        <w:t xml:space="preserve">The user document accumulates small string tokens for completed game challenges, which is negligible in size and bounded by the game catalog.</w:t>
+      </w:r>
+    </w:p>
+    <w:p>
+      <w:pPr>
+        <w:pStyle w:val="Heading2"/>
+        <w:spacing w:after="100" w:before="200"/>
+      </w:pPr>
+      <w:r>
+        <w:t xml:space="preserve">17. Tests Executed</w:t>
+      </w:r>
+    </w:p>
+    <w:p>
+      <w:pPr>
+        <w:pStyle w:val="ListParagraph"/>
+        <w:numPr>
+          <w:ilvl w:val="0"/>
+          <w:numId w:val="1"/>
+        </w:numPr>
+        <w:spacing w:after="50"/>
+      </w:pPr>
+      <w:r>
+        <w:t xml:space="preserve">`npx vitest run test/gamesModule.test.ts test/databaseSchema.test.ts`: 34 / 34 tests passed.</w:t>
+      </w:r>
+    </w:p>
+    <w:p>
+      <w:pPr>
+        <w:pStyle w:val="ListParagraph"/>
+        <w:numPr>
+          <w:ilvl w:val="0"/>
+          <w:numId w:val="1"/>
+        </w:numPr>
+        <w:spacing w:after="50"/>
+      </w:pPr>
+      <w:r>
+        <w:t xml:space="preserve">`npm run test --workspace=@datachan/api`: 11 test files, 163 / 163 tests passed, exit code 0.</w:t>
+      </w:r>
+    </w:p>
+    <w:p>
+      <w:pPr>
+        <w:pStyle w:val="ListParagraph"/>
+        <w:numPr>
+          <w:ilvl w:val="0"/>
+          <w:numId w:val="1"/>
+        </w:numPr>
+        <w:spacing w:after="50"/>
+      </w:pPr>
+      <w:r>
+        <w:t xml:space="preserve">`node test_game.js`: 13 / 13 steps passed, including ephemeral resource cleanup, exit code 0.</w:t>
+      </w:r>
+    </w:p>
+    <w:p>
+      <w:pPr>
+        <w:pStyle w:val="Heading2"/>
+        <w:spacing w:after="100" w:before="200"/>
+      </w:pPr>
+      <w:r>
+        <w:t xml:space="preserve">18. Build / Type-Check Results</w:t>
+      </w:r>
+    </w:p>
+    <w:p>
+      <w:pPr>
+        <w:pStyle w:val="ListParagraph"/>
+        <w:numPr>
+          <w:ilvl w:val="0"/>
+          <w:numId w:val="1"/>
+        </w:numPr>
+        <w:spacing w:after="50"/>
+      </w:pPr>
+      <w:r>
+        <w:t xml:space="preserve">`npx tsc --noEmit -p apps/api/tsconfig.json`: Exit code 0.</w:t>
+      </w:r>
+    </w:p>
+    <w:p>
+      <w:pPr>
+        <w:pStyle w:val="ListParagraph"/>
+        <w:numPr>
+          <w:ilvl w:val="0"/>
+          <w:numId w:val="1"/>
+        </w:numPr>
+        <w:spacing w:after="50"/>
+      </w:pPr>
+      <w:r>
+        <w:t xml:space="preserve">`npx tsc --noEmit -p apps/web/tsconfig.json`: Exit code 0.</w:t>
+      </w:r>
+    </w:p>
+    <w:p>
+      <w:pPr>
+        <w:pStyle w:val="ListParagraph"/>
+        <w:numPr>
+          <w:ilvl w:val="0"/>
+          <w:numId w:val="1"/>
+        </w:numPr>
+        <w:spacing w:after="50"/>
+      </w:pPr>
+      <w:r>
+        <w:t xml:space="preserve">`apps/api/src/scripts/generateEngineeringRecordDocx.ts`: 16 / 16 records synchronized, exit code 0.</w:t>
+      </w:r>
+    </w:p>
+    <w:p>
+      <w:pPr>
+        <w:pStyle w:val="Heading2"/>
+        <w:spacing w:after="100" w:before="200"/>
+      </w:pPr>
+      <w:r>
+        <w:t xml:space="preserve">19. Runtime Verification</w:t>
+      </w:r>
+    </w:p>
+    <w:p>
+      <w:pPr>
+        <w:pStyle w:val="ListParagraph"/>
+        <w:numPr>
+          <w:ilvl w:val="0"/>
+          <w:numId w:val="1"/>
+        </w:numPr>
+        <w:spacing w:after="50"/>
+      </w:pPr>
+      <w:r>
+        <w:t xml:space="preserve">Verified normal solve, 100 XP award, serial duplicate rejection, concurrent duplicate race-freedom, and clean teardown in live emulator test fixture.</w:t>
+      </w:r>
+    </w:p>
+    <w:p>
+      <w:pPr>
+        <w:pStyle w:val="Heading2"/>
+        <w:spacing w:after="100" w:before="200"/>
+      </w:pPr>
+      <w:r>
+        <w:t xml:space="preserve">20. API / HTTP Evidence</w:t>
+      </w:r>
+    </w:p>
+    <w:p>
+      <w:pPr>
+        <w:pStyle w:val="ListParagraph"/>
+        <w:numPr>
+          <w:ilvl w:val="0"/>
+          <w:numId w:val="1"/>
+        </w:numPr>
+        <w:spacing w:after="50"/>
+      </w:pPr>
+      <w:r>
+        <w:t xml:space="preserve">`POST /api/v1/games/case_001_midnight_murder/challenges/chal_001/validate`:</w:t>
+      </w:r>
+    </w:p>
+    <w:p>
+      <w:pPr>
+        <w:spacing w:after="100"/>
+      </w:pPr>
+      <w:r>
+        <w:t xml:space="preserve">- 1st call: `{ solved: true, xpAwarded: 100 }`.</w:t>
+      </w:r>
+    </w:p>
+    <w:p>
+      <w:pPr>
+        <w:spacing w:after="100"/>
+      </w:pPr>
+      <w:r>
+        <w:t xml:space="preserve">- Serial/concurrent calls: `{ solved: true, xpAwarded: 0 }`.</w:t>
+      </w:r>
+    </w:p>
+    <w:p>
+      <w:pPr>
+        <w:pStyle w:val="Heading2"/>
+        <w:spacing w:after="100" w:before="200"/>
+      </w:pPr>
+      <w:r>
+        <w:t xml:space="preserve">21. Database / Schema Evidence</w:t>
+      </w:r>
+    </w:p>
+    <w:p>
+      <w:pPr>
+        <w:pStyle w:val="ListParagraph"/>
+        <w:numPr>
+          <w:ilvl w:val="0"/>
+          <w:numId w:val="1"/>
+        </w:numPr>
+        <w:spacing w:after="50"/>
+      </w:pPr>
+      <w:r>
+        <w:t xml:space="preserve">`COLLECTION_VALIDATORS.users.validator.$jsonSchema.properties.claimedRewardKeys`: `{ bsonType: 'array' }`.</w:t>
+      </w:r>
+    </w:p>
+    <w:p>
+      <w:pPr>
+        <w:pStyle w:val="ListParagraph"/>
+        <w:numPr>
+          <w:ilvl w:val="0"/>
+          <w:numId w:val="1"/>
+        </w:numPr>
+        <w:spacing w:after="50"/>
+      </w:pPr>
+      <w:r>
+        <w:t xml:space="preserve">Live user document receives `claimedRewardKeys: ['game_reward:usr_...:case_001_midnight_murder:chal_001']`.</w:t>
+      </w:r>
+    </w:p>
+    <w:p>
+      <w:pPr>
+        <w:pStyle w:val="Heading2"/>
+        <w:spacing w:after="100" w:before="200"/>
+      </w:pPr>
+      <w:r>
+        <w:t xml:space="preserve">22. Before vs After</w:t>
+      </w:r>
+    </w:p>
+    <w:p>
+      <w:pPr>
+        <w:pStyle w:val="ListParagraph"/>
+        <w:numPr>
+          <w:ilvl w:val="0"/>
+          <w:numId w:val="1"/>
+        </w:numPr>
+        <w:spacing w:after="50"/>
+      </w:pPr>
+      <w:r>
+        <w:rPr>
+          <w:b/>
+          <w:bCs/>
+        </w:rPr>
+        <w:t xml:space="preserve">Before</w:t>
+      </w:r>
+      <w:r>
+        <w:t xml:space="preserve">: Write failure used compensating rollback; ambiguous write could leave XP awarded while progress was rolled back, leading to duplicate XP on retry.</w:t>
+      </w:r>
+    </w:p>
+    <w:p>
+      <w:pPr>
+        <w:pStyle w:val="ListParagraph"/>
+        <w:numPr>
+          <w:ilvl w:val="0"/>
+          <w:numId w:val="1"/>
+        </w:numPr>
+        <w:spacing w:after="50"/>
+      </w:pPr>
+      <w:r>
+        <w:rPr>
+          <w:b/>
+          <w:bCs/>
+        </w:rPr>
+        <w:t xml:space="preserve">After</w:t>
+      </w:r>
+      <w:r>
+        <w:t xml:space="preserve">: Single atomic conditional write records reward key and increments XP; retry after ambiguous write evaluates to `modifiedCount: 0`; exactly-once XP award guaranteed.</w:t>
+      </w:r>
+    </w:p>
+    <w:p>
+      <w:pPr>
+        <w:pStyle w:val="Heading2"/>
+        <w:spacing w:after="100" w:before="200"/>
+      </w:pPr>
+      <w:r>
+        <w:t xml:space="preserve">23. Known Limitations</w:t>
+      </w:r>
+    </w:p>
+    <w:p>
+      <w:pPr>
+        <w:pStyle w:val="ListParagraph"/>
+        <w:numPr>
+          <w:ilvl w:val="0"/>
+          <w:numId w:val="1"/>
+        </w:numPr>
+        <w:spacing w:after="50"/>
+      </w:pPr>
+      <w:r>
+        <w:t xml:space="preserve">None for V1 single-engine architectures.</w:t>
+      </w:r>
+    </w:p>
+    <w:p>
+      <w:pPr>
+        <w:pStyle w:val="Heading2"/>
+        <w:spacing w:after="100" w:before="200"/>
+      </w:pPr>
+      <w:r>
+        <w:t xml:space="preserve">24. Remaining Risks</w:t>
+      </w:r>
+    </w:p>
+    <w:p>
+      <w:pPr>
+        <w:pStyle w:val="ListParagraph"/>
+        <w:numPr>
+          <w:ilvl w:val="0"/>
+          <w:numId w:val="1"/>
+        </w:numPr>
+        <w:spacing w:after="50"/>
+      </w:pPr>
+      <w:r>
+        <w:t xml:space="preserve">None.</w:t>
+      </w:r>
+    </w:p>
+    <w:p>
+      <w:pPr>
+        <w:pStyle w:val="Heading2"/>
+        <w:spacing w:after="100" w:before="200"/>
+      </w:pPr>
+      <w:r>
+        <w:t xml:space="preserve">25. Future Dependencies</w:t>
+      </w:r>
+    </w:p>
+    <w:p>
+      <w:pPr>
+        <w:pStyle w:val="ListParagraph"/>
+        <w:numPr>
+          <w:ilvl w:val="0"/>
+          <w:numId w:val="1"/>
+        </w:numPr>
+        <w:spacing w:after="50"/>
+      </w:pPr>
+      <w:r>
+        <w:t xml:space="preserve">Chapter 2 access card investigation mechanics.</w:t>
+      </w:r>
+    </w:p>
+    <w:p>
+      <w:pPr>
+        <w:pStyle w:val="Heading2"/>
+        <w:spacing w:after="100" w:before="200"/>
+      </w:pPr>
+      <w:r>
+        <w:t xml:space="preserve">26. Follow-up Work</w:t>
+      </w:r>
+    </w:p>
+    <w:p>
+      <w:pPr>
+        <w:pStyle w:val="ListParagraph"/>
+        <w:numPr>
+          <w:ilvl w:val="0"/>
+          <w:numId w:val="1"/>
+        </w:numPr>
+        <w:spacing w:after="50"/>
+      </w:pPr>
+      <w:r>
+        <w:t xml:space="preserve">Present verified idempotency implementation and test report to user.</w:t>
+      </w:r>
+    </w:p>
+    <w:p>
+      <w:pPr>
+        <w:pStyle w:val="Heading2"/>
+        <w:spacing w:after="100" w:before="200"/>
+      </w:pPr>
+      <w:r>
+        <w:t xml:space="preserve">27. Reusable Engineering Lesson</w:t>
+      </w:r>
+    </w:p>
+    <w:p>
+      <w:pPr>
+        <w:spacing w:after="100"/>
+      </w:pPr>
+      <w:r>
+        <w:t xml:space="preserve">To achieve genuine exactly-once reward semantics in MongoDB without multi-document transactions, combine the balance mutation and the idempotency key recording into a single document-level atomic update with a conditional `$ne` filter.</w:t>
+      </w:r>
+    </w:p>
+    <w:p>
+      <w:pPr>
+        <w:pStyle w:val="Heading2"/>
+        <w:spacing w:after="100" w:before="200"/>
+      </w:pPr>
+      <w:r>
+        <w:t xml:space="preserve">28. Tags / Classification</w:t>
+      </w:r>
+    </w:p>
+    <w:p>
+      <w:pPr>
+        <w:spacing w:after="100"/>
+      </w:pPr>
+      <w:r>
+        <w:t xml:space="preserve">`games`, `case-001`, `xp-idempotency`, `reward-tokens`, `atomic-conditional-update`, `retry-safety`, `ambiguous-write-resiliency`, `vitest`</w:t>
       </w:r>
     </w:p>
     <w:sectPr>
